--- a/report/final_report.docx
+++ b/report/final_report.docx
@@ -358,7 +358,7 @@
           <w:color w:val="183153"/>
           <w:sz w:val="22"/>
         </w:rPr>
-        <w:t>姓名：____________　学号：____________　班级：____________</w:t>
+        <w:t>姓名：提交前填写　学号：提交前填写　班级：提交前填写</w:t>
       </w:r>
     </w:p>
     <w:p>
@@ -373,6 +373,34 @@
           <w:sz w:val="22"/>
         </w:rPr>
         <w:t>完成日期：2026年6月</w:t>
+      </w:r>
+    </w:p>
+    <w:p>
+      <w:pPr>
+        <w:jc w:val="center"/>
+      </w:pPr>
+      <w:r>
+        <w:rPr>
+          <w:rFonts w:ascii="SimSun" w:hAnsi="SimSun" w:eastAsia="SimSun"/>
+          <w:b w:val="0"/>
+          <w:color w:val="657786"/>
+          <w:sz w:val="19"/>
+        </w:rPr>
+        <w:t>GitHub：https://github.com/Lebron-shun/ecg-sampling-adc-noise-robustness</w:t>
+      </w:r>
+    </w:p>
+    <w:p>
+      <w:pPr>
+        <w:jc w:val="center"/>
+      </w:pPr>
+      <w:r>
+        <w:rPr>
+          <w:rFonts w:ascii="SimSun" w:hAnsi="SimSun" w:eastAsia="SimSun"/>
+          <w:b w:val="0"/>
+          <w:color w:val="657786"/>
+          <w:sz w:val="19"/>
+        </w:rPr>
+        <w:t>交互展示：https://lebron-shun.github.io/ecg-sampling-adc-noise-robustness/</w:t>
       </w:r>
       <w:r>
         <w:br w:type="page"/>
@@ -398,7 +426,7 @@
           <w:color w:val="183153"/>
           <w:sz w:val="21"/>
         </w:rPr>
-        <w:t>面向长时程可穿戴心电监护中的存储、传输与抗噪权衡，本项目构建了可复现的虚拟ECG采集系统，系统研究采样率与ADC有效位数对R峰检测的联合影响。实验使用MIT-BIH Arrhythmia Database的48条动态心电记录，以及MIT-BIH Noise Stress Test Database中12条标准电极运动伪影记录。对5种采样率和6种有效位数组成的30种配置进行全因子评价。结果推荐360 Hz / 6 bit：干净条件合并F1为99.305%，相对360 Hz / 11 bit参考配置下降0.086个百分点，同时将单通道原始数据率降低45.5%。该结论适用于R峰和RR监测任务，不能外推到临床诊断或真实硬件功耗。</w:t>
+        <w:t>面向长时程可穿戴心电监护中的存储、传输与抗噪权衡，本项目构建了一个可复现的虚拟ECG采集系统，系统研究采样率与ADC有效位数对R峰检测的联合影响。实验使用MIT-BIH Arrhythmia Database的48条动态心电记录，以及MIT-BIH Noise Stress Test Database中12条标准电极运动伪影记录。虚拟采集链路包含0.5-40 Hz前端响应、抗混叠重采样、固定10 mV满量程量化和固定参数XQRS检测器。对5种采样率和6种有效位数组成的30种配置进行全因子评价，并使用灵敏度、阳性预测率、F1、R峰时间误差、削顶率和原始数据率进行综合比较。</w:t>
       </w:r>
     </w:p>
     <w:p>
@@ -413,7 +441,22 @@
           <w:color w:val="183153"/>
           <w:sz w:val="21"/>
         </w:rPr>
-        <w:t>关键词：心电信号；采样率；ADC有效位数；R峰检测；运动伪影；可穿戴监护</w:t>
+        <w:t>结果表明，推荐配置为360 Hz / 6 bit。其干净条件合并F1为99.305%，参考配置360 Hz / 11 bit为99.391%，下降0.086个百分点；R峰时间误差中位数为0.00 ms。推荐配置将单通道原始数据率降至2160 bit/s，相对参考配置减少45.5%。在SNR不低于6 dB的标准运动伪影条件下，相对参考配置的最差F1下降为0.35个百分点。研究说明，在以R峰与RR间期监测为目标的条件下，可通过任务导向的采集参数联合设计显著降低数据量；但结论不能外推到ST段分析、临床诊断或真实硬件功耗。</w:t>
+      </w:r>
+    </w:p>
+    <w:p>
+      <w:pPr>
+        <w:spacing w:after="120" w:line="307" w:lineRule="auto"/>
+        <w:jc w:val="both"/>
+      </w:pPr>
+      <w:r>
+        <w:rPr>
+          <w:rFonts w:ascii="SimSun" w:hAnsi="SimSun" w:eastAsia="SimSun"/>
+          <w:b w:val="0"/>
+          <w:color w:val="183153"/>
+          <w:sz w:val="21"/>
+        </w:rPr>
+        <w:t>关键词： 心电信号；采样率；ADC有效位数；R峰检测；运动伪影；可穿戴监护</w:t>
       </w:r>
     </w:p>
     <w:p>
@@ -436,7 +479,7 @@
           <w:color w:val="183153"/>
           <w:sz w:val="21"/>
         </w:rPr>
-        <w:t>动态心电监护需要长时间采集人体表面ECG，并从中提取R峰、RR间期和心率。可穿戴设备受到电池、存储空间和无线传输带宽限制。提高采样率和ADC位数能够保留更多细节，但也增加数据率与处理负担；过度降低配置则可能造成QRS波失真、R峰定位误差增加，并降低噪声环境下的检测可靠性。</w:t>
+        <w:t>动态心电监护需要长时间采集人体表面ECG，并从中提取R峰、RR间期和心率。可穿戴设备通常受到电池、存储空间和无线传输带宽限制。提高采样率和ADC位数能够保留更多细节，但也增加数据率与处理负担；过度降低配置则可能造成QRS形态失真、R峰定位误差增加，并降低噪声环境下的检测可靠性。</w:t>
       </w:r>
     </w:p>
     <w:p>
@@ -451,7 +494,551 @@
           <w:color w:val="183153"/>
           <w:sz w:val="21"/>
         </w:rPr>
-        <w:t>本项目不进行疾病分类，而是将系统性能限定为R峰监测任务。在统一算法和固定输入量程下，定量研究采样率、有效位数和运动伪影的联合影响，并寻找性能与数据率之间的工程折中。</w:t>
+        <w:t>表1将医学应用需求、工程约束和评价指标对应起来。本项目将问题限定为R峰与RR间期监测任务，不进行疾病分类、ST段分析或临床决策。研究目标是在统一算法和固定输入量程下，定量回答采样率、ADC有效位数和运动伪影如何共同影响R峰检测，并寻找性能与数据率之间的合理折中。</w:t>
+      </w:r>
+    </w:p>
+    <w:p>
+      <w:pPr>
+        <w:spacing w:after="120" w:line="307" w:lineRule="auto"/>
+        <w:jc w:val="both"/>
+      </w:pPr>
+      <w:r>
+        <w:rPr>
+          <w:rFonts w:ascii="SimSun" w:hAnsi="SimSun" w:eastAsia="SimSun"/>
+          <w:b w:val="0"/>
+          <w:color w:val="183153"/>
+          <w:sz w:val="21"/>
+        </w:rPr>
+        <w:t>表1　医学应用需求、工程约束与评价指标</w:t>
+      </w:r>
+    </w:p>
+    <w:tbl>
+      <w:tblPr>
+        <w:tblStyle w:val="TableGrid"/>
+        <w:tblW w:type="auto" w:w="0"/>
+        <w:jc w:val="center"/>
+        <w:tblLayout w:type="fixed"/>
+        <w:tblLook w:firstColumn="1" w:firstRow="1" w:lastColumn="0" w:lastRow="0" w:noHBand="0" w:noVBand="1" w:val="04A0"/>
+      </w:tblPr>
+      <w:tblGrid>
+        <w:gridCol w:w="3216"/>
+        <w:gridCol w:w="3216"/>
+        <w:gridCol w:w="3216"/>
+      </w:tblGrid>
+      <w:tr>
+        <w:trPr>
+          <w:tblHeader w:val="true"/>
+        </w:trPr>
+        <w:tc>
+          <w:tcPr>
+            <w:tcW w:type="dxa" w:w="2376"/>
+            <w:vAlign w:val="center"/>
+            <w:shd w:fill="276FBF"/>
+            <w:tcMar>
+              <w:top w:w="90" w:type="dxa"/>
+              <w:start w:w="110" w:type="dxa"/>
+              <w:bottom w:w="90" w:type="dxa"/>
+              <w:end w:w="110" w:type="dxa"/>
+            </w:tcMar>
+          </w:tcPr>
+          <w:p>
+            <w:pPr>
+              <w:jc w:val="center"/>
+            </w:pPr>
+            <w:r>
+              <w:rPr>
+                <w:rFonts w:ascii="Microsoft YaHei" w:hAnsi="Microsoft YaHei" w:eastAsia="Microsoft YaHei"/>
+                <w:b/>
+                <w:color w:val="FFFFFF"/>
+                <w:sz w:val="18"/>
+              </w:rPr>
+              <w:t>应用需求</w:t>
+            </w:r>
+          </w:p>
+        </w:tc>
+        <w:tc>
+          <w:tcPr>
+            <w:tcW w:type="dxa" w:w="3096"/>
+            <w:vAlign w:val="center"/>
+            <w:shd w:fill="276FBF"/>
+            <w:tcMar>
+              <w:top w:w="90" w:type="dxa"/>
+              <w:start w:w="110" w:type="dxa"/>
+              <w:bottom w:w="90" w:type="dxa"/>
+              <w:end w:w="110" w:type="dxa"/>
+            </w:tcMar>
+          </w:tcPr>
+          <w:p>
+            <w:pPr>
+              <w:jc w:val="center"/>
+            </w:pPr>
+            <w:r>
+              <w:rPr>
+                <w:rFonts w:ascii="Microsoft YaHei" w:hAnsi="Microsoft YaHei" w:eastAsia="Microsoft YaHei"/>
+                <w:b/>
+                <w:color w:val="FFFFFF"/>
+                <w:sz w:val="18"/>
+              </w:rPr>
+              <w:t>工程约束</w:t>
+            </w:r>
+          </w:p>
+        </w:tc>
+        <w:tc>
+          <w:tcPr>
+            <w:tcW w:type="dxa" w:w="3672"/>
+            <w:vAlign w:val="center"/>
+            <w:shd w:fill="276FBF"/>
+            <w:tcMar>
+              <w:top w:w="90" w:type="dxa"/>
+              <w:start w:w="110" w:type="dxa"/>
+              <w:bottom w:w="90" w:type="dxa"/>
+              <w:end w:w="110" w:type="dxa"/>
+            </w:tcMar>
+          </w:tcPr>
+          <w:p>
+            <w:pPr>
+              <w:jc w:val="center"/>
+            </w:pPr>
+            <w:r>
+              <w:rPr>
+                <w:rFonts w:ascii="Microsoft YaHei" w:hAnsi="Microsoft YaHei" w:eastAsia="Microsoft YaHei"/>
+                <w:b/>
+                <w:color w:val="FFFFFF"/>
+                <w:sz w:val="18"/>
+              </w:rPr>
+              <w:t>本项目评价指标</w:t>
+            </w:r>
+          </w:p>
+        </w:tc>
+      </w:tr>
+      <w:tr>
+        <w:tc>
+          <w:tcPr>
+            <w:tcW w:type="dxa" w:w="2376"/>
+            <w:vAlign w:val="center"/>
+            <w:tcMar>
+              <w:top w:w="90" w:type="dxa"/>
+              <w:start w:w="110" w:type="dxa"/>
+              <w:bottom w:w="90" w:type="dxa"/>
+              <w:end w:w="110" w:type="dxa"/>
+            </w:tcMar>
+            <w:shd w:fill="F4F8FC"/>
+          </w:tcPr>
+          <w:p>
+            <w:pPr>
+              <w:jc w:val="left"/>
+            </w:pPr>
+            <w:r>
+              <w:rPr>
+                <w:rFonts w:ascii="SimSun" w:hAnsi="SimSun" w:eastAsia="SimSun"/>
+                <w:b w:val="0"/>
+                <w:color w:val="183153"/>
+                <w:sz w:val="17"/>
+              </w:rPr>
+              <w:t>长时间心率与RR间期监测</w:t>
+            </w:r>
+          </w:p>
+        </w:tc>
+        <w:tc>
+          <w:tcPr>
+            <w:tcW w:type="dxa" w:w="3096"/>
+            <w:vAlign w:val="center"/>
+            <w:tcMar>
+              <w:top w:w="90" w:type="dxa"/>
+              <w:start w:w="110" w:type="dxa"/>
+              <w:bottom w:w="90" w:type="dxa"/>
+              <w:end w:w="110" w:type="dxa"/>
+            </w:tcMar>
+            <w:shd w:fill="F4F8FC"/>
+          </w:tcPr>
+          <w:p>
+            <w:pPr>
+              <w:jc w:val="center"/>
+            </w:pPr>
+            <w:r>
+              <w:rPr>
+                <w:rFonts w:ascii="SimSun" w:hAnsi="SimSun" w:eastAsia="SimSun"/>
+                <w:b w:val="0"/>
+                <w:color w:val="183153"/>
+                <w:sz w:val="17"/>
+              </w:rPr>
+              <w:t>存储容量、无线传输带宽、电池供电</w:t>
+            </w:r>
+          </w:p>
+        </w:tc>
+        <w:tc>
+          <w:tcPr>
+            <w:tcW w:type="dxa" w:w="3672"/>
+            <w:vAlign w:val="center"/>
+            <w:tcMar>
+              <w:top w:w="90" w:type="dxa"/>
+              <w:start w:w="110" w:type="dxa"/>
+              <w:bottom w:w="90" w:type="dxa"/>
+              <w:end w:w="110" w:type="dxa"/>
+            </w:tcMar>
+            <w:shd w:fill="F4F8FC"/>
+          </w:tcPr>
+          <w:p>
+            <w:pPr>
+              <w:jc w:val="center"/>
+            </w:pPr>
+            <w:r>
+              <w:rPr>
+                <w:rFonts w:ascii="SimSun" w:hAnsi="SimSun" w:eastAsia="SimSun"/>
+                <w:b w:val="0"/>
+                <w:color w:val="183153"/>
+                <w:sz w:val="17"/>
+              </w:rPr>
+              <w:t>原始数据率、每日存储量</w:t>
+            </w:r>
+          </w:p>
+        </w:tc>
+      </w:tr>
+      <w:tr>
+        <w:tc>
+          <w:tcPr>
+            <w:tcW w:type="dxa" w:w="2376"/>
+            <w:vAlign w:val="center"/>
+            <w:tcMar>
+              <w:top w:w="90" w:type="dxa"/>
+              <w:start w:w="110" w:type="dxa"/>
+              <w:bottom w:w="90" w:type="dxa"/>
+              <w:end w:w="110" w:type="dxa"/>
+            </w:tcMar>
+          </w:tcPr>
+          <w:p>
+            <w:pPr>
+              <w:jc w:val="left"/>
+            </w:pPr>
+            <w:r>
+              <w:rPr>
+                <w:rFonts w:ascii="SimSun" w:hAnsi="SimSun" w:eastAsia="SimSun"/>
+                <w:b w:val="0"/>
+                <w:color w:val="183153"/>
+                <w:sz w:val="17"/>
+              </w:rPr>
+              <w:t>可穿戴运动场景</w:t>
+            </w:r>
+          </w:p>
+        </w:tc>
+        <w:tc>
+          <w:tcPr>
+            <w:tcW w:type="dxa" w:w="3096"/>
+            <w:vAlign w:val="center"/>
+            <w:tcMar>
+              <w:top w:w="90" w:type="dxa"/>
+              <w:start w:w="110" w:type="dxa"/>
+              <w:bottom w:w="90" w:type="dxa"/>
+              <w:end w:w="110" w:type="dxa"/>
+            </w:tcMar>
+          </w:tcPr>
+          <w:p>
+            <w:pPr>
+              <w:jc w:val="center"/>
+            </w:pPr>
+            <w:r>
+              <w:rPr>
+                <w:rFonts w:ascii="SimSun" w:hAnsi="SimSun" w:eastAsia="SimSun"/>
+                <w:b w:val="0"/>
+                <w:color w:val="183153"/>
+                <w:sz w:val="17"/>
+              </w:rPr>
+              <w:t>电极运动伪影、基线漂移、瞬态干扰</w:t>
+            </w:r>
+          </w:p>
+        </w:tc>
+        <w:tc>
+          <w:tcPr>
+            <w:tcW w:type="dxa" w:w="3672"/>
+            <w:vAlign w:val="center"/>
+            <w:tcMar>
+              <w:top w:w="90" w:type="dxa"/>
+              <w:start w:w="110" w:type="dxa"/>
+              <w:bottom w:w="90" w:type="dxa"/>
+              <w:end w:w="110" w:type="dxa"/>
+            </w:tcMar>
+          </w:tcPr>
+          <w:p>
+            <w:pPr>
+              <w:jc w:val="center"/>
+            </w:pPr>
+            <w:r>
+              <w:rPr>
+                <w:rFonts w:ascii="SimSun" w:hAnsi="SimSun" w:eastAsia="SimSun"/>
+                <w:b w:val="0"/>
+                <w:color w:val="183153"/>
+                <w:sz w:val="17"/>
+              </w:rPr>
+              <w:t>不同SNR下的F1与相对下降</w:t>
+            </w:r>
+          </w:p>
+        </w:tc>
+      </w:tr>
+      <w:tr>
+        <w:tc>
+          <w:tcPr>
+            <w:tcW w:type="dxa" w:w="2376"/>
+            <w:vAlign w:val="center"/>
+            <w:tcMar>
+              <w:top w:w="90" w:type="dxa"/>
+              <w:start w:w="110" w:type="dxa"/>
+              <w:bottom w:w="90" w:type="dxa"/>
+              <w:end w:w="110" w:type="dxa"/>
+            </w:tcMar>
+            <w:shd w:fill="F4F8FC"/>
+          </w:tcPr>
+          <w:p>
+            <w:pPr>
+              <w:jc w:val="left"/>
+            </w:pPr>
+            <w:r>
+              <w:rPr>
+                <w:rFonts w:ascii="SimSun" w:hAnsi="SimSun" w:eastAsia="SimSun"/>
+                <w:b w:val="0"/>
+                <w:color w:val="183153"/>
+                <w:sz w:val="17"/>
+              </w:rPr>
+              <w:t>R峰可靠检出</w:t>
+            </w:r>
+          </w:p>
+        </w:tc>
+        <w:tc>
+          <w:tcPr>
+            <w:tcW w:type="dxa" w:w="3096"/>
+            <w:vAlign w:val="center"/>
+            <w:tcMar>
+              <w:top w:w="90" w:type="dxa"/>
+              <w:start w:w="110" w:type="dxa"/>
+              <w:bottom w:w="90" w:type="dxa"/>
+              <w:end w:w="110" w:type="dxa"/>
+            </w:tcMar>
+            <w:shd w:fill="F4F8FC"/>
+          </w:tcPr>
+          <w:p>
+            <w:pPr>
+              <w:jc w:val="center"/>
+            </w:pPr>
+            <w:r>
+              <w:rPr>
+                <w:rFonts w:ascii="SimSun" w:hAnsi="SimSun" w:eastAsia="SimSun"/>
+                <w:b w:val="0"/>
+                <w:color w:val="183153"/>
+                <w:sz w:val="17"/>
+              </w:rPr>
+              <w:t>采样率、ADC有效位数、检测器鲁棒性</w:t>
+            </w:r>
+          </w:p>
+        </w:tc>
+        <w:tc>
+          <w:tcPr>
+            <w:tcW w:type="dxa" w:w="3672"/>
+            <w:vAlign w:val="center"/>
+            <w:tcMar>
+              <w:top w:w="90" w:type="dxa"/>
+              <w:start w:w="110" w:type="dxa"/>
+              <w:bottom w:w="90" w:type="dxa"/>
+              <w:end w:w="110" w:type="dxa"/>
+            </w:tcMar>
+            <w:shd w:fill="F4F8FC"/>
+          </w:tcPr>
+          <w:p>
+            <w:pPr>
+              <w:jc w:val="center"/>
+            </w:pPr>
+            <w:r>
+              <w:rPr>
+                <w:rFonts w:ascii="SimSun" w:hAnsi="SimSun" w:eastAsia="SimSun"/>
+                <w:b w:val="0"/>
+                <w:color w:val="183153"/>
+                <w:sz w:val="17"/>
+              </w:rPr>
+              <w:t>灵敏度、PPV、合并F1、宏平均F1</w:t>
+            </w:r>
+          </w:p>
+        </w:tc>
+      </w:tr>
+      <w:tr>
+        <w:tc>
+          <w:tcPr>
+            <w:tcW w:type="dxa" w:w="2376"/>
+            <w:vAlign w:val="center"/>
+            <w:tcMar>
+              <w:top w:w="90" w:type="dxa"/>
+              <w:start w:w="110" w:type="dxa"/>
+              <w:bottom w:w="90" w:type="dxa"/>
+              <w:end w:w="110" w:type="dxa"/>
+            </w:tcMar>
+          </w:tcPr>
+          <w:p>
+            <w:pPr>
+              <w:jc w:val="left"/>
+            </w:pPr>
+            <w:r>
+              <w:rPr>
+                <w:rFonts w:ascii="SimSun" w:hAnsi="SimSun" w:eastAsia="SimSun"/>
+                <w:b w:val="0"/>
+                <w:color w:val="183153"/>
+                <w:sz w:val="17"/>
+              </w:rPr>
+              <w:t>R峰定位精度</w:t>
+            </w:r>
+          </w:p>
+        </w:tc>
+        <w:tc>
+          <w:tcPr>
+            <w:tcW w:type="dxa" w:w="3096"/>
+            <w:vAlign w:val="center"/>
+            <w:tcMar>
+              <w:top w:w="90" w:type="dxa"/>
+              <w:start w:w="110" w:type="dxa"/>
+              <w:bottom w:w="90" w:type="dxa"/>
+              <w:end w:w="110" w:type="dxa"/>
+            </w:tcMar>
+          </w:tcPr>
+          <w:p>
+            <w:pPr>
+              <w:jc w:val="center"/>
+            </w:pPr>
+            <w:r>
+              <w:rPr>
+                <w:rFonts w:ascii="SimSun" w:hAnsi="SimSun" w:eastAsia="SimSun"/>
+                <w:b w:val="0"/>
+                <w:color w:val="183153"/>
+                <w:sz w:val="17"/>
+              </w:rPr>
+              <w:t>采样时间间隔与抗混叠滤波</w:t>
+            </w:r>
+          </w:p>
+        </w:tc>
+        <w:tc>
+          <w:tcPr>
+            <w:tcW w:type="dxa" w:w="3672"/>
+            <w:vAlign w:val="center"/>
+            <w:tcMar>
+              <w:top w:w="90" w:type="dxa"/>
+              <w:start w:w="110" w:type="dxa"/>
+              <w:bottom w:w="90" w:type="dxa"/>
+              <w:end w:w="110" w:type="dxa"/>
+            </w:tcMar>
+          </w:tcPr>
+          <w:p>
+            <w:pPr>
+              <w:jc w:val="center"/>
+            </w:pPr>
+            <w:r>
+              <w:rPr>
+                <w:rFonts w:ascii="SimSun" w:hAnsi="SimSun" w:eastAsia="SimSun"/>
+                <w:b w:val="0"/>
+                <w:color w:val="183153"/>
+                <w:sz w:val="17"/>
+              </w:rPr>
+              <w:t>时间误差中位数、P95时间误差</w:t>
+            </w:r>
+          </w:p>
+        </w:tc>
+      </w:tr>
+      <w:tr>
+        <w:tc>
+          <w:tcPr>
+            <w:tcW w:type="dxa" w:w="2376"/>
+            <w:vAlign w:val="center"/>
+            <w:tcMar>
+              <w:top w:w="90" w:type="dxa"/>
+              <w:start w:w="110" w:type="dxa"/>
+              <w:bottom w:w="90" w:type="dxa"/>
+              <w:end w:w="110" w:type="dxa"/>
+            </w:tcMar>
+            <w:shd w:fill="F4F8FC"/>
+          </w:tcPr>
+          <w:p>
+            <w:pPr>
+              <w:jc w:val="left"/>
+            </w:pPr>
+            <w:r>
+              <w:rPr>
+                <w:rFonts w:ascii="SimSun" w:hAnsi="SimSun" w:eastAsia="SimSun"/>
+                <w:b w:val="0"/>
+                <w:color w:val="183153"/>
+                <w:sz w:val="17"/>
+              </w:rPr>
+              <w:t>可复现工程评估</w:t>
+            </w:r>
+          </w:p>
+        </w:tc>
+        <w:tc>
+          <w:tcPr>
+            <w:tcW w:type="dxa" w:w="3096"/>
+            <w:vAlign w:val="center"/>
+            <w:tcMar>
+              <w:top w:w="90" w:type="dxa"/>
+              <w:start w:w="110" w:type="dxa"/>
+              <w:bottom w:w="90" w:type="dxa"/>
+              <w:end w:w="110" w:type="dxa"/>
+            </w:tcMar>
+            <w:shd w:fill="F4F8FC"/>
+          </w:tcPr>
+          <w:p>
+            <w:pPr>
+              <w:jc w:val="center"/>
+            </w:pPr>
+            <w:r>
+              <w:rPr>
+                <w:rFonts w:ascii="SimSun" w:hAnsi="SimSun" w:eastAsia="SimSun"/>
+                <w:b w:val="0"/>
+                <w:color w:val="183153"/>
+                <w:sz w:val="17"/>
+              </w:rPr>
+              <w:t>公开数据、固定参数、自动化脚本</w:t>
+            </w:r>
+          </w:p>
+        </w:tc>
+        <w:tc>
+          <w:tcPr>
+            <w:tcW w:type="dxa" w:w="3672"/>
+            <w:vAlign w:val="center"/>
+            <w:tcMar>
+              <w:top w:w="90" w:type="dxa"/>
+              <w:start w:w="110" w:type="dxa"/>
+              <w:bottom w:w="90" w:type="dxa"/>
+              <w:end w:w="110" w:type="dxa"/>
+            </w:tcMar>
+            <w:shd w:fill="F4F8FC"/>
+          </w:tcPr>
+          <w:p>
+            <w:pPr>
+              <w:jc w:val="center"/>
+            </w:pPr>
+            <w:r>
+              <w:rPr>
+                <w:rFonts w:ascii="SimSun" w:hAnsi="SimSun" w:eastAsia="SimSun"/>
+                <w:b w:val="0"/>
+                <w:color w:val="183153"/>
+                <w:sz w:val="17"/>
+              </w:rPr>
+              <w:t>数据清单、逐记录结果、审核报告</w:t>
+            </w:r>
+          </w:p>
+        </w:tc>
+      </w:tr>
+    </w:tbl>
+    <w:p>
+      <w:pPr>
+        <w:spacing w:after="40"/>
+      </w:pPr>
+    </w:p>
+    <w:p>
+      <w:pPr>
+        <w:spacing w:after="120" w:line="307" w:lineRule="auto"/>
+        <w:jc w:val="both"/>
+      </w:pPr>
+      <w:r>
+        <w:rPr>
+          <w:rFonts w:ascii="SimSun" w:hAnsi="SimSun" w:eastAsia="SimSun"/>
+          <w:b w:val="0"/>
+          <w:color w:val="183153"/>
+          <w:sz w:val="21"/>
+        </w:rPr>
+        <w:t>本项目交付物包括虚拟ECG采集与数字处理模块、全因子评估脚本、结果表与图像、课程报告、GitHub开源仓库以及交互展示网页。</w:t>
       </w:r>
     </w:p>
     <w:p>
@@ -463,7 +1050,7 @@
         <w:drawing>
           <wp:inline xmlns:a="http://schemas.openxmlformats.org/drawingml/2006/main" xmlns:pic="http://schemas.openxmlformats.org/drawingml/2006/picture">
             <wp:extent cx="5715000" cy="1603155"/>
-            <wp:docPr id="1" name="Picture 1" descr="Image: image1.png"/>
+            <wp:docPr id="1" name="Picture 1"/>
             <wp:cNvGraphicFramePr>
               <a:graphicFrameLocks noChangeAspect="1"/>
             </wp:cNvGraphicFramePr>
@@ -506,7 +1093,7 @@
           <w:color w:val="657786"/>
           <w:sz w:val="18"/>
         </w:rPr>
-        <w:t>图1　系统总体框图</w:t>
+        <w:t>图1　系统总体框图。模拟前端为参数化模型，非实物医疗硬件。</w:t>
       </w:r>
     </w:p>
     <w:p>
@@ -522,7 +1109,7 @@
         <w:pStyle w:val="Heading2"/>
       </w:pPr>
       <w:r>
-        <w:t>2.1 系统组成与设计约束</w:t>
+        <w:t>2.1 系统位置与输入输出关系</w:t>
       </w:r>
     </w:p>
     <w:p>
@@ -537,7 +1124,105 @@
           <w:color w:val="183153"/>
           <w:sz w:val="21"/>
         </w:rPr>
-        <w:t>虚拟系统由表面电极、保护与仪表放大、0.5-40 Hz模拟前端、可配置采样与量化、数字QRS检测和结果输出组成。本作业实际实现虚拟采集与数字处理模块，不声称制作真实医疗硬件。</w:t>
+        <w:t>完整可穿戴ECG监护系统可由表面电极、输入保护、仪表放大、模拟滤波、ADC采样、数字处理、显示/通信和数据存储模块组成。图1显示了该完整链路。本作业实际实现其中的虚拟采集与数字处理模块：输入为公开ECG记录及其人工标注，输出为不同采样率和ADC有效位数下的R峰检测性能、数据率、抗噪退化和推荐配置。本项目不声称制作真实硬件，但在参数设计中保留模拟前端带宽、满量程、抗混叠过渡带等工程约束。</w:t>
+      </w:r>
+    </w:p>
+    <w:p>
+      <w:pPr>
+        <w:pStyle w:val="Heading2"/>
+      </w:pPr>
+      <w:r>
+        <w:t>2.2 核心设计指标</w:t>
+      </w:r>
+    </w:p>
+    <w:p>
+      <w:pPr>
+        <w:spacing w:after="120" w:line="307" w:lineRule="auto"/>
+        <w:jc w:val="both"/>
+      </w:pPr>
+      <w:r>
+        <w:rPr>
+          <w:rFonts w:ascii="SimSun" w:hAnsi="SimSun" w:eastAsia="SimSun"/>
+          <w:b w:val="0"/>
+          <w:color w:val="183153"/>
+          <w:sz w:val="21"/>
+        </w:rPr>
+        <w:t>固定满量程为10 mV峰峰值。N位ADC的量化步长为：</w:t>
+      </w:r>
+    </w:p>
+    <w:p>
+      <w:pPr>
+        <w:spacing w:after="120" w:line="307" w:lineRule="auto"/>
+        <w:jc w:val="both"/>
+      </w:pPr>
+      <w:r>
+        <w:rPr>
+          <w:rFonts w:ascii="SimSun" w:hAnsi="SimSun" w:eastAsia="SimSun"/>
+          <w:b w:val="0"/>
+          <w:color w:val="183153"/>
+          <w:sz w:val="21"/>
+        </w:rPr>
+        <w:t>LSB = 10 mV / 2^N</w:t>
+      </w:r>
+    </w:p>
+    <w:p>
+      <w:pPr>
+        <w:spacing w:after="120" w:line="307" w:lineRule="auto"/>
+        <w:jc w:val="both"/>
+      </w:pPr>
+      <w:r>
+        <w:rPr>
+          <w:rFonts w:ascii="SimSun" w:hAnsi="SimSun" w:eastAsia="SimSun"/>
+          <w:b w:val="0"/>
+          <w:color w:val="183153"/>
+          <w:sz w:val="21"/>
+        </w:rPr>
+        <w:t>单通道无压缩数据率为：</w:t>
+      </w:r>
+    </w:p>
+    <w:p>
+      <w:pPr>
+        <w:spacing w:after="120" w:line="307" w:lineRule="auto"/>
+        <w:jc w:val="both"/>
+      </w:pPr>
+      <w:r>
+        <w:rPr>
+          <w:rFonts w:ascii="SimSun" w:hAnsi="SimSun" w:eastAsia="SimSun"/>
+          <w:b w:val="0"/>
+          <w:color w:val="183153"/>
+          <w:sz w:val="21"/>
+        </w:rPr>
+        <w:t>R = fs × N</w:t>
+      </w:r>
+    </w:p>
+    <w:p>
+      <w:pPr>
+        <w:spacing w:after="120" w:line="307" w:lineRule="auto"/>
+        <w:jc w:val="both"/>
+      </w:pPr>
+      <w:r>
+        <w:rPr>
+          <w:rFonts w:ascii="SimSun" w:hAnsi="SimSun" w:eastAsia="SimSun"/>
+          <w:b w:val="0"/>
+          <w:color w:val="183153"/>
+          <w:sz w:val="21"/>
+        </w:rPr>
+        <w:t>候选采样率为360、250、180、125和100 Hz；有效位数为11、10、9、8、7和6 bit。原始数据库为360 Hz、11 bit，因此不研究更高位数的收益。</w:t>
+      </w:r>
+    </w:p>
+    <w:p>
+      <w:pPr>
+        <w:spacing w:after="120" w:line="307" w:lineRule="auto"/>
+        <w:jc w:val="both"/>
+      </w:pPr>
+      <w:r>
+        <w:rPr>
+          <w:rFonts w:ascii="SimSun" w:hAnsi="SimSun" w:eastAsia="SimSun"/>
+          <w:b w:val="0"/>
+          <w:color w:val="183153"/>
+          <w:sz w:val="21"/>
+        </w:rPr>
+        <w:t>表2　核心设计指标与约束</w:t>
       </w:r>
     </w:p>
     <w:tbl>
@@ -559,7 +1244,7 @@
         </w:trPr>
         <w:tc>
           <w:tcPr>
-            <w:tcW w:type="dxa" w:w="1944"/>
+            <w:tcW w:type="dxa" w:w="2376"/>
             <w:vAlign w:val="center"/>
             <w:shd w:fill="276FBF"/>
             <w:tcMar>
@@ -580,13 +1265,13 @@
                 <w:color w:val="FFFFFF"/>
                 <w:sz w:val="18"/>
               </w:rPr>
-              <w:t>设计项目</w:t>
+              <w:t>指标</w:t>
             </w:r>
           </w:p>
         </w:tc>
         <w:tc>
           <w:tcPr>
-            <w:tcW w:type="dxa" w:w="2952"/>
+            <w:tcW w:type="dxa" w:w="3096"/>
             <w:vAlign w:val="center"/>
             <w:shd w:fill="276FBF"/>
             <w:tcMar>
@@ -607,13 +1292,13 @@
                 <w:color w:val="FFFFFF"/>
                 <w:sz w:val="18"/>
               </w:rPr>
-              <w:t>参数</w:t>
+              <w:t>取值</w:t>
             </w:r>
           </w:p>
         </w:tc>
         <w:tc>
           <w:tcPr>
-            <w:tcW w:type="dxa" w:w="4176"/>
+            <w:tcW w:type="dxa" w:w="3672"/>
             <w:vAlign w:val="center"/>
             <w:shd w:fill="276FBF"/>
             <w:tcMar>
@@ -642,7 +1327,7 @@
       <w:tr>
         <w:tc>
           <w:tcPr>
-            <w:tcW w:type="dxa" w:w="1944"/>
+            <w:tcW w:type="dxa" w:w="2376"/>
             <w:vAlign w:val="center"/>
             <w:tcMar>
               <w:top w:w="90" w:type="dxa"/>
@@ -663,13 +1348,13 @@
                 <w:color w:val="183153"/>
                 <w:sz w:val="17"/>
               </w:rPr>
-              <w:t>输入信号</w:t>
+              <w:t>前端通带</w:t>
             </w:r>
           </w:p>
         </w:tc>
         <w:tc>
           <w:tcPr>
-            <w:tcW w:type="dxa" w:w="2952"/>
+            <w:tcW w:type="dxa" w:w="3096"/>
             <w:vAlign w:val="center"/>
             <w:tcMar>
               <w:top w:w="90" w:type="dxa"/>
@@ -690,13 +1375,13 @@
                 <w:color w:val="183153"/>
                 <w:sz w:val="17"/>
               </w:rPr>
-              <w:t>单导联ECG</w:t>
+              <w:t>0.5-40 Hz</w:t>
             </w:r>
           </w:p>
         </w:tc>
         <w:tc>
           <w:tcPr>
-            <w:tcW w:type="dxa" w:w="4176"/>
+            <w:tcW w:type="dxa" w:w="3672"/>
             <w:vAlign w:val="center"/>
             <w:tcMar>
               <w:top w:w="90" w:type="dxa"/>
@@ -717,7 +1402,7 @@
                 <w:color w:val="183153"/>
                 <w:sz w:val="17"/>
               </w:rPr>
-              <w:t>面向心率与RR间期监测</w:t>
+              <w:t>保留主要QRS能量，抑制基线漂移和高频噪声</w:t>
             </w:r>
           </w:p>
         </w:tc>
@@ -725,7 +1410,7 @@
       <w:tr>
         <w:tc>
           <w:tcPr>
-            <w:tcW w:type="dxa" w:w="1944"/>
+            <w:tcW w:type="dxa" w:w="2376"/>
             <w:vAlign w:val="center"/>
             <w:tcMar>
               <w:top w:w="90" w:type="dxa"/>
@@ -745,13 +1430,13 @@
                 <w:color w:val="183153"/>
                 <w:sz w:val="17"/>
               </w:rPr>
-              <w:t>前端通带</w:t>
+              <w:t>满量程</w:t>
             </w:r>
           </w:p>
         </w:tc>
         <w:tc>
           <w:tcPr>
-            <w:tcW w:type="dxa" w:w="2952"/>
+            <w:tcW w:type="dxa" w:w="3096"/>
             <w:vAlign w:val="center"/>
             <w:tcMar>
               <w:top w:w="90" w:type="dxa"/>
@@ -771,13 +1456,13 @@
                 <w:color w:val="183153"/>
                 <w:sz w:val="17"/>
               </w:rPr>
-              <w:t>0.5-40 Hz</w:t>
+              <w:t>10 mV峰峰值</w:t>
             </w:r>
           </w:p>
         </w:tc>
         <w:tc>
           <w:tcPr>
-            <w:tcW w:type="dxa" w:w="4176"/>
+            <w:tcW w:type="dxa" w:w="3672"/>
             <w:vAlign w:val="center"/>
             <w:tcMar>
               <w:top w:w="90" w:type="dxa"/>
@@ -797,7 +1482,7 @@
                 <w:color w:val="183153"/>
                 <w:sz w:val="17"/>
               </w:rPr>
-              <w:t>保留主要QRS信息并抑制漂移与高频噪声</w:t>
+              <w:t>与MIT-BIH原始量化范围一致</w:t>
             </w:r>
           </w:p>
         </w:tc>
@@ -805,7 +1490,7 @@
       <w:tr>
         <w:tc>
           <w:tcPr>
-            <w:tcW w:type="dxa" w:w="1944"/>
+            <w:tcW w:type="dxa" w:w="2376"/>
             <w:vAlign w:val="center"/>
             <w:tcMar>
               <w:top w:w="90" w:type="dxa"/>
@@ -826,13 +1511,13 @@
                 <w:color w:val="183153"/>
                 <w:sz w:val="17"/>
               </w:rPr>
-              <w:t>输入满量程</w:t>
+              <w:t>候选采样率</w:t>
             </w:r>
           </w:p>
         </w:tc>
         <w:tc>
           <w:tcPr>
-            <w:tcW w:type="dxa" w:w="2952"/>
+            <w:tcW w:type="dxa" w:w="3096"/>
             <w:vAlign w:val="center"/>
             <w:tcMar>
               <w:top w:w="90" w:type="dxa"/>
@@ -853,13 +1538,13 @@
                 <w:color w:val="183153"/>
                 <w:sz w:val="17"/>
               </w:rPr>
-              <w:t>10 mV峰峰值</w:t>
+              <w:t>360/250/180/125/100 Hz</w:t>
             </w:r>
           </w:p>
         </w:tc>
         <w:tc>
           <w:tcPr>
-            <w:tcW w:type="dxa" w:w="4176"/>
+            <w:tcW w:type="dxa" w:w="3672"/>
             <w:vAlign w:val="center"/>
             <w:tcMar>
               <w:top w:w="90" w:type="dxa"/>
@@ -880,7 +1565,7 @@
                 <w:color w:val="183153"/>
                 <w:sz w:val="17"/>
               </w:rPr>
-              <w:t>与MIT-BIH原始量化范围一致</w:t>
+              <w:t>覆盖参考配置与低数据率配置</w:t>
             </w:r>
           </w:p>
         </w:tc>
@@ -888,7 +1573,7 @@
       <w:tr>
         <w:tc>
           <w:tcPr>
-            <w:tcW w:type="dxa" w:w="1944"/>
+            <w:tcW w:type="dxa" w:w="2376"/>
             <w:vAlign w:val="center"/>
             <w:tcMar>
               <w:top w:w="90" w:type="dxa"/>
@@ -908,13 +1593,13 @@
                 <w:color w:val="183153"/>
                 <w:sz w:val="17"/>
               </w:rPr>
-              <w:t>候选采样率</w:t>
+              <w:t>候选ADC有效位数</w:t>
             </w:r>
           </w:p>
         </w:tc>
         <w:tc>
           <w:tcPr>
-            <w:tcW w:type="dxa" w:w="2952"/>
+            <w:tcW w:type="dxa" w:w="3096"/>
             <w:vAlign w:val="center"/>
             <w:tcMar>
               <w:top w:w="90" w:type="dxa"/>
@@ -934,13 +1619,13 @@
                 <w:color w:val="183153"/>
                 <w:sz w:val="17"/>
               </w:rPr>
-              <w:t>360/250/180/125/100 Hz</w:t>
+              <w:t>11/10/9/8/7/6 bit</w:t>
             </w:r>
           </w:p>
         </w:tc>
         <w:tc>
           <w:tcPr>
-            <w:tcW w:type="dxa" w:w="4176"/>
+            <w:tcW w:type="dxa" w:w="3672"/>
             <w:vAlign w:val="center"/>
             <w:tcMar>
               <w:top w:w="90" w:type="dxa"/>
@@ -960,7 +1645,7 @@
                 <w:color w:val="183153"/>
                 <w:sz w:val="17"/>
               </w:rPr>
-              <w:t>覆盖参考配置与低数据率方案</w:t>
+              <w:t>原始数据为11 bit，不外推更高位数</w:t>
             </w:r>
           </w:p>
         </w:tc>
@@ -968,7 +1653,7 @@
       <w:tr>
         <w:tc>
           <w:tcPr>
-            <w:tcW w:type="dxa" w:w="1944"/>
+            <w:tcW w:type="dxa" w:w="2376"/>
             <w:vAlign w:val="center"/>
             <w:tcMar>
               <w:top w:w="90" w:type="dxa"/>
@@ -989,13 +1674,13 @@
                 <w:color w:val="183153"/>
                 <w:sz w:val="17"/>
               </w:rPr>
-              <w:t>候选有效位数</w:t>
+              <w:t>检测匹配窗口</w:t>
             </w:r>
           </w:p>
         </w:tc>
         <w:tc>
           <w:tcPr>
-            <w:tcW w:type="dxa" w:w="2952"/>
+            <w:tcW w:type="dxa" w:w="3096"/>
             <w:vAlign w:val="center"/>
             <w:tcMar>
               <w:top w:w="90" w:type="dxa"/>
@@ -1016,13 +1701,13 @@
                 <w:color w:val="183153"/>
                 <w:sz w:val="17"/>
               </w:rPr>
-              <w:t>11/10/9/8/7/6 bit</w:t>
+              <w:t>±150 ms，敏感性分析±75 ms</w:t>
             </w:r>
           </w:p>
         </w:tc>
         <w:tc>
           <w:tcPr>
-            <w:tcW w:type="dxa" w:w="4176"/>
+            <w:tcW w:type="dxa" w:w="3672"/>
             <w:vAlign w:val="center"/>
             <w:tcMar>
               <w:top w:w="90" w:type="dxa"/>
@@ -1043,7 +1728,170 @@
                 <w:color w:val="183153"/>
                 <w:sz w:val="17"/>
               </w:rPr>
-              <w:t>原始数据上限为11 bit</w:t>
+              <w:t>对齐人工标注并评估定位误差</w:t>
+            </w:r>
+          </w:p>
+        </w:tc>
+      </w:tr>
+      <w:tr>
+        <w:tc>
+          <w:tcPr>
+            <w:tcW w:type="dxa" w:w="2376"/>
+            <w:vAlign w:val="center"/>
+            <w:tcMar>
+              <w:top w:w="90" w:type="dxa"/>
+              <w:start w:w="110" w:type="dxa"/>
+              <w:bottom w:w="90" w:type="dxa"/>
+              <w:end w:w="110" w:type="dxa"/>
+            </w:tcMar>
+          </w:tcPr>
+          <w:p>
+            <w:pPr>
+              <w:jc w:val="left"/>
+            </w:pPr>
+            <w:r>
+              <w:rPr>
+                <w:rFonts w:ascii="SimSun" w:hAnsi="SimSun" w:eastAsia="SimSun"/>
+                <w:b w:val="0"/>
+                <w:color w:val="183153"/>
+                <w:sz w:val="17"/>
+              </w:rPr>
+              <w:t>噪声SNR</w:t>
+            </w:r>
+          </w:p>
+        </w:tc>
+        <w:tc>
+          <w:tcPr>
+            <w:tcW w:type="dxa" w:w="3096"/>
+            <w:vAlign w:val="center"/>
+            <w:tcMar>
+              <w:top w:w="90" w:type="dxa"/>
+              <w:start w:w="110" w:type="dxa"/>
+              <w:bottom w:w="90" w:type="dxa"/>
+              <w:end w:w="110" w:type="dxa"/>
+            </w:tcMar>
+          </w:tcPr>
+          <w:p>
+            <w:pPr>
+              <w:jc w:val="center"/>
+            </w:pPr>
+            <w:r>
+              <w:rPr>
+                <w:rFonts w:ascii="SimSun" w:hAnsi="SimSun" w:eastAsia="SimSun"/>
+                <w:b w:val="0"/>
+                <w:color w:val="183153"/>
+                <w:sz w:val="17"/>
+              </w:rPr>
+              <w:t>24/18/12/6/0/-6 dB</w:t>
+            </w:r>
+          </w:p>
+        </w:tc>
+        <w:tc>
+          <w:tcPr>
+            <w:tcW w:type="dxa" w:w="3672"/>
+            <w:vAlign w:val="center"/>
+            <w:tcMar>
+              <w:top w:w="90" w:type="dxa"/>
+              <w:start w:w="110" w:type="dxa"/>
+              <w:bottom w:w="90" w:type="dxa"/>
+              <w:end w:w="110" w:type="dxa"/>
+            </w:tcMar>
+          </w:tcPr>
+          <w:p>
+            <w:pPr>
+              <w:jc w:val="center"/>
+            </w:pPr>
+            <w:r>
+              <w:rPr>
+                <w:rFonts w:ascii="SimSun" w:hAnsi="SimSun" w:eastAsia="SimSun"/>
+                <w:b w:val="0"/>
+                <w:color w:val="183153"/>
+                <w:sz w:val="17"/>
+              </w:rPr>
+              <w:t>使用NSTDB标准运动伪影压力测试</w:t>
+            </w:r>
+          </w:p>
+        </w:tc>
+      </w:tr>
+      <w:tr>
+        <w:tc>
+          <w:tcPr>
+            <w:tcW w:type="dxa" w:w="2376"/>
+            <w:vAlign w:val="center"/>
+            <w:tcMar>
+              <w:top w:w="90" w:type="dxa"/>
+              <w:start w:w="110" w:type="dxa"/>
+              <w:bottom w:w="90" w:type="dxa"/>
+              <w:end w:w="110" w:type="dxa"/>
+            </w:tcMar>
+            <w:shd w:fill="F4F8FC"/>
+          </w:tcPr>
+          <w:p>
+            <w:pPr>
+              <w:jc w:val="left"/>
+            </w:pPr>
+            <w:r>
+              <w:rPr>
+                <w:rFonts w:ascii="SimSun" w:hAnsi="SimSun" w:eastAsia="SimSun"/>
+                <w:b w:val="0"/>
+                <w:color w:val="183153"/>
+                <w:sz w:val="17"/>
+              </w:rPr>
+              <w:t>推荐约束</w:t>
+            </w:r>
+          </w:p>
+        </w:tc>
+        <w:tc>
+          <w:tcPr>
+            <w:tcW w:type="dxa" w:w="3096"/>
+            <w:vAlign w:val="center"/>
+            <w:tcMar>
+              <w:top w:w="90" w:type="dxa"/>
+              <w:start w:w="110" w:type="dxa"/>
+              <w:bottom w:w="90" w:type="dxa"/>
+              <w:end w:w="110" w:type="dxa"/>
+            </w:tcMar>
+            <w:shd w:fill="F4F8FC"/>
+          </w:tcPr>
+          <w:p>
+            <w:pPr>
+              <w:jc w:val="center"/>
+            </w:pPr>
+            <w:r>
+              <w:rPr>
+                <w:rFonts w:ascii="SimSun" w:hAnsi="SimSun" w:eastAsia="SimSun"/>
+                <w:b w:val="0"/>
+                <w:color w:val="183153"/>
+                <w:sz w:val="17"/>
+              </w:rPr>
+              <w:t>F1≥99%，F1下降≤0.5 pp，噪声下降≤2 pp，时间误差≤20 ms</w:t>
+            </w:r>
+          </w:p>
+        </w:tc>
+        <w:tc>
+          <w:tcPr>
+            <w:tcW w:type="dxa" w:w="3672"/>
+            <w:vAlign w:val="center"/>
+            <w:tcMar>
+              <w:top w:w="90" w:type="dxa"/>
+              <w:start w:w="110" w:type="dxa"/>
+              <w:bottom w:w="90" w:type="dxa"/>
+              <w:end w:w="110" w:type="dxa"/>
+            </w:tcMar>
+            <w:shd w:fill="F4F8FC"/>
+          </w:tcPr>
+          <w:p>
+            <w:pPr>
+              <w:jc w:val="center"/>
+            </w:pPr>
+            <w:r>
+              <w:rPr>
+                <w:rFonts w:ascii="SimSun" w:hAnsi="SimSun" w:eastAsia="SimSun"/>
+                <w:b w:val="0"/>
+                <w:color w:val="183153"/>
+                <w:sz w:val="17"/>
+              </w:rPr>
+              <w:t>与R峰/RR监测任务需求对应</w:t>
             </w:r>
           </w:p>
         </w:tc>
@@ -1053,14 +1901,6 @@
       <w:pPr>
         <w:spacing w:after="40"/>
       </w:pPr>
-    </w:p>
-    <w:p>
-      <w:pPr>
-        <w:pStyle w:val="Heading2"/>
-      </w:pPr>
-      <w:r>
-        <w:t>2.2 采样、量化与数据率</w:t>
-      </w:r>
     </w:p>
     <w:p>
       <w:pPr>
@@ -1074,53 +1914,7 @@
           <w:color w:val="183153"/>
           <w:sz w:val="21"/>
         </w:rPr>
-        <w:t>固定满量程为10 mV峰峰值，N位ADC量化步长为LSB = 10 mV / 2^N；单通道无压缩数据率为R = fs × N。</w:t>
-      </w:r>
-    </w:p>
-    <w:p>
-      <w:pPr>
-        <w:spacing w:after="120" w:line="307" w:lineRule="auto"/>
-        <w:jc w:val="both"/>
-      </w:pPr>
-      <w:r>
-        <w:rPr>
-          <w:rFonts w:ascii="SimSun" w:hAnsi="SimSun" w:eastAsia="SimSun"/>
-          <w:b w:val="0"/>
-          <w:color w:val="183153"/>
-          <w:sz w:val="21"/>
-        </w:rPr>
-        <w:t>100 Hz虽然满足40 Hz带宽的奈奎斯特条件，但只留下10 Hz模拟抗混叠过渡带；因此最终推荐不仅考虑算法性能，也要求具有较合理的模拟滤波实现空间。</w:t>
-      </w:r>
-    </w:p>
-    <w:p>
-      <w:pPr>
-        <w:pStyle w:val="Heading1"/>
-      </w:pPr>
-      <w:r>
-        <w:t>3 方法与实现过程</w:t>
-      </w:r>
-    </w:p>
-    <w:p>
-      <w:pPr>
-        <w:pStyle w:val="Heading2"/>
-      </w:pPr>
-      <w:r>
-        <w:t>3.1 开源数据与实验矩阵</w:t>
-      </w:r>
-    </w:p>
-    <w:p>
-      <w:pPr>
-        <w:spacing w:after="120" w:line="307" w:lineRule="auto"/>
-        <w:jc w:val="both"/>
-      </w:pPr>
-      <w:r>
-        <w:rPr>
-          <w:rFonts w:ascii="SimSun" w:hAnsi="SimSun" w:eastAsia="SimSun"/>
-          <w:b w:val="0"/>
-          <w:color w:val="183153"/>
-          <w:sz w:val="21"/>
-        </w:rPr>
-        <w:t>MIT-BIH Arrhythmia Database包含48条约30分钟双通道动态ECG，采样率360 Hz，原始分辨率11 bit，并带专家复核的逐搏标注。MIT-BIH Noise Stress Test Database提供以记录118和119构建的标准电极运动伪影压力测试记录，SNR为24、18、12、6、0和-6 dB。</w:t>
+        <w:t>表3　ADC量化步长与参考采样率下数据率</w:t>
       </w:r>
     </w:p>
     <w:tbl>
@@ -1132,10 +1926,9 @@
         <w:tblLook w:firstColumn="1" w:firstRow="1" w:lastColumn="0" w:lastRow="0" w:noHBand="0" w:noVBand="1" w:val="04A0"/>
       </w:tblPr>
       <w:tblGrid>
-        <w:gridCol w:w="2412"/>
-        <w:gridCol w:w="2412"/>
-        <w:gridCol w:w="2412"/>
-        <w:gridCol w:w="2412"/>
+        <w:gridCol w:w="3216"/>
+        <w:gridCol w:w="3216"/>
+        <w:gridCol w:w="3216"/>
       </w:tblGrid>
       <w:tr>
         <w:trPr>
@@ -1143,7 +1936,7 @@
         </w:trPr>
         <w:tc>
           <w:tcPr>
-            <w:tcW w:type="dxa" w:w="1872"/>
+            <w:tcW w:type="dxa" w:w="2376"/>
             <w:vAlign w:val="center"/>
             <w:shd w:fill="276FBF"/>
             <w:tcMar>
@@ -1164,13 +1957,13 @@
                 <w:color w:val="FFFFFF"/>
                 <w:sz w:val="18"/>
               </w:rPr>
-              <w:t>实验</w:t>
+              <w:t>ADC有效位数</w:t>
             </w:r>
           </w:p>
         </w:tc>
         <w:tc>
           <w:tcPr>
-            <w:tcW w:type="dxa" w:w="1944"/>
+            <w:tcW w:type="dxa" w:w="3096"/>
             <w:vAlign w:val="center"/>
             <w:shd w:fill="276FBF"/>
             <w:tcMar>
@@ -1191,13 +1984,13 @@
                 <w:color w:val="FFFFFF"/>
                 <w:sz w:val="18"/>
               </w:rPr>
-              <w:t>记录</w:t>
+              <w:t>LSB (µV)</w:t>
             </w:r>
           </w:p>
         </w:tc>
         <w:tc>
           <w:tcPr>
-            <w:tcW w:type="dxa" w:w="2448"/>
+            <w:tcW w:type="dxa" w:w="3672"/>
             <w:vAlign w:val="center"/>
             <w:shd w:fill="276FBF"/>
             <w:tcMar>
@@ -1218,13 +2011,625 @@
                 <w:color w:val="FFFFFF"/>
                 <w:sz w:val="18"/>
               </w:rPr>
-              <w:t>因素</w:t>
+              <w:t>360 Hz数据率 (bit/s)</w:t>
+            </w:r>
+          </w:p>
+        </w:tc>
+      </w:tr>
+      <w:tr>
+        <w:tc>
+          <w:tcPr>
+            <w:tcW w:type="dxa" w:w="2376"/>
+            <w:vAlign w:val="center"/>
+            <w:tcMar>
+              <w:top w:w="90" w:type="dxa"/>
+              <w:start w:w="110" w:type="dxa"/>
+              <w:bottom w:w="90" w:type="dxa"/>
+              <w:end w:w="110" w:type="dxa"/>
+            </w:tcMar>
+            <w:shd w:fill="F4F8FC"/>
+          </w:tcPr>
+          <w:p>
+            <w:pPr>
+              <w:jc w:val="left"/>
+            </w:pPr>
+            <w:r>
+              <w:rPr>
+                <w:rFonts w:ascii="SimSun" w:hAnsi="SimSun" w:eastAsia="SimSun"/>
+                <w:b w:val="0"/>
+                <w:color w:val="183153"/>
+                <w:sz w:val="17"/>
+              </w:rPr>
+              <w:t>11</w:t>
             </w:r>
           </w:p>
         </w:tc>
         <w:tc>
           <w:tcPr>
-            <w:tcW w:type="dxa" w:w="2808"/>
+            <w:tcW w:type="dxa" w:w="3096"/>
+            <w:vAlign w:val="center"/>
+            <w:tcMar>
+              <w:top w:w="90" w:type="dxa"/>
+              <w:start w:w="110" w:type="dxa"/>
+              <w:bottom w:w="90" w:type="dxa"/>
+              <w:end w:w="110" w:type="dxa"/>
+            </w:tcMar>
+            <w:shd w:fill="F4F8FC"/>
+          </w:tcPr>
+          <w:p>
+            <w:pPr>
+              <w:jc w:val="center"/>
+            </w:pPr>
+            <w:r>
+              <w:rPr>
+                <w:rFonts w:ascii="SimSun" w:hAnsi="SimSun" w:eastAsia="SimSun"/>
+                <w:b w:val="0"/>
+                <w:color w:val="183153"/>
+                <w:sz w:val="17"/>
+              </w:rPr>
+              <w:t>4.883</w:t>
+            </w:r>
+          </w:p>
+        </w:tc>
+        <w:tc>
+          <w:tcPr>
+            <w:tcW w:type="dxa" w:w="3672"/>
+            <w:vAlign w:val="center"/>
+            <w:tcMar>
+              <w:top w:w="90" w:type="dxa"/>
+              <w:start w:w="110" w:type="dxa"/>
+              <w:bottom w:w="90" w:type="dxa"/>
+              <w:end w:w="110" w:type="dxa"/>
+            </w:tcMar>
+            <w:shd w:fill="F4F8FC"/>
+          </w:tcPr>
+          <w:p>
+            <w:pPr>
+              <w:jc w:val="center"/>
+            </w:pPr>
+            <w:r>
+              <w:rPr>
+                <w:rFonts w:ascii="SimSun" w:hAnsi="SimSun" w:eastAsia="SimSun"/>
+                <w:b w:val="0"/>
+                <w:color w:val="183153"/>
+                <w:sz w:val="17"/>
+              </w:rPr>
+              <w:t>3960</w:t>
+            </w:r>
+          </w:p>
+        </w:tc>
+      </w:tr>
+      <w:tr>
+        <w:tc>
+          <w:tcPr>
+            <w:tcW w:type="dxa" w:w="2376"/>
+            <w:vAlign w:val="center"/>
+            <w:tcMar>
+              <w:top w:w="90" w:type="dxa"/>
+              <w:start w:w="110" w:type="dxa"/>
+              <w:bottom w:w="90" w:type="dxa"/>
+              <w:end w:w="110" w:type="dxa"/>
+            </w:tcMar>
+          </w:tcPr>
+          <w:p>
+            <w:pPr>
+              <w:jc w:val="left"/>
+            </w:pPr>
+            <w:r>
+              <w:rPr>
+                <w:rFonts w:ascii="SimSun" w:hAnsi="SimSun" w:eastAsia="SimSun"/>
+                <w:b w:val="0"/>
+                <w:color w:val="183153"/>
+                <w:sz w:val="17"/>
+              </w:rPr>
+              <w:t>10</w:t>
+            </w:r>
+          </w:p>
+        </w:tc>
+        <w:tc>
+          <w:tcPr>
+            <w:tcW w:type="dxa" w:w="3096"/>
+            <w:vAlign w:val="center"/>
+            <w:tcMar>
+              <w:top w:w="90" w:type="dxa"/>
+              <w:start w:w="110" w:type="dxa"/>
+              <w:bottom w:w="90" w:type="dxa"/>
+              <w:end w:w="110" w:type="dxa"/>
+            </w:tcMar>
+          </w:tcPr>
+          <w:p>
+            <w:pPr>
+              <w:jc w:val="center"/>
+            </w:pPr>
+            <w:r>
+              <w:rPr>
+                <w:rFonts w:ascii="SimSun" w:hAnsi="SimSun" w:eastAsia="SimSun"/>
+                <w:b w:val="0"/>
+                <w:color w:val="183153"/>
+                <w:sz w:val="17"/>
+              </w:rPr>
+              <w:t>9.766</w:t>
+            </w:r>
+          </w:p>
+        </w:tc>
+        <w:tc>
+          <w:tcPr>
+            <w:tcW w:type="dxa" w:w="3672"/>
+            <w:vAlign w:val="center"/>
+            <w:tcMar>
+              <w:top w:w="90" w:type="dxa"/>
+              <w:start w:w="110" w:type="dxa"/>
+              <w:bottom w:w="90" w:type="dxa"/>
+              <w:end w:w="110" w:type="dxa"/>
+            </w:tcMar>
+          </w:tcPr>
+          <w:p>
+            <w:pPr>
+              <w:jc w:val="center"/>
+            </w:pPr>
+            <w:r>
+              <w:rPr>
+                <w:rFonts w:ascii="SimSun" w:hAnsi="SimSun" w:eastAsia="SimSun"/>
+                <w:b w:val="0"/>
+                <w:color w:val="183153"/>
+                <w:sz w:val="17"/>
+              </w:rPr>
+              <w:t>3600</w:t>
+            </w:r>
+          </w:p>
+        </w:tc>
+      </w:tr>
+      <w:tr>
+        <w:tc>
+          <w:tcPr>
+            <w:tcW w:type="dxa" w:w="2376"/>
+            <w:vAlign w:val="center"/>
+            <w:tcMar>
+              <w:top w:w="90" w:type="dxa"/>
+              <w:start w:w="110" w:type="dxa"/>
+              <w:bottom w:w="90" w:type="dxa"/>
+              <w:end w:w="110" w:type="dxa"/>
+            </w:tcMar>
+            <w:shd w:fill="F4F8FC"/>
+          </w:tcPr>
+          <w:p>
+            <w:pPr>
+              <w:jc w:val="left"/>
+            </w:pPr>
+            <w:r>
+              <w:rPr>
+                <w:rFonts w:ascii="SimSun" w:hAnsi="SimSun" w:eastAsia="SimSun"/>
+                <w:b w:val="0"/>
+                <w:color w:val="183153"/>
+                <w:sz w:val="17"/>
+              </w:rPr>
+              <w:t>9</w:t>
+            </w:r>
+          </w:p>
+        </w:tc>
+        <w:tc>
+          <w:tcPr>
+            <w:tcW w:type="dxa" w:w="3096"/>
+            <w:vAlign w:val="center"/>
+            <w:tcMar>
+              <w:top w:w="90" w:type="dxa"/>
+              <w:start w:w="110" w:type="dxa"/>
+              <w:bottom w:w="90" w:type="dxa"/>
+              <w:end w:w="110" w:type="dxa"/>
+            </w:tcMar>
+            <w:shd w:fill="F4F8FC"/>
+          </w:tcPr>
+          <w:p>
+            <w:pPr>
+              <w:jc w:val="center"/>
+            </w:pPr>
+            <w:r>
+              <w:rPr>
+                <w:rFonts w:ascii="SimSun" w:hAnsi="SimSun" w:eastAsia="SimSun"/>
+                <w:b w:val="0"/>
+                <w:color w:val="183153"/>
+                <w:sz w:val="17"/>
+              </w:rPr>
+              <w:t>19.531</w:t>
+            </w:r>
+          </w:p>
+        </w:tc>
+        <w:tc>
+          <w:tcPr>
+            <w:tcW w:type="dxa" w:w="3672"/>
+            <w:vAlign w:val="center"/>
+            <w:tcMar>
+              <w:top w:w="90" w:type="dxa"/>
+              <w:start w:w="110" w:type="dxa"/>
+              <w:bottom w:w="90" w:type="dxa"/>
+              <w:end w:w="110" w:type="dxa"/>
+            </w:tcMar>
+            <w:shd w:fill="F4F8FC"/>
+          </w:tcPr>
+          <w:p>
+            <w:pPr>
+              <w:jc w:val="center"/>
+            </w:pPr>
+            <w:r>
+              <w:rPr>
+                <w:rFonts w:ascii="SimSun" w:hAnsi="SimSun" w:eastAsia="SimSun"/>
+                <w:b w:val="0"/>
+                <w:color w:val="183153"/>
+                <w:sz w:val="17"/>
+              </w:rPr>
+              <w:t>3240</w:t>
+            </w:r>
+          </w:p>
+        </w:tc>
+      </w:tr>
+      <w:tr>
+        <w:tc>
+          <w:tcPr>
+            <w:tcW w:type="dxa" w:w="2376"/>
+            <w:vAlign w:val="center"/>
+            <w:tcMar>
+              <w:top w:w="90" w:type="dxa"/>
+              <w:start w:w="110" w:type="dxa"/>
+              <w:bottom w:w="90" w:type="dxa"/>
+              <w:end w:w="110" w:type="dxa"/>
+            </w:tcMar>
+          </w:tcPr>
+          <w:p>
+            <w:pPr>
+              <w:jc w:val="left"/>
+            </w:pPr>
+            <w:r>
+              <w:rPr>
+                <w:rFonts w:ascii="SimSun" w:hAnsi="SimSun" w:eastAsia="SimSun"/>
+                <w:b w:val="0"/>
+                <w:color w:val="183153"/>
+                <w:sz w:val="17"/>
+              </w:rPr>
+              <w:t>8</w:t>
+            </w:r>
+          </w:p>
+        </w:tc>
+        <w:tc>
+          <w:tcPr>
+            <w:tcW w:type="dxa" w:w="3096"/>
+            <w:vAlign w:val="center"/>
+            <w:tcMar>
+              <w:top w:w="90" w:type="dxa"/>
+              <w:start w:w="110" w:type="dxa"/>
+              <w:bottom w:w="90" w:type="dxa"/>
+              <w:end w:w="110" w:type="dxa"/>
+            </w:tcMar>
+          </w:tcPr>
+          <w:p>
+            <w:pPr>
+              <w:jc w:val="center"/>
+            </w:pPr>
+            <w:r>
+              <w:rPr>
+                <w:rFonts w:ascii="SimSun" w:hAnsi="SimSun" w:eastAsia="SimSun"/>
+                <w:b w:val="0"/>
+                <w:color w:val="183153"/>
+                <w:sz w:val="17"/>
+              </w:rPr>
+              <w:t>39.063</w:t>
+            </w:r>
+          </w:p>
+        </w:tc>
+        <w:tc>
+          <w:tcPr>
+            <w:tcW w:type="dxa" w:w="3672"/>
+            <w:vAlign w:val="center"/>
+            <w:tcMar>
+              <w:top w:w="90" w:type="dxa"/>
+              <w:start w:w="110" w:type="dxa"/>
+              <w:bottom w:w="90" w:type="dxa"/>
+              <w:end w:w="110" w:type="dxa"/>
+            </w:tcMar>
+          </w:tcPr>
+          <w:p>
+            <w:pPr>
+              <w:jc w:val="center"/>
+            </w:pPr>
+            <w:r>
+              <w:rPr>
+                <w:rFonts w:ascii="SimSun" w:hAnsi="SimSun" w:eastAsia="SimSun"/>
+                <w:b w:val="0"/>
+                <w:color w:val="183153"/>
+                <w:sz w:val="17"/>
+              </w:rPr>
+              <w:t>2880</w:t>
+            </w:r>
+          </w:p>
+        </w:tc>
+      </w:tr>
+      <w:tr>
+        <w:tc>
+          <w:tcPr>
+            <w:tcW w:type="dxa" w:w="2376"/>
+            <w:vAlign w:val="center"/>
+            <w:tcMar>
+              <w:top w:w="90" w:type="dxa"/>
+              <w:start w:w="110" w:type="dxa"/>
+              <w:bottom w:w="90" w:type="dxa"/>
+              <w:end w:w="110" w:type="dxa"/>
+            </w:tcMar>
+            <w:shd w:fill="F4F8FC"/>
+          </w:tcPr>
+          <w:p>
+            <w:pPr>
+              <w:jc w:val="left"/>
+            </w:pPr>
+            <w:r>
+              <w:rPr>
+                <w:rFonts w:ascii="SimSun" w:hAnsi="SimSun" w:eastAsia="SimSun"/>
+                <w:b w:val="0"/>
+                <w:color w:val="183153"/>
+                <w:sz w:val="17"/>
+              </w:rPr>
+              <w:t>7</w:t>
+            </w:r>
+          </w:p>
+        </w:tc>
+        <w:tc>
+          <w:tcPr>
+            <w:tcW w:type="dxa" w:w="3096"/>
+            <w:vAlign w:val="center"/>
+            <w:tcMar>
+              <w:top w:w="90" w:type="dxa"/>
+              <w:start w:w="110" w:type="dxa"/>
+              <w:bottom w:w="90" w:type="dxa"/>
+              <w:end w:w="110" w:type="dxa"/>
+            </w:tcMar>
+            <w:shd w:fill="F4F8FC"/>
+          </w:tcPr>
+          <w:p>
+            <w:pPr>
+              <w:jc w:val="center"/>
+            </w:pPr>
+            <w:r>
+              <w:rPr>
+                <w:rFonts w:ascii="SimSun" w:hAnsi="SimSun" w:eastAsia="SimSun"/>
+                <w:b w:val="0"/>
+                <w:color w:val="183153"/>
+                <w:sz w:val="17"/>
+              </w:rPr>
+              <w:t>78.125</w:t>
+            </w:r>
+          </w:p>
+        </w:tc>
+        <w:tc>
+          <w:tcPr>
+            <w:tcW w:type="dxa" w:w="3672"/>
+            <w:vAlign w:val="center"/>
+            <w:tcMar>
+              <w:top w:w="90" w:type="dxa"/>
+              <w:start w:w="110" w:type="dxa"/>
+              <w:bottom w:w="90" w:type="dxa"/>
+              <w:end w:w="110" w:type="dxa"/>
+            </w:tcMar>
+            <w:shd w:fill="F4F8FC"/>
+          </w:tcPr>
+          <w:p>
+            <w:pPr>
+              <w:jc w:val="center"/>
+            </w:pPr>
+            <w:r>
+              <w:rPr>
+                <w:rFonts w:ascii="SimSun" w:hAnsi="SimSun" w:eastAsia="SimSun"/>
+                <w:b w:val="0"/>
+                <w:color w:val="183153"/>
+                <w:sz w:val="17"/>
+              </w:rPr>
+              <w:t>2520</w:t>
+            </w:r>
+          </w:p>
+        </w:tc>
+      </w:tr>
+      <w:tr>
+        <w:tc>
+          <w:tcPr>
+            <w:tcW w:type="dxa" w:w="2376"/>
+            <w:vAlign w:val="center"/>
+            <w:tcMar>
+              <w:top w:w="90" w:type="dxa"/>
+              <w:start w:w="110" w:type="dxa"/>
+              <w:bottom w:w="90" w:type="dxa"/>
+              <w:end w:w="110" w:type="dxa"/>
+            </w:tcMar>
+          </w:tcPr>
+          <w:p>
+            <w:pPr>
+              <w:jc w:val="left"/>
+            </w:pPr>
+            <w:r>
+              <w:rPr>
+                <w:rFonts w:ascii="SimSun" w:hAnsi="SimSun" w:eastAsia="SimSun"/>
+                <w:b w:val="0"/>
+                <w:color w:val="183153"/>
+                <w:sz w:val="17"/>
+              </w:rPr>
+              <w:t>6</w:t>
+            </w:r>
+          </w:p>
+        </w:tc>
+        <w:tc>
+          <w:tcPr>
+            <w:tcW w:type="dxa" w:w="3096"/>
+            <w:vAlign w:val="center"/>
+            <w:tcMar>
+              <w:top w:w="90" w:type="dxa"/>
+              <w:start w:w="110" w:type="dxa"/>
+              <w:bottom w:w="90" w:type="dxa"/>
+              <w:end w:w="110" w:type="dxa"/>
+            </w:tcMar>
+          </w:tcPr>
+          <w:p>
+            <w:pPr>
+              <w:jc w:val="center"/>
+            </w:pPr>
+            <w:r>
+              <w:rPr>
+                <w:rFonts w:ascii="SimSun" w:hAnsi="SimSun" w:eastAsia="SimSun"/>
+                <w:b w:val="0"/>
+                <w:color w:val="183153"/>
+                <w:sz w:val="17"/>
+              </w:rPr>
+              <w:t>156.250</w:t>
+            </w:r>
+          </w:p>
+        </w:tc>
+        <w:tc>
+          <w:tcPr>
+            <w:tcW w:type="dxa" w:w="3672"/>
+            <w:vAlign w:val="center"/>
+            <w:tcMar>
+              <w:top w:w="90" w:type="dxa"/>
+              <w:start w:w="110" w:type="dxa"/>
+              <w:bottom w:w="90" w:type="dxa"/>
+              <w:end w:w="110" w:type="dxa"/>
+            </w:tcMar>
+          </w:tcPr>
+          <w:p>
+            <w:pPr>
+              <w:jc w:val="center"/>
+            </w:pPr>
+            <w:r>
+              <w:rPr>
+                <w:rFonts w:ascii="SimSun" w:hAnsi="SimSun" w:eastAsia="SimSun"/>
+                <w:b w:val="0"/>
+                <w:color w:val="183153"/>
+                <w:sz w:val="17"/>
+              </w:rPr>
+              <w:t>2160</w:t>
+            </w:r>
+          </w:p>
+        </w:tc>
+      </w:tr>
+    </w:tbl>
+    <w:p>
+      <w:pPr>
+        <w:spacing w:after="40"/>
+      </w:pPr>
+    </w:p>
+    <w:p>
+      <w:pPr>
+        <w:spacing w:after="120" w:line="307" w:lineRule="auto"/>
+        <w:jc w:val="both"/>
+      </w:pPr>
+      <w:r>
+        <w:rPr>
+          <w:rFonts w:ascii="SimSun" w:hAnsi="SimSun" w:eastAsia="SimSun"/>
+          <w:b w:val="0"/>
+          <w:color w:val="183153"/>
+          <w:sz w:val="21"/>
+        </w:rPr>
+        <w:t>对于40 Hz目标通带，100 Hz采样仅留下10 Hz的模拟抗混叠过渡带，125 Hz为22.5 Hz，180 Hz为50 Hz，250 Hz为85 Hz，360 Hz为140 Hz。因此，配置选择不仅比较数字检测性能，也要考虑模拟滤波器可实现性。</w:t>
+      </w:r>
+    </w:p>
+    <w:p>
+      <w:pPr>
+        <w:pStyle w:val="Heading1"/>
+      </w:pPr>
+      <w:r>
+        <w:t>3 方法与实现过程</w:t>
+      </w:r>
+    </w:p>
+    <w:p>
+      <w:pPr>
+        <w:pStyle w:val="Heading2"/>
+      </w:pPr>
+      <w:r>
+        <w:t>3.1 数据集</w:t>
+      </w:r>
+    </w:p>
+    <w:p>
+      <w:pPr>
+        <w:pStyle w:val="ListBullet"/>
+        <w:spacing w:after="80" w:line="288" w:lineRule="auto"/>
+      </w:pPr>
+      <w:r>
+        <w:rPr>
+          <w:rFonts w:ascii="SimSun" w:hAnsi="SimSun" w:eastAsia="SimSun"/>
+          <w:b w:val="0"/>
+          <w:color w:val="183153"/>
+          <w:sz w:val="21"/>
+        </w:rPr>
+        <w:t>MIT-BIH Arrhythmia Database：48条约30分钟双通道动态ECG，360 Hz、11 bit，并带专家心搏标注。</w:t>
+      </w:r>
+    </w:p>
+    <w:p>
+      <w:pPr>
+        <w:pStyle w:val="ListBullet"/>
+        <w:spacing w:after="80" w:line="288" w:lineRule="auto"/>
+      </w:pPr>
+      <w:r>
+        <w:rPr>
+          <w:rFonts w:ascii="SimSun" w:hAnsi="SimSun" w:eastAsia="SimSun"/>
+          <w:b w:val="0"/>
+          <w:color w:val="183153"/>
+          <w:sz w:val="21"/>
+        </w:rPr>
+        <w:t>MIT-BIH Noise Stress Test Database：以记录118和119构建的标准电极运动伪影压力测试记录，SNR为24、18、12、6、0和-6 dB。</w:t>
+      </w:r>
+    </w:p>
+    <w:p>
+      <w:pPr>
+        <w:pStyle w:val="Heading2"/>
+      </w:pPr>
+      <w:r>
+        <w:t>3.2 实验流程</w:t>
+      </w:r>
+    </w:p>
+    <w:p>
+      <w:pPr>
+        <w:spacing w:after="120" w:line="307" w:lineRule="auto"/>
+        <w:jc w:val="both"/>
+      </w:pPr>
+      <w:r>
+        <w:rPr>
+          <w:rFonts w:ascii="SimSun" w:hAnsi="SimSun" w:eastAsia="SimSun"/>
+          <w:b w:val="0"/>
+          <w:color w:val="183153"/>
+          <w:sz w:val="21"/>
+        </w:rPr>
+        <w:t>表4列出实现环境与主要工具。公开数据和开源算法均注明来源，本项目的主要工作是构建虚拟采集链路、参数化全因子实验、指标统计、结果可视化、报告生成与交互展示。</w:t>
+      </w:r>
+    </w:p>
+    <w:p>
+      <w:pPr>
+        <w:spacing w:after="120" w:line="307" w:lineRule="auto"/>
+        <w:jc w:val="both"/>
+      </w:pPr>
+      <w:r>
+        <w:rPr>
+          <w:rFonts w:ascii="SimSun" w:hAnsi="SimSun" w:eastAsia="SimSun"/>
+          <w:b w:val="0"/>
+          <w:color w:val="183153"/>
+          <w:sz w:val="21"/>
+        </w:rPr>
+        <w:t>表4　实现环境与工具</w:t>
+      </w:r>
+    </w:p>
+    <w:tbl>
+      <w:tblPr>
+        <w:tblStyle w:val="TableGrid"/>
+        <w:tblW w:type="auto" w:w="0"/>
+        <w:jc w:val="center"/>
+        <w:tblLayout w:type="fixed"/>
+        <w:tblLook w:firstColumn="1" w:firstRow="1" w:lastColumn="0" w:lastRow="0" w:noHBand="0" w:noVBand="1" w:val="04A0"/>
+      </w:tblPr>
+      <w:tblGrid>
+        <w:gridCol w:w="3216"/>
+        <w:gridCol w:w="3216"/>
+        <w:gridCol w:w="3216"/>
+      </w:tblGrid>
+      <w:tr>
+        <w:trPr>
+          <w:tblHeader w:val="true"/>
+        </w:trPr>
+        <w:tc>
+          <w:tcPr>
+            <w:tcW w:type="dxa" w:w="2376"/>
             <w:vAlign w:val="center"/>
             <w:shd w:fill="276FBF"/>
             <w:tcMar>
@@ -1245,7 +2650,61 @@
                 <w:color w:val="FFFFFF"/>
                 <w:sz w:val="18"/>
               </w:rPr>
-              <w:t>主要目的</w:t>
+              <w:t>类别</w:t>
+            </w:r>
+          </w:p>
+        </w:tc>
+        <w:tc>
+          <w:tcPr>
+            <w:tcW w:type="dxa" w:w="3096"/>
+            <w:vAlign w:val="center"/>
+            <w:shd w:fill="276FBF"/>
+            <w:tcMar>
+              <w:top w:w="90" w:type="dxa"/>
+              <w:start w:w="110" w:type="dxa"/>
+              <w:bottom w:w="90" w:type="dxa"/>
+              <w:end w:w="110" w:type="dxa"/>
+            </w:tcMar>
+          </w:tcPr>
+          <w:p>
+            <w:pPr>
+              <w:jc w:val="center"/>
+            </w:pPr>
+            <w:r>
+              <w:rPr>
+                <w:rFonts w:ascii="Microsoft YaHei" w:hAnsi="Microsoft YaHei" w:eastAsia="Microsoft YaHei"/>
+                <w:b/>
+                <w:color w:val="FFFFFF"/>
+                <w:sz w:val="18"/>
+              </w:rPr>
+              <w:t>工具或数据</w:t>
+            </w:r>
+          </w:p>
+        </w:tc>
+        <w:tc>
+          <w:tcPr>
+            <w:tcW w:type="dxa" w:w="3672"/>
+            <w:vAlign w:val="center"/>
+            <w:shd w:fill="276FBF"/>
+            <w:tcMar>
+              <w:top w:w="90" w:type="dxa"/>
+              <w:start w:w="110" w:type="dxa"/>
+              <w:bottom w:w="90" w:type="dxa"/>
+              <w:end w:w="110" w:type="dxa"/>
+            </w:tcMar>
+          </w:tcPr>
+          <w:p>
+            <w:pPr>
+              <w:jc w:val="center"/>
+            </w:pPr>
+            <w:r>
+              <w:rPr>
+                <w:rFonts w:ascii="Microsoft YaHei" w:hAnsi="Microsoft YaHei" w:eastAsia="Microsoft YaHei"/>
+                <w:b/>
+                <w:color w:val="FFFFFF"/>
+                <w:sz w:val="18"/>
+              </w:rPr>
+              <w:t>用途</w:t>
             </w:r>
           </w:p>
         </w:tc>
@@ -1253,7 +2712,7 @@
       <w:tr>
         <w:tc>
           <w:tcPr>
-            <w:tcW w:type="dxa" w:w="1872"/>
+            <w:tcW w:type="dxa" w:w="2376"/>
             <w:vAlign w:val="center"/>
             <w:tcMar>
               <w:top w:w="90" w:type="dxa"/>
@@ -1274,13 +2733,13 @@
                 <w:color w:val="183153"/>
                 <w:sz w:val="17"/>
               </w:rPr>
-              <w:t>干净条件全因子</w:t>
+              <w:t>编程环境</w:t>
             </w:r>
           </w:p>
         </w:tc>
         <w:tc>
           <w:tcPr>
-            <w:tcW w:type="dxa" w:w="1944"/>
+            <w:tcW w:type="dxa" w:w="3096"/>
             <w:vAlign w:val="center"/>
             <w:tcMar>
               <w:top w:w="90" w:type="dxa"/>
@@ -1301,13 +2760,13 @@
                 <w:color w:val="183153"/>
                 <w:sz w:val="17"/>
               </w:rPr>
-              <w:t>MIT-BIH 48条</w:t>
+              <w:t>Python</w:t>
             </w:r>
           </w:p>
         </w:tc>
         <w:tc>
           <w:tcPr>
-            <w:tcW w:type="dxa" w:w="2448"/>
+            <w:tcW w:type="dxa" w:w="3672"/>
             <w:vAlign w:val="center"/>
             <w:tcMar>
               <w:top w:w="90" w:type="dxa"/>
@@ -1328,13 +2787,122 @@
                 <w:color w:val="183153"/>
                 <w:sz w:val="17"/>
               </w:rPr>
-              <w:t>5采样率 × 6位数</w:t>
+              <w:t>实验脚本、统计分析、报告生成</w:t>
+            </w:r>
+          </w:p>
+        </w:tc>
+      </w:tr>
+      <w:tr>
+        <w:tc>
+          <w:tcPr>
+            <w:tcW w:type="dxa" w:w="2376"/>
+            <w:vAlign w:val="center"/>
+            <w:tcMar>
+              <w:top w:w="90" w:type="dxa"/>
+              <w:start w:w="110" w:type="dxa"/>
+              <w:bottom w:w="90" w:type="dxa"/>
+              <w:end w:w="110" w:type="dxa"/>
+            </w:tcMar>
+          </w:tcPr>
+          <w:p>
+            <w:pPr>
+              <w:jc w:val="left"/>
+            </w:pPr>
+            <w:r>
+              <w:rPr>
+                <w:rFonts w:ascii="SimSun" w:hAnsi="SimSun" w:eastAsia="SimSun"/>
+                <w:b w:val="0"/>
+                <w:color w:val="183153"/>
+                <w:sz w:val="17"/>
+              </w:rPr>
+              <w:t>数据读取</w:t>
             </w:r>
           </w:p>
         </w:tc>
         <w:tc>
           <w:tcPr>
-            <w:tcW w:type="dxa" w:w="2808"/>
+            <w:tcW w:type="dxa" w:w="3096"/>
+            <w:vAlign w:val="center"/>
+            <w:tcMar>
+              <w:top w:w="90" w:type="dxa"/>
+              <w:start w:w="110" w:type="dxa"/>
+              <w:bottom w:w="90" w:type="dxa"/>
+              <w:end w:w="110" w:type="dxa"/>
+            </w:tcMar>
+          </w:tcPr>
+          <w:p>
+            <w:pPr>
+              <w:jc w:val="center"/>
+            </w:pPr>
+            <w:r>
+              <w:rPr>
+                <w:rFonts w:ascii="SimSun" w:hAnsi="SimSun" w:eastAsia="SimSun"/>
+                <w:b w:val="0"/>
+                <w:color w:val="183153"/>
+                <w:sz w:val="17"/>
+              </w:rPr>
+              <w:t>WFDB Python</w:t>
+            </w:r>
+          </w:p>
+        </w:tc>
+        <w:tc>
+          <w:tcPr>
+            <w:tcW w:type="dxa" w:w="3672"/>
+            <w:vAlign w:val="center"/>
+            <w:tcMar>
+              <w:top w:w="90" w:type="dxa"/>
+              <w:start w:w="110" w:type="dxa"/>
+              <w:bottom w:w="90" w:type="dxa"/>
+              <w:end w:w="110" w:type="dxa"/>
+            </w:tcMar>
+          </w:tcPr>
+          <w:p>
+            <w:pPr>
+              <w:jc w:val="center"/>
+            </w:pPr>
+            <w:r>
+              <w:rPr>
+                <w:rFonts w:ascii="SimSun" w:hAnsi="SimSun" w:eastAsia="SimSun"/>
+                <w:b w:val="0"/>
+                <w:color w:val="183153"/>
+                <w:sz w:val="17"/>
+              </w:rPr>
+              <w:t>下载和读取PhysioNet记录与标注</w:t>
+            </w:r>
+          </w:p>
+        </w:tc>
+      </w:tr>
+      <w:tr>
+        <w:tc>
+          <w:tcPr>
+            <w:tcW w:type="dxa" w:w="2376"/>
+            <w:vAlign w:val="center"/>
+            <w:tcMar>
+              <w:top w:w="90" w:type="dxa"/>
+              <w:start w:w="110" w:type="dxa"/>
+              <w:bottom w:w="90" w:type="dxa"/>
+              <w:end w:w="110" w:type="dxa"/>
+            </w:tcMar>
+            <w:shd w:fill="F4F8FC"/>
+          </w:tcPr>
+          <w:p>
+            <w:pPr>
+              <w:jc w:val="left"/>
+            </w:pPr>
+            <w:r>
+              <w:rPr>
+                <w:rFonts w:ascii="SimSun" w:hAnsi="SimSun" w:eastAsia="SimSun"/>
+                <w:b w:val="0"/>
+                <w:color w:val="183153"/>
+                <w:sz w:val="17"/>
+              </w:rPr>
+              <w:t>数值计算</w:t>
+            </w:r>
+          </w:p>
+        </w:tc>
+        <w:tc>
+          <w:tcPr>
+            <w:tcW w:type="dxa" w:w="3096"/>
             <w:vAlign w:val="center"/>
             <w:tcMar>
               <w:top w:w="90" w:type="dxa"/>
@@ -1355,7 +2923,34 @@
                 <w:color w:val="183153"/>
                 <w:sz w:val="17"/>
               </w:rPr>
-              <w:t>评价采样与量化影响</w:t>
+              <w:t>NumPy、SciPy</w:t>
+            </w:r>
+          </w:p>
+        </w:tc>
+        <w:tc>
+          <w:tcPr>
+            <w:tcW w:type="dxa" w:w="3672"/>
+            <w:vAlign w:val="center"/>
+            <w:tcMar>
+              <w:top w:w="90" w:type="dxa"/>
+              <w:start w:w="110" w:type="dxa"/>
+              <w:bottom w:w="90" w:type="dxa"/>
+              <w:end w:w="110" w:type="dxa"/>
+            </w:tcMar>
+            <w:shd w:fill="F4F8FC"/>
+          </w:tcPr>
+          <w:p>
+            <w:pPr>
+              <w:jc w:val="center"/>
+            </w:pPr>
+            <w:r>
+              <w:rPr>
+                <w:rFonts w:ascii="SimSun" w:hAnsi="SimSun" w:eastAsia="SimSun"/>
+                <w:b w:val="0"/>
+                <w:color w:val="183153"/>
+                <w:sz w:val="17"/>
+              </w:rPr>
+              <w:t>滤波、重采样、量化与指标计算</w:t>
             </w:r>
           </w:p>
         </w:tc>
@@ -1363,7 +2958,7 @@
       <w:tr>
         <w:tc>
           <w:tcPr>
-            <w:tcW w:type="dxa" w:w="1872"/>
+            <w:tcW w:type="dxa" w:w="2376"/>
             <w:vAlign w:val="center"/>
             <w:tcMar>
               <w:top w:w="90" w:type="dxa"/>
@@ -1383,13 +2978,13 @@
                 <w:color w:val="183153"/>
                 <w:sz w:val="17"/>
               </w:rPr>
-              <w:t>标准抗噪压力测试</w:t>
+              <w:t>结果处理</w:t>
             </w:r>
           </w:p>
         </w:tc>
         <w:tc>
           <w:tcPr>
-            <w:tcW w:type="dxa" w:w="1944"/>
+            <w:tcW w:type="dxa" w:w="3096"/>
             <w:vAlign w:val="center"/>
             <w:tcMar>
               <w:top w:w="90" w:type="dxa"/>
@@ -1409,13 +3004,13 @@
                 <w:color w:val="183153"/>
                 <w:sz w:val="17"/>
               </w:rPr>
-              <w:t>NSTDB 12条</w:t>
+              <w:t>Pandas</w:t>
             </w:r>
           </w:p>
         </w:tc>
         <w:tc>
           <w:tcPr>
-            <w:tcW w:type="dxa" w:w="2448"/>
+            <w:tcW w:type="dxa" w:w="3672"/>
             <w:vAlign w:val="center"/>
             <w:tcMar>
               <w:top w:w="90" w:type="dxa"/>
@@ -1435,33 +3030,7 @@
                 <w:color w:val="183153"/>
                 <w:sz w:val="17"/>
               </w:rPr>
-              <w:t>30配置 × 6个SNR</w:t>
-            </w:r>
-          </w:p>
-        </w:tc>
-        <w:tc>
-          <w:tcPr>
-            <w:tcW w:type="dxa" w:w="2808"/>
-            <w:vAlign w:val="center"/>
-            <w:tcMar>
-              <w:top w:w="90" w:type="dxa"/>
-              <w:start w:w="110" w:type="dxa"/>
-              <w:bottom w:w="90" w:type="dxa"/>
-              <w:end w:w="110" w:type="dxa"/>
-            </w:tcMar>
-          </w:tcPr>
-          <w:p>
-            <w:pPr>
-              <w:jc w:val="center"/>
-            </w:pPr>
-            <w:r>
-              <w:rPr>
-                <w:rFonts w:ascii="SimSun" w:hAnsi="SimSun" w:eastAsia="SimSun"/>
-                <w:b w:val="0"/>
-                <w:color w:val="183153"/>
-                <w:sz w:val="17"/>
-              </w:rPr>
-              <w:t>评价运动伪影鲁棒性</w:t>
+              <w:t>逐记录与聚合结果表</w:t>
             </w:r>
           </w:p>
         </w:tc>
@@ -1469,7 +3038,7 @@
       <w:tr>
         <w:tc>
           <w:tcPr>
-            <w:tcW w:type="dxa" w:w="1872"/>
+            <w:tcW w:type="dxa" w:w="2376"/>
             <w:vAlign w:val="center"/>
             <w:tcMar>
               <w:top w:w="90" w:type="dxa"/>
@@ -1490,13 +3059,13 @@
                 <w:color w:val="183153"/>
                 <w:sz w:val="17"/>
               </w:rPr>
-              <w:t>定位敏感性分析</w:t>
+              <w:t>制图</w:t>
             </w:r>
           </w:p>
         </w:tc>
         <w:tc>
           <w:tcPr>
-            <w:tcW w:type="dxa" w:w="1944"/>
+            <w:tcW w:type="dxa" w:w="3096"/>
             <w:vAlign w:val="center"/>
             <w:tcMar>
               <w:top w:w="90" w:type="dxa"/>
@@ -1517,13 +3086,13 @@
                 <w:color w:val="183153"/>
                 <w:sz w:val="17"/>
               </w:rPr>
-              <w:t>同上</w:t>
+              <w:t>Matplotlib</w:t>
             </w:r>
           </w:p>
         </w:tc>
         <w:tc>
           <w:tcPr>
-            <w:tcW w:type="dxa" w:w="2448"/>
+            <w:tcW w:type="dxa" w:w="3672"/>
             <w:vAlign w:val="center"/>
             <w:tcMar>
               <w:top w:w="90" w:type="dxa"/>
@@ -1544,13 +3113,122 @@
                 <w:color w:val="183153"/>
                 <w:sz w:val="17"/>
               </w:rPr>
-              <w:t>±150 ms与±75 ms</w:t>
+              <w:t>系统图、热力图、鲁棒性曲线、帕累托图</w:t>
+            </w:r>
+          </w:p>
+        </w:tc>
+      </w:tr>
+      <w:tr>
+        <w:tc>
+          <w:tcPr>
+            <w:tcW w:type="dxa" w:w="2376"/>
+            <w:vAlign w:val="center"/>
+            <w:tcMar>
+              <w:top w:w="90" w:type="dxa"/>
+              <w:start w:w="110" w:type="dxa"/>
+              <w:bottom w:w="90" w:type="dxa"/>
+              <w:end w:w="110" w:type="dxa"/>
+            </w:tcMar>
+          </w:tcPr>
+          <w:p>
+            <w:pPr>
+              <w:jc w:val="left"/>
+            </w:pPr>
+            <w:r>
+              <w:rPr>
+                <w:rFonts w:ascii="SimSun" w:hAnsi="SimSun" w:eastAsia="SimSun"/>
+                <w:b w:val="0"/>
+                <w:color w:val="183153"/>
+                <w:sz w:val="17"/>
+              </w:rPr>
+              <w:t>报告</w:t>
             </w:r>
           </w:p>
         </w:tc>
         <w:tc>
           <w:tcPr>
-            <w:tcW w:type="dxa" w:w="2808"/>
+            <w:tcW w:type="dxa" w:w="3096"/>
+            <w:vAlign w:val="center"/>
+            <w:tcMar>
+              <w:top w:w="90" w:type="dxa"/>
+              <w:start w:w="110" w:type="dxa"/>
+              <w:bottom w:w="90" w:type="dxa"/>
+              <w:end w:w="110" w:type="dxa"/>
+            </w:tcMar>
+          </w:tcPr>
+          <w:p>
+            <w:pPr>
+              <w:jc w:val="center"/>
+            </w:pPr>
+            <w:r>
+              <w:rPr>
+                <w:rFonts w:ascii="SimSun" w:hAnsi="SimSun" w:eastAsia="SimSun"/>
+                <w:b w:val="0"/>
+                <w:color w:val="183153"/>
+                <w:sz w:val="17"/>
+              </w:rPr>
+              <w:t>python-docx、ReportLab</w:t>
+            </w:r>
+          </w:p>
+        </w:tc>
+        <w:tc>
+          <w:tcPr>
+            <w:tcW w:type="dxa" w:w="3672"/>
+            <w:vAlign w:val="center"/>
+            <w:tcMar>
+              <w:top w:w="90" w:type="dxa"/>
+              <w:start w:w="110" w:type="dxa"/>
+              <w:bottom w:w="90" w:type="dxa"/>
+              <w:end w:w="110" w:type="dxa"/>
+            </w:tcMar>
+          </w:tcPr>
+          <w:p>
+            <w:pPr>
+              <w:jc w:val="center"/>
+            </w:pPr>
+            <w:r>
+              <w:rPr>
+                <w:rFonts w:ascii="SimSun" w:hAnsi="SimSun" w:eastAsia="SimSun"/>
+                <w:b w:val="0"/>
+                <w:color w:val="183153"/>
+                <w:sz w:val="17"/>
+              </w:rPr>
+              <w:t>生成DOCX和PDF</w:t>
+            </w:r>
+          </w:p>
+        </w:tc>
+      </w:tr>
+      <w:tr>
+        <w:tc>
+          <w:tcPr>
+            <w:tcW w:type="dxa" w:w="2376"/>
+            <w:vAlign w:val="center"/>
+            <w:tcMar>
+              <w:top w:w="90" w:type="dxa"/>
+              <w:start w:w="110" w:type="dxa"/>
+              <w:bottom w:w="90" w:type="dxa"/>
+              <w:end w:w="110" w:type="dxa"/>
+            </w:tcMar>
+            <w:shd w:fill="F4F8FC"/>
+          </w:tcPr>
+          <w:p>
+            <w:pPr>
+              <w:jc w:val="left"/>
+            </w:pPr>
+            <w:r>
+              <w:rPr>
+                <w:rFonts w:ascii="SimSun" w:hAnsi="SimSun" w:eastAsia="SimSun"/>
+                <w:b w:val="0"/>
+                <w:color w:val="183153"/>
+                <w:sz w:val="17"/>
+              </w:rPr>
+              <w:t>展示</w:t>
+            </w:r>
+          </w:p>
+        </w:tc>
+        <w:tc>
+          <w:tcPr>
+            <w:tcW w:type="dxa" w:w="3096"/>
             <w:vAlign w:val="center"/>
             <w:tcMar>
               <w:top w:w="90" w:type="dxa"/>
@@ -1571,7 +3249,34 @@
                 <w:color w:val="183153"/>
                 <w:sz w:val="17"/>
               </w:rPr>
-              <w:t>识别低采样率时间代价</w:t>
+              <w:t>HTML/CSS/JavaScript</w:t>
+            </w:r>
+          </w:p>
+        </w:tc>
+        <w:tc>
+          <w:tcPr>
+            <w:tcW w:type="dxa" w:w="3672"/>
+            <w:vAlign w:val="center"/>
+            <w:tcMar>
+              <w:top w:w="90" w:type="dxa"/>
+              <w:start w:w="110" w:type="dxa"/>
+              <w:bottom w:w="90" w:type="dxa"/>
+              <w:end w:w="110" w:type="dxa"/>
+            </w:tcMar>
+            <w:shd w:fill="F4F8FC"/>
+          </w:tcPr>
+          <w:p>
+            <w:pPr>
+              <w:jc w:val="center"/>
+            </w:pPr>
+            <w:r>
+              <w:rPr>
+                <w:rFonts w:ascii="SimSun" w:hAnsi="SimSun" w:eastAsia="SimSun"/>
+                <w:b w:val="0"/>
+                <w:color w:val="183153"/>
+                <w:sz w:val="17"/>
+              </w:rPr>
+              <w:t>GitHub Pages交互展示</w:t>
             </w:r>
           </w:p>
         </w:tc>
@@ -1591,7 +3296,7 @@
         <w:drawing>
           <wp:inline xmlns:a="http://schemas.openxmlformats.org/drawingml/2006/main" xmlns:pic="http://schemas.openxmlformats.org/drawingml/2006/picture">
             <wp:extent cx="5715000" cy="1739811"/>
-            <wp:docPr id="2" name="Picture 2" descr="Image: image2.png"/>
+            <wp:docPr id="2" name="Picture 2"/>
             <wp:cNvGraphicFramePr>
               <a:graphicFrameLocks noChangeAspect="1"/>
             </wp:cNvGraphicFramePr>
@@ -1634,15 +3339,7 @@
           <w:color w:val="657786"/>
           <w:sz w:val="18"/>
         </w:rPr>
-        <w:t>图2　虚拟采集与实验评价流程</w:t>
-      </w:r>
-    </w:p>
-    <w:p>
-      <w:pPr>
-        <w:pStyle w:val="Heading2"/>
-      </w:pPr>
-      <w:r>
-        <w:t>3.2 信号处理与评价</w:t>
+        <w:t>图2　虚拟采集与实验评价流程。</w:t>
       </w:r>
     </w:p>
     <w:p>
@@ -1657,7 +3354,7 @@
           <w:color w:val="183153"/>
           <w:sz w:val="21"/>
         </w:rPr>
-        <w:t>每条记录选取第一通道，先通过0.5-40 Hz四阶Butterworth零相位带通模型，再使用带抗混叠滤波的多相重采样生成目标采样率。量化过程固定10 mV满量程，不对各记录单独归一化。所有配置使用固定设置的WFDB XQRS检测器。</w:t>
+        <w:t>每条记录选取第一通道，先通过0.5-40 Hz四阶Butterworth零相位带通模型，再使用带抗混叠滤波的多相重采样生成目标采样率。量化过程固定10 mV满量程，不对各记录单独归一化。所有配置使用固定设置的WFDB XQRS检测器。检测结果与人工标注在±150 ms内一对一匹配；另以±75 ms窗口进行定位敏感性分析。</w:t>
       </w:r>
     </w:p>
     <w:p>
@@ -1672,8 +3369,537 @@
           <w:color w:val="183153"/>
           <w:sz w:val="21"/>
         </w:rPr>
-        <w:t>检测结果与人工标注在±150 ms内一对一匹配，并计算TP、FP、FN、灵敏度、阳性预测率和F1。NSTDB主分析仅评价官方交替模式中的已知噪声区间，并在边界去除0.2 s。</w:t>
+        <w:t>NSTDB主分析仅评价官方交替模式中的已知噪声区间，并在区间边界去除0.2 s，避免边界滤波效应。数据处理、参数和结果表均由脚本自动生成。</w:t>
       </w:r>
+    </w:p>
+    <w:p>
+      <w:pPr>
+        <w:spacing w:after="120" w:line="307" w:lineRule="auto"/>
+        <w:jc w:val="both"/>
+      </w:pPr>
+      <w:r>
+        <w:rPr>
+          <w:rFonts w:ascii="SimSun" w:hAnsi="SimSun" w:eastAsia="SimSun"/>
+          <w:b w:val="0"/>
+          <w:color w:val="183153"/>
+          <w:sz w:val="21"/>
+        </w:rPr>
+        <w:t>表5　本人实现工作说明</w:t>
+      </w:r>
+    </w:p>
+    <w:tbl>
+      <w:tblPr>
+        <w:tblStyle w:val="TableGrid"/>
+        <w:tblW w:type="auto" w:w="0"/>
+        <w:jc w:val="center"/>
+        <w:tblLayout w:type="fixed"/>
+        <w:tblLook w:firstColumn="1" w:firstRow="1" w:lastColumn="0" w:lastRow="0" w:noHBand="0" w:noVBand="1" w:val="04A0"/>
+      </w:tblPr>
+      <w:tblGrid>
+        <w:gridCol w:w="3216"/>
+        <w:gridCol w:w="3216"/>
+        <w:gridCol w:w="3216"/>
+      </w:tblGrid>
+      <w:tr>
+        <w:trPr>
+          <w:tblHeader w:val="true"/>
+        </w:trPr>
+        <w:tc>
+          <w:tcPr>
+            <w:tcW w:type="dxa" w:w="2376"/>
+            <w:vAlign w:val="center"/>
+            <w:shd w:fill="276FBF"/>
+            <w:tcMar>
+              <w:top w:w="90" w:type="dxa"/>
+              <w:start w:w="110" w:type="dxa"/>
+              <w:bottom w:w="90" w:type="dxa"/>
+              <w:end w:w="110" w:type="dxa"/>
+            </w:tcMar>
+          </w:tcPr>
+          <w:p>
+            <w:pPr>
+              <w:jc w:val="center"/>
+            </w:pPr>
+            <w:r>
+              <w:rPr>
+                <w:rFonts w:ascii="Microsoft YaHei" w:hAnsi="Microsoft YaHei" w:eastAsia="Microsoft YaHei"/>
+                <w:b/>
+                <w:color w:val="FFFFFF"/>
+                <w:sz w:val="18"/>
+              </w:rPr>
+              <w:t>环节</w:t>
+            </w:r>
+          </w:p>
+        </w:tc>
+        <w:tc>
+          <w:tcPr>
+            <w:tcW w:type="dxa" w:w="3096"/>
+            <w:vAlign w:val="center"/>
+            <w:shd w:fill="276FBF"/>
+            <w:tcMar>
+              <w:top w:w="90" w:type="dxa"/>
+              <w:start w:w="110" w:type="dxa"/>
+              <w:bottom w:w="90" w:type="dxa"/>
+              <w:end w:w="110" w:type="dxa"/>
+            </w:tcMar>
+          </w:tcPr>
+          <w:p>
+            <w:pPr>
+              <w:jc w:val="center"/>
+            </w:pPr>
+            <w:r>
+              <w:rPr>
+                <w:rFonts w:ascii="Microsoft YaHei" w:hAnsi="Microsoft YaHei" w:eastAsia="Microsoft YaHei"/>
+                <w:b/>
+                <w:color w:val="FFFFFF"/>
+                <w:sz w:val="18"/>
+              </w:rPr>
+              <w:t>实现内容</w:t>
+            </w:r>
+          </w:p>
+        </w:tc>
+        <w:tc>
+          <w:tcPr>
+            <w:tcW w:type="dxa" w:w="3672"/>
+            <w:vAlign w:val="center"/>
+            <w:shd w:fill="276FBF"/>
+            <w:tcMar>
+              <w:top w:w="90" w:type="dxa"/>
+              <w:start w:w="110" w:type="dxa"/>
+              <w:bottom w:w="90" w:type="dxa"/>
+              <w:end w:w="110" w:type="dxa"/>
+            </w:tcMar>
+          </w:tcPr>
+          <w:p>
+            <w:pPr>
+              <w:jc w:val="center"/>
+            </w:pPr>
+            <w:r>
+              <w:rPr>
+                <w:rFonts w:ascii="Microsoft YaHei" w:hAnsi="Microsoft YaHei" w:eastAsia="Microsoft YaHei"/>
+                <w:b/>
+                <w:color w:val="FFFFFF"/>
+                <w:sz w:val="18"/>
+              </w:rPr>
+              <w:t>主要输出</w:t>
+            </w:r>
+          </w:p>
+        </w:tc>
+      </w:tr>
+      <w:tr>
+        <w:tc>
+          <w:tcPr>
+            <w:tcW w:type="dxa" w:w="2376"/>
+            <w:vAlign w:val="center"/>
+            <w:tcMar>
+              <w:top w:w="90" w:type="dxa"/>
+              <w:start w:w="110" w:type="dxa"/>
+              <w:bottom w:w="90" w:type="dxa"/>
+              <w:end w:w="110" w:type="dxa"/>
+            </w:tcMar>
+            <w:shd w:fill="F4F8FC"/>
+          </w:tcPr>
+          <w:p>
+            <w:pPr>
+              <w:jc w:val="left"/>
+            </w:pPr>
+            <w:r>
+              <w:rPr>
+                <w:rFonts w:ascii="SimSun" w:hAnsi="SimSun" w:eastAsia="SimSun"/>
+                <w:b w:val="0"/>
+                <w:color w:val="183153"/>
+                <w:sz w:val="17"/>
+              </w:rPr>
+              <w:t>数据获取与校验</w:t>
+            </w:r>
+          </w:p>
+        </w:tc>
+        <w:tc>
+          <w:tcPr>
+            <w:tcW w:type="dxa" w:w="3096"/>
+            <w:vAlign w:val="center"/>
+            <w:tcMar>
+              <w:top w:w="90" w:type="dxa"/>
+              <w:start w:w="110" w:type="dxa"/>
+              <w:bottom w:w="90" w:type="dxa"/>
+              <w:end w:w="110" w:type="dxa"/>
+            </w:tcMar>
+            <w:shd w:fill="F4F8FC"/>
+          </w:tcPr>
+          <w:p>
+            <w:pPr>
+              <w:jc w:val="center"/>
+            </w:pPr>
+            <w:r>
+              <w:rPr>
+                <w:rFonts w:ascii="SimSun" w:hAnsi="SimSun" w:eastAsia="SimSun"/>
+                <w:b w:val="0"/>
+                <w:color w:val="183153"/>
+                <w:sz w:val="17"/>
+              </w:rPr>
+              <w:t>下载MIT-BIH和NSTDB，记录文件大小、SHA-256和采样率</w:t>
+            </w:r>
+          </w:p>
+        </w:tc>
+        <w:tc>
+          <w:tcPr>
+            <w:tcW w:type="dxa" w:w="3672"/>
+            <w:vAlign w:val="center"/>
+            <w:tcMar>
+              <w:top w:w="90" w:type="dxa"/>
+              <w:start w:w="110" w:type="dxa"/>
+              <w:bottom w:w="90" w:type="dxa"/>
+              <w:end w:w="110" w:type="dxa"/>
+            </w:tcMar>
+            <w:shd w:fill="F4F8FC"/>
+          </w:tcPr>
+          <w:p>
+            <w:pPr>
+              <w:jc w:val="center"/>
+            </w:pPr>
+            <w:r>
+              <w:rPr>
+                <w:rFonts w:ascii="SimSun" w:hAnsi="SimSun" w:eastAsia="SimSun"/>
+                <w:b w:val="0"/>
+                <w:color w:val="183153"/>
+                <w:sz w:val="17"/>
+              </w:rPr>
+              <w:t>data_manifest/，data_validation.csv</w:t>
+            </w:r>
+          </w:p>
+        </w:tc>
+      </w:tr>
+      <w:tr>
+        <w:tc>
+          <w:tcPr>
+            <w:tcW w:type="dxa" w:w="2376"/>
+            <w:vAlign w:val="center"/>
+            <w:tcMar>
+              <w:top w:w="90" w:type="dxa"/>
+              <w:start w:w="110" w:type="dxa"/>
+              <w:bottom w:w="90" w:type="dxa"/>
+              <w:end w:w="110" w:type="dxa"/>
+            </w:tcMar>
+          </w:tcPr>
+          <w:p>
+            <w:pPr>
+              <w:jc w:val="left"/>
+            </w:pPr>
+            <w:r>
+              <w:rPr>
+                <w:rFonts w:ascii="SimSun" w:hAnsi="SimSun" w:eastAsia="SimSun"/>
+                <w:b w:val="0"/>
+                <w:color w:val="183153"/>
+                <w:sz w:val="17"/>
+              </w:rPr>
+              <w:t>虚拟采集链路</w:t>
+            </w:r>
+          </w:p>
+        </w:tc>
+        <w:tc>
+          <w:tcPr>
+            <w:tcW w:type="dxa" w:w="3096"/>
+            <w:vAlign w:val="center"/>
+            <w:tcMar>
+              <w:top w:w="90" w:type="dxa"/>
+              <w:start w:w="110" w:type="dxa"/>
+              <w:bottom w:w="90" w:type="dxa"/>
+              <w:end w:w="110" w:type="dxa"/>
+            </w:tcMar>
+          </w:tcPr>
+          <w:p>
+            <w:pPr>
+              <w:jc w:val="center"/>
+            </w:pPr>
+            <w:r>
+              <w:rPr>
+                <w:rFonts w:ascii="SimSun" w:hAnsi="SimSun" w:eastAsia="SimSun"/>
+                <w:b w:val="0"/>
+                <w:color w:val="183153"/>
+                <w:sz w:val="17"/>
+              </w:rPr>
+              <w:t>前端带通、抗混叠重采样、固定满量程量化</w:t>
+            </w:r>
+          </w:p>
+        </w:tc>
+        <w:tc>
+          <w:tcPr>
+            <w:tcW w:type="dxa" w:w="3672"/>
+            <w:vAlign w:val="center"/>
+            <w:tcMar>
+              <w:top w:w="90" w:type="dxa"/>
+              <w:start w:w="110" w:type="dxa"/>
+              <w:bottom w:w="90" w:type="dxa"/>
+              <w:end w:w="110" w:type="dxa"/>
+            </w:tcMar>
+          </w:tcPr>
+          <w:p>
+            <w:pPr>
+              <w:jc w:val="center"/>
+            </w:pPr>
+            <w:r>
+              <w:rPr>
+                <w:rFonts w:ascii="SimSun" w:hAnsi="SimSun" w:eastAsia="SimSun"/>
+                <w:b w:val="0"/>
+                <w:color w:val="183153"/>
+                <w:sz w:val="17"/>
+              </w:rPr>
+              <w:t>不同采样率/位数组合信号</w:t>
+            </w:r>
+          </w:p>
+        </w:tc>
+      </w:tr>
+      <w:tr>
+        <w:tc>
+          <w:tcPr>
+            <w:tcW w:type="dxa" w:w="2376"/>
+            <w:vAlign w:val="center"/>
+            <w:tcMar>
+              <w:top w:w="90" w:type="dxa"/>
+              <w:start w:w="110" w:type="dxa"/>
+              <w:bottom w:w="90" w:type="dxa"/>
+              <w:end w:w="110" w:type="dxa"/>
+            </w:tcMar>
+            <w:shd w:fill="F4F8FC"/>
+          </w:tcPr>
+          <w:p>
+            <w:pPr>
+              <w:jc w:val="left"/>
+            </w:pPr>
+            <w:r>
+              <w:rPr>
+                <w:rFonts w:ascii="SimSun" w:hAnsi="SimSun" w:eastAsia="SimSun"/>
+                <w:b w:val="0"/>
+                <w:color w:val="183153"/>
+                <w:sz w:val="17"/>
+              </w:rPr>
+              <w:t>R峰检测与匹配</w:t>
+            </w:r>
+          </w:p>
+        </w:tc>
+        <w:tc>
+          <w:tcPr>
+            <w:tcW w:type="dxa" w:w="3096"/>
+            <w:vAlign w:val="center"/>
+            <w:tcMar>
+              <w:top w:w="90" w:type="dxa"/>
+              <w:start w:w="110" w:type="dxa"/>
+              <w:bottom w:w="90" w:type="dxa"/>
+              <w:end w:w="110" w:type="dxa"/>
+            </w:tcMar>
+            <w:shd w:fill="F4F8FC"/>
+          </w:tcPr>
+          <w:p>
+            <w:pPr>
+              <w:jc w:val="center"/>
+            </w:pPr>
+            <w:r>
+              <w:rPr>
+                <w:rFonts w:ascii="SimSun" w:hAnsi="SimSun" w:eastAsia="SimSun"/>
+                <w:b w:val="0"/>
+                <w:color w:val="183153"/>
+                <w:sz w:val="17"/>
+              </w:rPr>
+              <w:t>固定参数XQRS，人工标注一对一匹配</w:t>
+            </w:r>
+          </w:p>
+        </w:tc>
+        <w:tc>
+          <w:tcPr>
+            <w:tcW w:type="dxa" w:w="3672"/>
+            <w:vAlign w:val="center"/>
+            <w:tcMar>
+              <w:top w:w="90" w:type="dxa"/>
+              <w:start w:w="110" w:type="dxa"/>
+              <w:bottom w:w="90" w:type="dxa"/>
+              <w:end w:w="110" w:type="dxa"/>
+            </w:tcMar>
+            <w:shd w:fill="F4F8FC"/>
+          </w:tcPr>
+          <w:p>
+            <w:pPr>
+              <w:jc w:val="center"/>
+            </w:pPr>
+            <w:r>
+              <w:rPr>
+                <w:rFonts w:ascii="SimSun" w:hAnsi="SimSun" w:eastAsia="SimSun"/>
+                <w:b w:val="0"/>
+                <w:color w:val="183153"/>
+                <w:sz w:val="17"/>
+              </w:rPr>
+              <w:t>TP、FP、FN、时间误差</w:t>
+            </w:r>
+          </w:p>
+        </w:tc>
+      </w:tr>
+      <w:tr>
+        <w:tc>
+          <w:tcPr>
+            <w:tcW w:type="dxa" w:w="2376"/>
+            <w:vAlign w:val="center"/>
+            <w:tcMar>
+              <w:top w:w="90" w:type="dxa"/>
+              <w:start w:w="110" w:type="dxa"/>
+              <w:bottom w:w="90" w:type="dxa"/>
+              <w:end w:w="110" w:type="dxa"/>
+            </w:tcMar>
+          </w:tcPr>
+          <w:p>
+            <w:pPr>
+              <w:jc w:val="left"/>
+            </w:pPr>
+            <w:r>
+              <w:rPr>
+                <w:rFonts w:ascii="SimSun" w:hAnsi="SimSun" w:eastAsia="SimSun"/>
+                <w:b w:val="0"/>
+                <w:color w:val="183153"/>
+                <w:sz w:val="17"/>
+              </w:rPr>
+              <w:t>统计与可视化</w:t>
+            </w:r>
+          </w:p>
+        </w:tc>
+        <w:tc>
+          <w:tcPr>
+            <w:tcW w:type="dxa" w:w="3096"/>
+            <w:vAlign w:val="center"/>
+            <w:tcMar>
+              <w:top w:w="90" w:type="dxa"/>
+              <w:start w:w="110" w:type="dxa"/>
+              <w:bottom w:w="90" w:type="dxa"/>
+              <w:end w:w="110" w:type="dxa"/>
+            </w:tcMar>
+          </w:tcPr>
+          <w:p>
+            <w:pPr>
+              <w:jc w:val="center"/>
+            </w:pPr>
+            <w:r>
+              <w:rPr>
+                <w:rFonts w:ascii="SimSun" w:hAnsi="SimSun" w:eastAsia="SimSun"/>
+                <w:b w:val="0"/>
+                <w:color w:val="183153"/>
+                <w:sz w:val="17"/>
+              </w:rPr>
+              <w:t>聚合指标、bootstrap、配对检验、热力图和曲线</w:t>
+            </w:r>
+          </w:p>
+        </w:tc>
+        <w:tc>
+          <w:tcPr>
+            <w:tcW w:type="dxa" w:w="3672"/>
+            <w:vAlign w:val="center"/>
+            <w:tcMar>
+              <w:top w:w="90" w:type="dxa"/>
+              <w:start w:w="110" w:type="dxa"/>
+              <w:bottom w:w="90" w:type="dxa"/>
+              <w:end w:w="110" w:type="dxa"/>
+            </w:tcMar>
+          </w:tcPr>
+          <w:p>
+            <w:pPr>
+              <w:jc w:val="center"/>
+            </w:pPr>
+            <w:r>
+              <w:rPr>
+                <w:rFonts w:ascii="SimSun" w:hAnsi="SimSun" w:eastAsia="SimSun"/>
+                <w:b w:val="0"/>
+                <w:color w:val="183153"/>
+                <w:sz w:val="17"/>
+              </w:rPr>
+              <w:t>results/，figures/</w:t>
+            </w:r>
+          </w:p>
+        </w:tc>
+      </w:tr>
+      <w:tr>
+        <w:tc>
+          <w:tcPr>
+            <w:tcW w:type="dxa" w:w="2376"/>
+            <w:vAlign w:val="center"/>
+            <w:tcMar>
+              <w:top w:w="90" w:type="dxa"/>
+              <w:start w:w="110" w:type="dxa"/>
+              <w:bottom w:w="90" w:type="dxa"/>
+              <w:end w:w="110" w:type="dxa"/>
+            </w:tcMar>
+            <w:shd w:fill="F4F8FC"/>
+          </w:tcPr>
+          <w:p>
+            <w:pPr>
+              <w:jc w:val="left"/>
+            </w:pPr>
+            <w:r>
+              <w:rPr>
+                <w:rFonts w:ascii="SimSun" w:hAnsi="SimSun" w:eastAsia="SimSun"/>
+                <w:b w:val="0"/>
+                <w:color w:val="183153"/>
+                <w:sz w:val="17"/>
+              </w:rPr>
+              <w:t>工程交付</w:t>
+            </w:r>
+          </w:p>
+        </w:tc>
+        <w:tc>
+          <w:tcPr>
+            <w:tcW w:type="dxa" w:w="3096"/>
+            <w:vAlign w:val="center"/>
+            <w:tcMar>
+              <w:top w:w="90" w:type="dxa"/>
+              <w:start w:w="110" w:type="dxa"/>
+              <w:bottom w:w="90" w:type="dxa"/>
+              <w:end w:w="110" w:type="dxa"/>
+            </w:tcMar>
+            <w:shd w:fill="F4F8FC"/>
+          </w:tcPr>
+          <w:p>
+            <w:pPr>
+              <w:jc w:val="center"/>
+            </w:pPr>
+            <w:r>
+              <w:rPr>
+                <w:rFonts w:ascii="SimSun" w:hAnsi="SimSun" w:eastAsia="SimSun"/>
+                <w:b w:val="0"/>
+                <w:color w:val="183153"/>
+                <w:sz w:val="17"/>
+              </w:rPr>
+              <w:t>自动生成报告、PDF、DOCX、网页和审核结果</w:t>
+            </w:r>
+          </w:p>
+        </w:tc>
+        <w:tc>
+          <w:tcPr>
+            <w:tcW w:type="dxa" w:w="3672"/>
+            <w:vAlign w:val="center"/>
+            <w:tcMar>
+              <w:top w:w="90" w:type="dxa"/>
+              <w:start w:w="110" w:type="dxa"/>
+              <w:bottom w:w="90" w:type="dxa"/>
+              <w:end w:w="110" w:type="dxa"/>
+            </w:tcMar>
+            <w:shd w:fill="F4F8FC"/>
+          </w:tcPr>
+          <w:p>
+            <w:pPr>
+              <w:jc w:val="center"/>
+            </w:pPr>
+            <w:r>
+              <w:rPr>
+                <w:rFonts w:ascii="SimSun" w:hAnsi="SimSun" w:eastAsia="SimSun"/>
+                <w:b w:val="0"/>
+                <w:color w:val="183153"/>
+                <w:sz w:val="17"/>
+              </w:rPr>
+              <w:t>report/，web/，FINAL_AUDIT.md</w:t>
+            </w:r>
+          </w:p>
+        </w:tc>
+      </w:tr>
+    </w:tbl>
+    <w:p>
+      <w:pPr>
+        <w:spacing w:after="40"/>
+      </w:pPr>
     </w:p>
     <w:p>
       <w:pPr>
@@ -1684,7 +3910,7 @@
         <w:drawing>
           <wp:inline xmlns:a="http://schemas.openxmlformats.org/drawingml/2006/main" xmlns:pic="http://schemas.openxmlformats.org/drawingml/2006/picture">
             <wp:extent cx="5715000" cy="3611861"/>
-            <wp:docPr id="3" name="Picture 3" descr="Image: image3.png"/>
+            <wp:docPr id="3" name="Picture 3"/>
             <wp:cNvGraphicFramePr>
               <a:graphicFrameLocks noChangeAspect="1"/>
             </wp:cNvGraphicFramePr>
@@ -1727,7 +3953,75 @@
           <w:color w:val="657786"/>
           <w:sz w:val="18"/>
         </w:rPr>
-        <w:t>图3　不同虚拟采集配置的代表性ECG波形</w:t>
+        <w:t>图3　不同虚拟采集配置的代表性ECG波形。</w:t>
+      </w:r>
+    </w:p>
+    <w:p>
+      <w:pPr>
+        <w:pStyle w:val="Heading2"/>
+      </w:pPr>
+      <w:r>
+        <w:t>3.3 性能指标</w:t>
+      </w:r>
+    </w:p>
+    <w:p>
+      <w:pPr>
+        <w:spacing w:after="120" w:line="307" w:lineRule="auto"/>
+        <w:jc w:val="both"/>
+      </w:pPr>
+      <w:r>
+        <w:rPr>
+          <w:rFonts w:ascii="SimSun" w:hAnsi="SimSun" w:eastAsia="SimSun"/>
+          <w:b w:val="0"/>
+          <w:color w:val="183153"/>
+          <w:sz w:val="21"/>
+        </w:rPr>
+        <w:t>Sensitivity = TP / (TP + FN)</w:t>
+      </w:r>
+    </w:p>
+    <w:p>
+      <w:pPr>
+        <w:spacing w:after="120" w:line="307" w:lineRule="auto"/>
+        <w:jc w:val="both"/>
+      </w:pPr>
+      <w:r>
+        <w:rPr>
+          <w:rFonts w:ascii="SimSun" w:hAnsi="SimSun" w:eastAsia="SimSun"/>
+          <w:b w:val="0"/>
+          <w:color w:val="183153"/>
+          <w:sz w:val="21"/>
+        </w:rPr>
+        <w:t>PPV = TP / (TP + FP)</w:t>
+      </w:r>
+    </w:p>
+    <w:p>
+      <w:pPr>
+        <w:spacing w:after="120" w:line="307" w:lineRule="auto"/>
+        <w:jc w:val="both"/>
+      </w:pPr>
+      <w:r>
+        <w:rPr>
+          <w:rFonts w:ascii="SimSun" w:hAnsi="SimSun" w:eastAsia="SimSun"/>
+          <w:b w:val="0"/>
+          <w:color w:val="183153"/>
+          <w:sz w:val="21"/>
+        </w:rPr>
+        <w:t>F1 = 2 × Sensitivity × PPV / (Sensitivity + PPV)</w:t>
+      </w:r>
+    </w:p>
+    <w:p>
+      <w:pPr>
+        <w:spacing w:after="120" w:line="307" w:lineRule="auto"/>
+        <w:jc w:val="both"/>
+      </w:pPr>
+      <w:r>
+        <w:rPr>
+          <w:rFonts w:ascii="SimSun" w:hAnsi="SimSun" w:eastAsia="SimSun"/>
+          <w:b w:val="0"/>
+          <w:color w:val="183153"/>
+          <w:sz w:val="21"/>
+        </w:rPr>
+        <w:t>同时计算R峰时间误差、量化均方根误差、量化信噪比、削顶率、数据率与每天存储量。统计分析以记录为单位，使用bootstrap置信区间和配对Wilcoxon检验。</w:t>
       </w:r>
     </w:p>
     <w:p>
@@ -1755,7 +4049,7 @@
         <w:drawing>
           <wp:inline xmlns:a="http://schemas.openxmlformats.org/drawingml/2006/main" xmlns:pic="http://schemas.openxmlformats.org/drawingml/2006/picture">
             <wp:extent cx="5715000" cy="2350777"/>
-            <wp:docPr id="4" name="Picture 4" descr="Image: image4.png"/>
+            <wp:docPr id="4" name="Picture 4"/>
             <wp:cNvGraphicFramePr>
               <a:graphicFrameLocks noChangeAspect="1"/>
             </wp:cNvGraphicFramePr>
@@ -1798,7 +4092,37 @@
           <w:color w:val="657786"/>
           <w:sz w:val="18"/>
         </w:rPr>
-        <w:t>图4　干净条件下30种配置的F1与R峰时间误差</w:t>
+        <w:t>图4　干净条件下30种配置的F1、时间误差与资源指标热力图。</w:t>
+      </w:r>
+    </w:p>
+    <w:p>
+      <w:pPr>
+        <w:spacing w:after="120" w:line="307" w:lineRule="auto"/>
+        <w:jc w:val="both"/>
+      </w:pPr>
+      <w:r>
+        <w:rPr>
+          <w:rFonts w:ascii="SimSun" w:hAnsi="SimSun" w:eastAsia="SimSun"/>
+          <w:b w:val="0"/>
+          <w:color w:val="183153"/>
+          <w:sz w:val="21"/>
+        </w:rPr>
+        <w:t>图4显示，推荐配置360 Hz / 6 bit在干净条件下获得99.305%的合并F1，较参考配置下降0.086个百分点；时间误差中位数为0.00 ms。结果显示，降低采样率对R峰定位时间精度的影响通常早于对检出率的影响。</w:t>
+      </w:r>
+    </w:p>
+    <w:p>
+      <w:pPr>
+        <w:spacing w:after="120" w:line="307" w:lineRule="auto"/>
+        <w:jc w:val="both"/>
+      </w:pPr>
+      <w:r>
+        <w:rPr>
+          <w:rFonts w:ascii="SimSun" w:hAnsi="SimSun" w:eastAsia="SimSun"/>
+          <w:b w:val="0"/>
+          <w:color w:val="183153"/>
+          <w:sz w:val="21"/>
+        </w:rPr>
+        <w:t>表6　代表性配置性能对比</w:t>
       </w:r>
     </w:p>
     <w:tbl>
@@ -1822,7 +4146,7 @@
         </w:trPr>
         <w:tc>
           <w:tcPr>
-            <w:tcW w:type="dxa" w:w="1944"/>
+            <w:tcW w:type="dxa" w:w="1843"/>
             <w:vAlign w:val="center"/>
             <w:shd w:fill="276FBF"/>
             <w:tcMar>
@@ -1876,7 +4200,7 @@
         </w:tc>
         <w:tc>
           <w:tcPr>
-            <w:tcW w:type="dxa" w:w="1800"/>
+            <w:tcW w:type="dxa" w:w="1757"/>
             <w:vAlign w:val="center"/>
             <w:shd w:fill="276FBF"/>
             <w:tcMar>
@@ -1930,7 +4254,7 @@
         </w:tc>
         <w:tc>
           <w:tcPr>
-            <w:tcW w:type="dxa" w:w="1944"/>
+            <w:tcW w:type="dxa" w:w="2088"/>
             <w:vAlign w:val="center"/>
             <w:shd w:fill="276FBF"/>
             <w:tcMar>
@@ -1959,7 +4283,7 @@
       <w:tr>
         <w:tc>
           <w:tcPr>
-            <w:tcW w:type="dxa" w:w="1944"/>
+            <w:tcW w:type="dxa" w:w="1843"/>
             <w:vAlign w:val="center"/>
             <w:tcMar>
               <w:top w:w="90" w:type="dxa"/>
@@ -2013,7 +4337,7 @@
         </w:tc>
         <w:tc>
           <w:tcPr>
-            <w:tcW w:type="dxa" w:w="1800"/>
+            <w:tcW w:type="dxa" w:w="1757"/>
             <w:vAlign w:val="center"/>
             <w:tcMar>
               <w:top w:w="90" w:type="dxa"/>
@@ -2067,7 +4391,7 @@
         </w:tc>
         <w:tc>
           <w:tcPr>
-            <w:tcW w:type="dxa" w:w="1944"/>
+            <w:tcW w:type="dxa" w:w="2088"/>
             <w:vAlign w:val="center"/>
             <w:tcMar>
               <w:top w:w="90" w:type="dxa"/>
@@ -2096,7 +4420,7 @@
       <w:tr>
         <w:tc>
           <w:tcPr>
-            <w:tcW w:type="dxa" w:w="1944"/>
+            <w:tcW w:type="dxa" w:w="1843"/>
             <w:vAlign w:val="center"/>
             <w:tcMar>
               <w:top w:w="90" w:type="dxa"/>
@@ -2148,7 +4472,7 @@
         </w:tc>
         <w:tc>
           <w:tcPr>
-            <w:tcW w:type="dxa" w:w="1800"/>
+            <w:tcW w:type="dxa" w:w="1757"/>
             <w:vAlign w:val="center"/>
             <w:tcMar>
               <w:top w:w="90" w:type="dxa"/>
@@ -2200,7 +4524,7 @@
         </w:tc>
         <w:tc>
           <w:tcPr>
-            <w:tcW w:type="dxa" w:w="1944"/>
+            <w:tcW w:type="dxa" w:w="2088"/>
             <w:vAlign w:val="center"/>
             <w:tcMar>
               <w:top w:w="90" w:type="dxa"/>
@@ -2228,7 +4552,7 @@
       <w:tr>
         <w:tc>
           <w:tcPr>
-            <w:tcW w:type="dxa" w:w="1944"/>
+            <w:tcW w:type="dxa" w:w="1843"/>
             <w:vAlign w:val="center"/>
             <w:tcMar>
               <w:top w:w="90" w:type="dxa"/>
@@ -2282,7 +4606,7 @@
         </w:tc>
         <w:tc>
           <w:tcPr>
-            <w:tcW w:type="dxa" w:w="1800"/>
+            <w:tcW w:type="dxa" w:w="1757"/>
             <w:vAlign w:val="center"/>
             <w:tcMar>
               <w:top w:w="90" w:type="dxa"/>
@@ -2336,7 +4660,7 @@
         </w:tc>
         <w:tc>
           <w:tcPr>
-            <w:tcW w:type="dxa" w:w="1944"/>
+            <w:tcW w:type="dxa" w:w="2088"/>
             <w:vAlign w:val="center"/>
             <w:tcMar>
               <w:top w:w="90" w:type="dxa"/>
@@ -2365,7 +4689,7 @@
       <w:tr>
         <w:tc>
           <w:tcPr>
-            <w:tcW w:type="dxa" w:w="1944"/>
+            <w:tcW w:type="dxa" w:w="1843"/>
             <w:vAlign w:val="center"/>
             <w:tcMar>
               <w:top w:w="90" w:type="dxa"/>
@@ -2417,7 +4741,7 @@
         </w:tc>
         <w:tc>
           <w:tcPr>
-            <w:tcW w:type="dxa" w:w="1800"/>
+            <w:tcW w:type="dxa" w:w="1757"/>
             <w:vAlign w:val="center"/>
             <w:tcMar>
               <w:top w:w="90" w:type="dxa"/>
@@ -2469,7 +4793,7 @@
         </w:tc>
         <w:tc>
           <w:tcPr>
-            <w:tcW w:type="dxa" w:w="1944"/>
+            <w:tcW w:type="dxa" w:w="2088"/>
             <w:vAlign w:val="center"/>
             <w:tcMar>
               <w:top w:w="90" w:type="dxa"/>
@@ -2497,7 +4821,7 @@
       <w:tr>
         <w:tc>
           <w:tcPr>
-            <w:tcW w:type="dxa" w:w="1944"/>
+            <w:tcW w:type="dxa" w:w="1843"/>
             <w:vAlign w:val="center"/>
             <w:tcMar>
               <w:top w:w="90" w:type="dxa"/>
@@ -2551,7 +4875,7 @@
         </w:tc>
         <w:tc>
           <w:tcPr>
-            <w:tcW w:type="dxa" w:w="1800"/>
+            <w:tcW w:type="dxa" w:w="1757"/>
             <w:vAlign w:val="center"/>
             <w:tcMar>
               <w:top w:w="90" w:type="dxa"/>
@@ -2605,7 +4929,7 @@
         </w:tc>
         <w:tc>
           <w:tcPr>
-            <w:tcW w:type="dxa" w:w="1944"/>
+            <w:tcW w:type="dxa" w:w="2088"/>
             <w:vAlign w:val="center"/>
             <w:tcMar>
               <w:top w:w="90" w:type="dxa"/>
@@ -2634,7 +4958,7 @@
       <w:tr>
         <w:tc>
           <w:tcPr>
-            <w:tcW w:type="dxa" w:w="1944"/>
+            <w:tcW w:type="dxa" w:w="1843"/>
             <w:vAlign w:val="center"/>
             <w:tcMar>
               <w:top w:w="90" w:type="dxa"/>
@@ -2686,7 +5010,7 @@
         </w:tc>
         <w:tc>
           <w:tcPr>
-            <w:tcW w:type="dxa" w:w="1800"/>
+            <w:tcW w:type="dxa" w:w="1757"/>
             <w:vAlign w:val="center"/>
             <w:tcMar>
               <w:top w:w="90" w:type="dxa"/>
@@ -2738,7 +5062,7 @@
         </w:tc>
         <w:tc>
           <w:tcPr>
-            <w:tcW w:type="dxa" w:w="1944"/>
+            <w:tcW w:type="dxa" w:w="2088"/>
             <w:vAlign w:val="center"/>
             <w:tcMar>
               <w:top w:w="90" w:type="dxa"/>
@@ -2781,22 +5105,7 @@
           <w:color w:val="183153"/>
           <w:sz w:val="21"/>
         </w:rPr>
-        <w:t>推荐配置360 Hz / 6 bit在干净条件下获得99.305%的合并F1，参考配置为99.391%，下降0.086个百分点；R峰时间误差中位数为0.00 ms。热力图显示，降低采样率对R峰定位精度的影响通常早于对检出率的影响。</w:t>
-      </w:r>
-    </w:p>
-    <w:p>
-      <w:pPr>
-        <w:spacing w:after="120" w:line="307" w:lineRule="auto"/>
-        <w:jc w:val="both"/>
-      </w:pPr>
-      <w:r>
-        <w:rPr>
-          <w:rFonts w:ascii="SimSun" w:hAnsi="SimSun" w:eastAsia="SimSun"/>
-          <w:b w:val="0"/>
-          <w:color w:val="183153"/>
-          <w:sz w:val="21"/>
-        </w:rPr>
-        <w:t>以记录为重采样单位的bootstrap显示，推荐配置相对参考配置的宏平均F1下降95%置信区间为0.010至0.206个百分点；配对Wilcoxon检验经Holm校正后的p值为1.000。在20个探索性交互对比中，有2个区间未跨越零，且效应量很小。</w:t>
+        <w:t>以记录为重采样单位的bootstrap显示，推荐配置相对参考配置的宏平均F1下降95%置信区间为0.010至0.206个百分点；配对Wilcoxon检验经Holm校正后的p值为1.000。在20个探索性交互对比中，有2个bootstrap区间未跨越零，且效应量很小，未显示强烈的采样率-位数交互。</w:t>
       </w:r>
     </w:p>
     <w:p>
@@ -2808,7 +5117,7 @@
         <w:drawing>
           <wp:inline xmlns:a="http://schemas.openxmlformats.org/drawingml/2006/main" xmlns:pic="http://schemas.openxmlformats.org/drawingml/2006/picture">
             <wp:extent cx="5715000" cy="3630389"/>
-            <wp:docPr id="5" name="Picture 5" descr="Image: image5.png"/>
+            <wp:docPr id="5" name="Picture 5"/>
             <wp:cNvGraphicFramePr>
               <a:graphicFrameLocks noChangeAspect="1"/>
             </wp:cNvGraphicFramePr>
@@ -2851,7 +5160,7 @@
           <w:color w:val="657786"/>
           <w:sz w:val="18"/>
         </w:rPr>
-        <w:t>图5　参考配置与推荐配置的逐记录F1分布</w:t>
+        <w:t>图5　参考配置与推荐配置的逐记录F1分布。</w:t>
       </w:r>
     </w:p>
     <w:p>
@@ -2871,7 +5180,7 @@
         <w:drawing>
           <wp:inline xmlns:a="http://schemas.openxmlformats.org/drawingml/2006/main" xmlns:pic="http://schemas.openxmlformats.org/drawingml/2006/picture">
             <wp:extent cx="5715000" cy="3588702"/>
-            <wp:docPr id="6" name="Picture 6" descr="Image: image6.png"/>
+            <wp:docPr id="6" name="Picture 6"/>
             <wp:cNvGraphicFramePr>
               <a:graphicFrameLocks noChangeAspect="1"/>
             </wp:cNvGraphicFramePr>
@@ -2914,7 +5223,22 @@
           <w:color w:val="657786"/>
           <w:sz w:val="18"/>
         </w:rPr>
-        <w:t>图6　不同SNR下候选配置的R峰检测性能</w:t>
+        <w:t>图6　不同SNR下候选配置的R峰检测性能。</w:t>
+      </w:r>
+    </w:p>
+    <w:p>
+      <w:pPr>
+        <w:spacing w:after="120" w:line="307" w:lineRule="auto"/>
+        <w:jc w:val="both"/>
+      </w:pPr>
+      <w:r>
+        <w:rPr>
+          <w:rFonts w:ascii="SimSun" w:hAnsi="SimSun" w:eastAsia="SimSun"/>
+          <w:b w:val="0"/>
+          <w:color w:val="183153"/>
+          <w:sz w:val="21"/>
+        </w:rPr>
+        <w:t>表7　标准运动伪影条件下推荐配置与参考配置对比</w:t>
       </w:r>
     </w:p>
     <w:tbl>
@@ -2937,7 +5261,7 @@
         </w:trPr>
         <w:tc>
           <w:tcPr>
-            <w:tcW w:type="dxa" w:w="1728"/>
+            <w:tcW w:type="dxa" w:w="1656"/>
             <w:vAlign w:val="center"/>
             <w:shd w:fill="276FBF"/>
             <w:tcMar>
@@ -3012,7 +5336,7 @@
                 <w:color w:val="FFFFFF"/>
                 <w:sz w:val="18"/>
               </w:rPr>
-              <w:t>推荐F1 (%)</w:t>
+              <w:t>推荐配置F1 (%)</w:t>
             </w:r>
           </w:p>
         </w:tc>
@@ -3047,7 +5371,7 @@
       <w:tr>
         <w:tc>
           <w:tcPr>
-            <w:tcW w:type="dxa" w:w="1728"/>
+            <w:tcW w:type="dxa" w:w="1656"/>
             <w:vAlign w:val="center"/>
             <w:tcMar>
               <w:top w:w="90" w:type="dxa"/>
@@ -3157,7 +5481,7 @@
       <w:tr>
         <w:tc>
           <w:tcPr>
-            <w:tcW w:type="dxa" w:w="1728"/>
+            <w:tcW w:type="dxa" w:w="1656"/>
             <w:vAlign w:val="center"/>
             <w:tcMar>
               <w:top w:w="90" w:type="dxa"/>
@@ -3263,7 +5587,7 @@
       <w:tr>
         <w:tc>
           <w:tcPr>
-            <w:tcW w:type="dxa" w:w="1728"/>
+            <w:tcW w:type="dxa" w:w="1656"/>
             <w:vAlign w:val="center"/>
             <w:tcMar>
               <w:top w:w="90" w:type="dxa"/>
@@ -3373,7 +5697,7 @@
       <w:tr>
         <w:tc>
           <w:tcPr>
-            <w:tcW w:type="dxa" w:w="1728"/>
+            <w:tcW w:type="dxa" w:w="1656"/>
             <w:vAlign w:val="center"/>
             <w:tcMar>
               <w:top w:w="90" w:type="dxa"/>
@@ -3479,7 +5803,7 @@
       <w:tr>
         <w:tc>
           <w:tcPr>
-            <w:tcW w:type="dxa" w:w="1728"/>
+            <w:tcW w:type="dxa" w:w="1656"/>
             <w:vAlign w:val="center"/>
             <w:tcMar>
               <w:top w:w="90" w:type="dxa"/>
@@ -3589,7 +5913,7 @@
       <w:tr>
         <w:tc>
           <w:tcPr>
-            <w:tcW w:type="dxa" w:w="1728"/>
+            <w:tcW w:type="dxa" w:w="1656"/>
             <w:vAlign w:val="center"/>
             <w:tcMar>
               <w:top w:w="90" w:type="dxa"/>
@@ -3710,7 +6034,7 @@
           <w:color w:val="183153"/>
           <w:sz w:val="21"/>
         </w:rPr>
-        <w:t>噪声增强后所有配置的绝对性能均下降。推荐配置在SNR不低于6 dB时相对参考配置的最差下降为0.35个百分点；全部噪声水平中的最低F1为58.76%。这说明强运动伪影下的主要限制逐渐转向检测器鲁棒性与输入污染。</w:t>
+        <w:t>图6和表7显示，噪声增强后所有配置的绝对性能均下降。推荐配置在SNR不低于6 dB时相对参考配置的最差下降为0.35个百分点。严重噪声下最低F1为58.76%，说明降低数据率不能解决检测算法本身对强运动伪影的脆弱性，主要限制逐渐转向检测器鲁棒性和输入污染。</w:t>
       </w:r>
     </w:p>
     <w:p>
@@ -3722,7 +6046,7 @@
         <w:drawing>
           <wp:inline xmlns:a="http://schemas.openxmlformats.org/drawingml/2006/main" xmlns:pic="http://schemas.openxmlformats.org/drawingml/2006/picture">
             <wp:extent cx="5715000" cy="4257282"/>
-            <wp:docPr id="7" name="Picture 7" descr="Image: image7.png"/>
+            <wp:docPr id="7" name="Picture 7"/>
             <wp:cNvGraphicFramePr>
               <a:graphicFrameLocks noChangeAspect="1"/>
             </wp:cNvGraphicFramePr>
@@ -3765,7 +6089,7 @@
           <w:color w:val="657786"/>
           <w:sz w:val="18"/>
         </w:rPr>
-        <w:t>图7　严重运动伪影下的全因子性能</w:t>
+        <w:t>图7　严重运动伪影下的全因子性能热力图。</w:t>
       </w:r>
     </w:p>
     <w:p>
@@ -3785,7 +6109,7 @@
         <w:drawing>
           <wp:inline xmlns:a="http://schemas.openxmlformats.org/drawingml/2006/main" xmlns:pic="http://schemas.openxmlformats.org/drawingml/2006/picture">
             <wp:extent cx="5715000" cy="3956783"/>
-            <wp:docPr id="8" name="Picture 8" descr="Image: image8.png"/>
+            <wp:docPr id="8" name="Picture 8"/>
             <wp:cNvGraphicFramePr>
               <a:graphicFrameLocks noChangeAspect="1"/>
             </wp:cNvGraphicFramePr>
@@ -3828,7 +6152,7 @@
           <w:color w:val="657786"/>
           <w:sz w:val="18"/>
         </w:rPr>
-        <w:t>图8　干净条件性能与原始数据率权衡</w:t>
+        <w:t>图8　干净条件性能与原始数据率的帕累托权衡。</w:t>
       </w:r>
     </w:p>
     <w:p>
@@ -3843,8 +6167,698 @@
           <w:color w:val="183153"/>
           <w:sz w:val="21"/>
         </w:rPr>
-        <w:t>推荐配置的数据率为2160 bit/s，每天单通道原始存储约22.25 MiB，相对360 Hz / 11 bit参考配置减少45.5%。它满足预设的干净条件性能、相对抗噪退化和时间误差约束，同时保留比100 Hz更合理的模拟抗混叠过渡带。</w:t>
+        <w:t>图8显示，推荐配置的数据率为2160 bit/s，每天原始存储约22.25 MiB，相对360 Hz / 11 bit参考配置减少45.5%。在满足预设干净条件性能、相对抗噪退化与时间误差约束后，该配置具有较低数据率，并保留比100 Hz更合理的模拟抗混叠过渡带。</w:t>
       </w:r>
+    </w:p>
+    <w:p>
+      <w:pPr>
+        <w:spacing w:after="120" w:line="307" w:lineRule="auto"/>
+        <w:jc w:val="both"/>
+      </w:pPr>
+      <w:r>
+        <w:rPr>
+          <w:rFonts w:ascii="SimSun" w:hAnsi="SimSun" w:eastAsia="SimSun"/>
+          <w:b w:val="0"/>
+          <w:color w:val="183153"/>
+          <w:sz w:val="21"/>
+        </w:rPr>
+        <w:t>表8　设计指标达成情况</w:t>
+      </w:r>
+    </w:p>
+    <w:tbl>
+      <w:tblPr>
+        <w:tblStyle w:val="TableGrid"/>
+        <w:tblW w:type="auto" w:w="0"/>
+        <w:jc w:val="center"/>
+        <w:tblLayout w:type="fixed"/>
+        <w:tblLook w:firstColumn="1" w:firstRow="1" w:lastColumn="0" w:lastRow="0" w:noHBand="0" w:noVBand="1" w:val="04A0"/>
+      </w:tblPr>
+      <w:tblGrid>
+        <w:gridCol w:w="2412"/>
+        <w:gridCol w:w="2412"/>
+        <w:gridCol w:w="2412"/>
+        <w:gridCol w:w="2412"/>
+      </w:tblGrid>
+      <w:tr>
+        <w:trPr>
+          <w:tblHeader w:val="true"/>
+        </w:trPr>
+        <w:tc>
+          <w:tcPr>
+            <w:tcW w:type="dxa" w:w="1656"/>
+            <w:vAlign w:val="center"/>
+            <w:shd w:fill="276FBF"/>
+            <w:tcMar>
+              <w:top w:w="90" w:type="dxa"/>
+              <w:start w:w="110" w:type="dxa"/>
+              <w:bottom w:w="90" w:type="dxa"/>
+              <w:end w:w="110" w:type="dxa"/>
+            </w:tcMar>
+          </w:tcPr>
+          <w:p>
+            <w:pPr>
+              <w:jc w:val="center"/>
+            </w:pPr>
+            <w:r>
+              <w:rPr>
+                <w:rFonts w:ascii="Microsoft YaHei" w:hAnsi="Microsoft YaHei" w:eastAsia="Microsoft YaHei"/>
+                <w:b/>
+                <w:color w:val="FFFFFF"/>
+                <w:sz w:val="18"/>
+              </w:rPr>
+              <w:t>评价项</w:t>
+            </w:r>
+          </w:p>
+        </w:tc>
+        <w:tc>
+          <w:tcPr>
+            <w:tcW w:type="dxa" w:w="2448"/>
+            <w:vAlign w:val="center"/>
+            <w:shd w:fill="276FBF"/>
+            <w:tcMar>
+              <w:top w:w="90" w:type="dxa"/>
+              <w:start w:w="110" w:type="dxa"/>
+              <w:bottom w:w="90" w:type="dxa"/>
+              <w:end w:w="110" w:type="dxa"/>
+            </w:tcMar>
+          </w:tcPr>
+          <w:p>
+            <w:pPr>
+              <w:jc w:val="center"/>
+            </w:pPr>
+            <w:r>
+              <w:rPr>
+                <w:rFonts w:ascii="Microsoft YaHei" w:hAnsi="Microsoft YaHei" w:eastAsia="Microsoft YaHei"/>
+                <w:b/>
+                <w:color w:val="FFFFFF"/>
+                <w:sz w:val="18"/>
+              </w:rPr>
+              <w:t>预设约束</w:t>
+            </w:r>
+          </w:p>
+        </w:tc>
+        <w:tc>
+          <w:tcPr>
+            <w:tcW w:type="dxa" w:w="2448"/>
+            <w:vAlign w:val="center"/>
+            <w:shd w:fill="276FBF"/>
+            <w:tcMar>
+              <w:top w:w="90" w:type="dxa"/>
+              <w:start w:w="110" w:type="dxa"/>
+              <w:bottom w:w="90" w:type="dxa"/>
+              <w:end w:w="110" w:type="dxa"/>
+            </w:tcMar>
+          </w:tcPr>
+          <w:p>
+            <w:pPr>
+              <w:jc w:val="center"/>
+            </w:pPr>
+            <w:r>
+              <w:rPr>
+                <w:rFonts w:ascii="Microsoft YaHei" w:hAnsi="Microsoft YaHei" w:eastAsia="Microsoft YaHei"/>
+                <w:b/>
+                <w:color w:val="FFFFFF"/>
+                <w:sz w:val="18"/>
+              </w:rPr>
+              <w:t>推荐配置结果</w:t>
+            </w:r>
+          </w:p>
+        </w:tc>
+        <w:tc>
+          <w:tcPr>
+            <w:tcW w:type="dxa" w:w="2448"/>
+            <w:vAlign w:val="center"/>
+            <w:shd w:fill="276FBF"/>
+            <w:tcMar>
+              <w:top w:w="90" w:type="dxa"/>
+              <w:start w:w="110" w:type="dxa"/>
+              <w:bottom w:w="90" w:type="dxa"/>
+              <w:end w:w="110" w:type="dxa"/>
+            </w:tcMar>
+          </w:tcPr>
+          <w:p>
+            <w:pPr>
+              <w:jc w:val="center"/>
+            </w:pPr>
+            <w:r>
+              <w:rPr>
+                <w:rFonts w:ascii="Microsoft YaHei" w:hAnsi="Microsoft YaHei" w:eastAsia="Microsoft YaHei"/>
+                <w:b/>
+                <w:color w:val="FFFFFF"/>
+                <w:sz w:val="18"/>
+              </w:rPr>
+              <w:t>结论</w:t>
+            </w:r>
+          </w:p>
+        </w:tc>
+      </w:tr>
+      <w:tr>
+        <w:tc>
+          <w:tcPr>
+            <w:tcW w:type="dxa" w:w="1656"/>
+            <w:vAlign w:val="center"/>
+            <w:tcMar>
+              <w:top w:w="90" w:type="dxa"/>
+              <w:start w:w="110" w:type="dxa"/>
+              <w:bottom w:w="90" w:type="dxa"/>
+              <w:end w:w="110" w:type="dxa"/>
+            </w:tcMar>
+            <w:shd w:fill="F4F8FC"/>
+          </w:tcPr>
+          <w:p>
+            <w:pPr>
+              <w:jc w:val="left"/>
+            </w:pPr>
+            <w:r>
+              <w:rPr>
+                <w:rFonts w:ascii="SimSun" w:hAnsi="SimSun" w:eastAsia="SimSun"/>
+                <w:b w:val="0"/>
+                <w:color w:val="183153"/>
+                <w:sz w:val="17"/>
+              </w:rPr>
+              <w:t>干净条件合并F1</w:t>
+            </w:r>
+          </w:p>
+        </w:tc>
+        <w:tc>
+          <w:tcPr>
+            <w:tcW w:type="dxa" w:w="2448"/>
+            <w:vAlign w:val="center"/>
+            <w:tcMar>
+              <w:top w:w="90" w:type="dxa"/>
+              <w:start w:w="110" w:type="dxa"/>
+              <w:bottom w:w="90" w:type="dxa"/>
+              <w:end w:w="110" w:type="dxa"/>
+            </w:tcMar>
+            <w:shd w:fill="F4F8FC"/>
+          </w:tcPr>
+          <w:p>
+            <w:pPr>
+              <w:jc w:val="center"/>
+            </w:pPr>
+            <w:r>
+              <w:rPr>
+                <w:rFonts w:ascii="SimSun" w:hAnsi="SimSun" w:eastAsia="SimSun"/>
+                <w:b w:val="0"/>
+                <w:color w:val="183153"/>
+                <w:sz w:val="17"/>
+              </w:rPr>
+              <w:t>&gt;= 99.0%</w:t>
+            </w:r>
+          </w:p>
+        </w:tc>
+        <w:tc>
+          <w:tcPr>
+            <w:tcW w:type="dxa" w:w="2448"/>
+            <w:vAlign w:val="center"/>
+            <w:tcMar>
+              <w:top w:w="90" w:type="dxa"/>
+              <w:start w:w="110" w:type="dxa"/>
+              <w:bottom w:w="90" w:type="dxa"/>
+              <w:end w:w="110" w:type="dxa"/>
+            </w:tcMar>
+            <w:shd w:fill="F4F8FC"/>
+          </w:tcPr>
+          <w:p>
+            <w:pPr>
+              <w:jc w:val="center"/>
+            </w:pPr>
+            <w:r>
+              <w:rPr>
+                <w:rFonts w:ascii="SimSun" w:hAnsi="SimSun" w:eastAsia="SimSun"/>
+                <w:b w:val="0"/>
+                <w:color w:val="183153"/>
+                <w:sz w:val="17"/>
+              </w:rPr>
+              <w:t>99.305%</w:t>
+            </w:r>
+          </w:p>
+        </w:tc>
+        <w:tc>
+          <w:tcPr>
+            <w:tcW w:type="dxa" w:w="2448"/>
+            <w:vAlign w:val="center"/>
+            <w:tcMar>
+              <w:top w:w="90" w:type="dxa"/>
+              <w:start w:w="110" w:type="dxa"/>
+              <w:bottom w:w="90" w:type="dxa"/>
+              <w:end w:w="110" w:type="dxa"/>
+            </w:tcMar>
+            <w:shd w:fill="F4F8FC"/>
+          </w:tcPr>
+          <w:p>
+            <w:pPr>
+              <w:jc w:val="center"/>
+            </w:pPr>
+            <w:r>
+              <w:rPr>
+                <w:rFonts w:ascii="SimSun" w:hAnsi="SimSun" w:eastAsia="SimSun"/>
+                <w:b w:val="0"/>
+                <w:color w:val="183153"/>
+                <w:sz w:val="17"/>
+              </w:rPr>
+              <w:t>达到</w:t>
+            </w:r>
+          </w:p>
+        </w:tc>
+      </w:tr>
+      <w:tr>
+        <w:tc>
+          <w:tcPr>
+            <w:tcW w:type="dxa" w:w="1656"/>
+            <w:vAlign w:val="center"/>
+            <w:tcMar>
+              <w:top w:w="90" w:type="dxa"/>
+              <w:start w:w="110" w:type="dxa"/>
+              <w:bottom w:w="90" w:type="dxa"/>
+              <w:end w:w="110" w:type="dxa"/>
+            </w:tcMar>
+          </w:tcPr>
+          <w:p>
+            <w:pPr>
+              <w:jc w:val="left"/>
+            </w:pPr>
+            <w:r>
+              <w:rPr>
+                <w:rFonts w:ascii="SimSun" w:hAnsi="SimSun" w:eastAsia="SimSun"/>
+                <w:b w:val="0"/>
+                <w:color w:val="183153"/>
+                <w:sz w:val="17"/>
+              </w:rPr>
+              <w:t>相对参考配置F1下降</w:t>
+            </w:r>
+          </w:p>
+        </w:tc>
+        <w:tc>
+          <w:tcPr>
+            <w:tcW w:type="dxa" w:w="2448"/>
+            <w:vAlign w:val="center"/>
+            <w:tcMar>
+              <w:top w:w="90" w:type="dxa"/>
+              <w:start w:w="110" w:type="dxa"/>
+              <w:bottom w:w="90" w:type="dxa"/>
+              <w:end w:w="110" w:type="dxa"/>
+            </w:tcMar>
+          </w:tcPr>
+          <w:p>
+            <w:pPr>
+              <w:jc w:val="center"/>
+            </w:pPr>
+            <w:r>
+              <w:rPr>
+                <w:rFonts w:ascii="SimSun" w:hAnsi="SimSun" w:eastAsia="SimSun"/>
+                <w:b w:val="0"/>
+                <w:color w:val="183153"/>
+                <w:sz w:val="17"/>
+              </w:rPr>
+              <w:t>&lt;= 0.5 pp</w:t>
+            </w:r>
+          </w:p>
+        </w:tc>
+        <w:tc>
+          <w:tcPr>
+            <w:tcW w:type="dxa" w:w="2448"/>
+            <w:vAlign w:val="center"/>
+            <w:tcMar>
+              <w:top w:w="90" w:type="dxa"/>
+              <w:start w:w="110" w:type="dxa"/>
+              <w:bottom w:w="90" w:type="dxa"/>
+              <w:end w:w="110" w:type="dxa"/>
+            </w:tcMar>
+          </w:tcPr>
+          <w:p>
+            <w:pPr>
+              <w:jc w:val="center"/>
+            </w:pPr>
+            <w:r>
+              <w:rPr>
+                <w:rFonts w:ascii="SimSun" w:hAnsi="SimSun" w:eastAsia="SimSun"/>
+                <w:b w:val="0"/>
+                <w:color w:val="183153"/>
+                <w:sz w:val="17"/>
+              </w:rPr>
+              <w:t>0.086 pp</w:t>
+            </w:r>
+          </w:p>
+        </w:tc>
+        <w:tc>
+          <w:tcPr>
+            <w:tcW w:type="dxa" w:w="2448"/>
+            <w:vAlign w:val="center"/>
+            <w:tcMar>
+              <w:top w:w="90" w:type="dxa"/>
+              <w:start w:w="110" w:type="dxa"/>
+              <w:bottom w:w="90" w:type="dxa"/>
+              <w:end w:w="110" w:type="dxa"/>
+            </w:tcMar>
+          </w:tcPr>
+          <w:p>
+            <w:pPr>
+              <w:jc w:val="center"/>
+            </w:pPr>
+            <w:r>
+              <w:rPr>
+                <w:rFonts w:ascii="SimSun" w:hAnsi="SimSun" w:eastAsia="SimSun"/>
+                <w:b w:val="0"/>
+                <w:color w:val="183153"/>
+                <w:sz w:val="17"/>
+              </w:rPr>
+              <w:t>达到</w:t>
+            </w:r>
+          </w:p>
+        </w:tc>
+      </w:tr>
+      <w:tr>
+        <w:tc>
+          <w:tcPr>
+            <w:tcW w:type="dxa" w:w="1656"/>
+            <w:vAlign w:val="center"/>
+            <w:tcMar>
+              <w:top w:w="90" w:type="dxa"/>
+              <w:start w:w="110" w:type="dxa"/>
+              <w:bottom w:w="90" w:type="dxa"/>
+              <w:end w:w="110" w:type="dxa"/>
+            </w:tcMar>
+            <w:shd w:fill="F4F8FC"/>
+          </w:tcPr>
+          <w:p>
+            <w:pPr>
+              <w:jc w:val="left"/>
+            </w:pPr>
+            <w:r>
+              <w:rPr>
+                <w:rFonts w:ascii="SimSun" w:hAnsi="SimSun" w:eastAsia="SimSun"/>
+                <w:b w:val="0"/>
+                <w:color w:val="183153"/>
+                <w:sz w:val="17"/>
+              </w:rPr>
+              <w:t>SNR&gt;=6 dB最坏相对下降</w:t>
+            </w:r>
+          </w:p>
+        </w:tc>
+        <w:tc>
+          <w:tcPr>
+            <w:tcW w:type="dxa" w:w="2448"/>
+            <w:vAlign w:val="center"/>
+            <w:tcMar>
+              <w:top w:w="90" w:type="dxa"/>
+              <w:start w:w="110" w:type="dxa"/>
+              <w:bottom w:w="90" w:type="dxa"/>
+              <w:end w:w="110" w:type="dxa"/>
+            </w:tcMar>
+            <w:shd w:fill="F4F8FC"/>
+          </w:tcPr>
+          <w:p>
+            <w:pPr>
+              <w:jc w:val="center"/>
+            </w:pPr>
+            <w:r>
+              <w:rPr>
+                <w:rFonts w:ascii="SimSun" w:hAnsi="SimSun" w:eastAsia="SimSun"/>
+                <w:b w:val="0"/>
+                <w:color w:val="183153"/>
+                <w:sz w:val="17"/>
+              </w:rPr>
+              <w:t>&lt;= 2.0 pp</w:t>
+            </w:r>
+          </w:p>
+        </w:tc>
+        <w:tc>
+          <w:tcPr>
+            <w:tcW w:type="dxa" w:w="2448"/>
+            <w:vAlign w:val="center"/>
+            <w:tcMar>
+              <w:top w:w="90" w:type="dxa"/>
+              <w:start w:w="110" w:type="dxa"/>
+              <w:bottom w:w="90" w:type="dxa"/>
+              <w:end w:w="110" w:type="dxa"/>
+            </w:tcMar>
+            <w:shd w:fill="F4F8FC"/>
+          </w:tcPr>
+          <w:p>
+            <w:pPr>
+              <w:jc w:val="center"/>
+            </w:pPr>
+            <w:r>
+              <w:rPr>
+                <w:rFonts w:ascii="SimSun" w:hAnsi="SimSun" w:eastAsia="SimSun"/>
+                <w:b w:val="0"/>
+                <w:color w:val="183153"/>
+                <w:sz w:val="17"/>
+              </w:rPr>
+              <w:t>0.35 pp</w:t>
+            </w:r>
+          </w:p>
+        </w:tc>
+        <w:tc>
+          <w:tcPr>
+            <w:tcW w:type="dxa" w:w="2448"/>
+            <w:vAlign w:val="center"/>
+            <w:tcMar>
+              <w:top w:w="90" w:type="dxa"/>
+              <w:start w:w="110" w:type="dxa"/>
+              <w:bottom w:w="90" w:type="dxa"/>
+              <w:end w:w="110" w:type="dxa"/>
+            </w:tcMar>
+            <w:shd w:fill="F4F8FC"/>
+          </w:tcPr>
+          <w:p>
+            <w:pPr>
+              <w:jc w:val="center"/>
+            </w:pPr>
+            <w:r>
+              <w:rPr>
+                <w:rFonts w:ascii="SimSun" w:hAnsi="SimSun" w:eastAsia="SimSun"/>
+                <w:b w:val="0"/>
+                <w:color w:val="183153"/>
+                <w:sz w:val="17"/>
+              </w:rPr>
+              <w:t>达到</w:t>
+            </w:r>
+          </w:p>
+        </w:tc>
+      </w:tr>
+      <w:tr>
+        <w:tc>
+          <w:tcPr>
+            <w:tcW w:type="dxa" w:w="1656"/>
+            <w:vAlign w:val="center"/>
+            <w:tcMar>
+              <w:top w:w="90" w:type="dxa"/>
+              <w:start w:w="110" w:type="dxa"/>
+              <w:bottom w:w="90" w:type="dxa"/>
+              <w:end w:w="110" w:type="dxa"/>
+            </w:tcMar>
+          </w:tcPr>
+          <w:p>
+            <w:pPr>
+              <w:jc w:val="left"/>
+            </w:pPr>
+            <w:r>
+              <w:rPr>
+                <w:rFonts w:ascii="SimSun" w:hAnsi="SimSun" w:eastAsia="SimSun"/>
+                <w:b w:val="0"/>
+                <w:color w:val="183153"/>
+                <w:sz w:val="17"/>
+              </w:rPr>
+              <w:t>R峰时间误差中位数</w:t>
+            </w:r>
+          </w:p>
+        </w:tc>
+        <w:tc>
+          <w:tcPr>
+            <w:tcW w:type="dxa" w:w="2448"/>
+            <w:vAlign w:val="center"/>
+            <w:tcMar>
+              <w:top w:w="90" w:type="dxa"/>
+              <w:start w:w="110" w:type="dxa"/>
+              <w:bottom w:w="90" w:type="dxa"/>
+              <w:end w:w="110" w:type="dxa"/>
+            </w:tcMar>
+          </w:tcPr>
+          <w:p>
+            <w:pPr>
+              <w:jc w:val="center"/>
+            </w:pPr>
+            <w:r>
+              <w:rPr>
+                <w:rFonts w:ascii="SimSun" w:hAnsi="SimSun" w:eastAsia="SimSun"/>
+                <w:b w:val="0"/>
+                <w:color w:val="183153"/>
+                <w:sz w:val="17"/>
+              </w:rPr>
+              <w:t>&lt;= 20 ms</w:t>
+            </w:r>
+          </w:p>
+        </w:tc>
+        <w:tc>
+          <w:tcPr>
+            <w:tcW w:type="dxa" w:w="2448"/>
+            <w:vAlign w:val="center"/>
+            <w:tcMar>
+              <w:top w:w="90" w:type="dxa"/>
+              <w:start w:w="110" w:type="dxa"/>
+              <w:bottom w:w="90" w:type="dxa"/>
+              <w:end w:w="110" w:type="dxa"/>
+            </w:tcMar>
+          </w:tcPr>
+          <w:p>
+            <w:pPr>
+              <w:jc w:val="center"/>
+            </w:pPr>
+            <w:r>
+              <w:rPr>
+                <w:rFonts w:ascii="SimSun" w:hAnsi="SimSun" w:eastAsia="SimSun"/>
+                <w:b w:val="0"/>
+                <w:color w:val="183153"/>
+                <w:sz w:val="17"/>
+              </w:rPr>
+              <w:t>0.00 ms</w:t>
+            </w:r>
+          </w:p>
+        </w:tc>
+        <w:tc>
+          <w:tcPr>
+            <w:tcW w:type="dxa" w:w="2448"/>
+            <w:vAlign w:val="center"/>
+            <w:tcMar>
+              <w:top w:w="90" w:type="dxa"/>
+              <w:start w:w="110" w:type="dxa"/>
+              <w:bottom w:w="90" w:type="dxa"/>
+              <w:end w:w="110" w:type="dxa"/>
+            </w:tcMar>
+          </w:tcPr>
+          <w:p>
+            <w:pPr>
+              <w:jc w:val="center"/>
+            </w:pPr>
+            <w:r>
+              <w:rPr>
+                <w:rFonts w:ascii="SimSun" w:hAnsi="SimSun" w:eastAsia="SimSun"/>
+                <w:b w:val="0"/>
+                <w:color w:val="183153"/>
+                <w:sz w:val="17"/>
+              </w:rPr>
+              <w:t>达到</w:t>
+            </w:r>
+          </w:p>
+        </w:tc>
+      </w:tr>
+      <w:tr>
+        <w:tc>
+          <w:tcPr>
+            <w:tcW w:type="dxa" w:w="1656"/>
+            <w:vAlign w:val="center"/>
+            <w:tcMar>
+              <w:top w:w="90" w:type="dxa"/>
+              <w:start w:w="110" w:type="dxa"/>
+              <w:bottom w:w="90" w:type="dxa"/>
+              <w:end w:w="110" w:type="dxa"/>
+            </w:tcMar>
+            <w:shd w:fill="F4F8FC"/>
+          </w:tcPr>
+          <w:p>
+            <w:pPr>
+              <w:jc w:val="left"/>
+            </w:pPr>
+            <w:r>
+              <w:rPr>
+                <w:rFonts w:ascii="SimSun" w:hAnsi="SimSun" w:eastAsia="SimSun"/>
+                <w:b w:val="0"/>
+                <w:color w:val="183153"/>
+                <w:sz w:val="17"/>
+              </w:rPr>
+              <w:t>模拟抗混叠过渡带</w:t>
+            </w:r>
+          </w:p>
+        </w:tc>
+        <w:tc>
+          <w:tcPr>
+            <w:tcW w:type="dxa" w:w="2448"/>
+            <w:vAlign w:val="center"/>
+            <w:tcMar>
+              <w:top w:w="90" w:type="dxa"/>
+              <w:start w:w="110" w:type="dxa"/>
+              <w:bottom w:w="90" w:type="dxa"/>
+              <w:end w:w="110" w:type="dxa"/>
+            </w:tcMar>
+            <w:shd w:fill="F4F8FC"/>
+          </w:tcPr>
+          <w:p>
+            <w:pPr>
+              <w:jc w:val="center"/>
+            </w:pPr>
+            <w:r>
+              <w:rPr>
+                <w:rFonts w:ascii="SimSun" w:hAnsi="SimSun" w:eastAsia="SimSun"/>
+                <w:b w:val="0"/>
+                <w:color w:val="183153"/>
+                <w:sz w:val="17"/>
+              </w:rPr>
+              <w:t>优先选择可实现配置</w:t>
+            </w:r>
+          </w:p>
+        </w:tc>
+        <w:tc>
+          <w:tcPr>
+            <w:tcW w:type="dxa" w:w="2448"/>
+            <w:vAlign w:val="center"/>
+            <w:tcMar>
+              <w:top w:w="90" w:type="dxa"/>
+              <w:start w:w="110" w:type="dxa"/>
+              <w:bottom w:w="90" w:type="dxa"/>
+              <w:end w:w="110" w:type="dxa"/>
+            </w:tcMar>
+            <w:shd w:fill="F4F8FC"/>
+          </w:tcPr>
+          <w:p>
+            <w:pPr>
+              <w:jc w:val="center"/>
+            </w:pPr>
+            <w:r>
+              <w:rPr>
+                <w:rFonts w:ascii="SimSun" w:hAnsi="SimSun" w:eastAsia="SimSun"/>
+                <w:b w:val="0"/>
+                <w:color w:val="183153"/>
+                <w:sz w:val="17"/>
+              </w:rPr>
+              <w:t>140.0 Hz</w:t>
+            </w:r>
+          </w:p>
+        </w:tc>
+        <w:tc>
+          <w:tcPr>
+            <w:tcW w:type="dxa" w:w="2448"/>
+            <w:vAlign w:val="center"/>
+            <w:tcMar>
+              <w:top w:w="90" w:type="dxa"/>
+              <w:start w:w="110" w:type="dxa"/>
+              <w:bottom w:w="90" w:type="dxa"/>
+              <w:end w:w="110" w:type="dxa"/>
+            </w:tcMar>
+            <w:shd w:fill="F4F8FC"/>
+          </w:tcPr>
+          <w:p>
+            <w:pPr>
+              <w:jc w:val="center"/>
+            </w:pPr>
+            <w:r>
+              <w:rPr>
+                <w:rFonts w:ascii="SimSun" w:hAnsi="SimSun" w:eastAsia="SimSun"/>
+                <w:b w:val="0"/>
+                <w:color w:val="183153"/>
+                <w:sz w:val="17"/>
+              </w:rPr>
+              <w:t>达到</w:t>
+            </w:r>
+          </w:p>
+        </w:tc>
+      </w:tr>
+    </w:tbl>
+    <w:p>
+      <w:pPr>
+        <w:spacing w:after="40"/>
+      </w:pPr>
     </w:p>
     <w:p>
       <w:pPr>
@@ -3859,7 +6873,7 @@
         <w:pStyle w:val="Heading2"/>
       </w:pPr>
       <w:r>
-        <w:t>5.1 主要发现与工程意义</w:t>
+        <w:t>5.1 主要发现</w:t>
       </w:r>
     </w:p>
     <w:p>
@@ -3874,7 +6888,7 @@
           <w:color w:val="183153"/>
           <w:sz w:val="21"/>
         </w:rPr>
-        <w:t>采样率和有效位数应根据具体生理信号任务联合优化，而不能只根据波形视觉效果或单一理论指标选择。干净条件下R峰检出率容易接近性能上限，但时间误差可以更早揭示低采样率代价。数据率下降可直接减少存储与传输负担，也可能降低系统工作量；但本项目没有真实硬件，不能将数据率下降写成实测功耗下降。</w:t>
+        <w:t>第一，采样率和位数不应只根据波形视觉效果选择，而应根据具体任务进行联合优化。第二，R峰检出率在干净条件下可能接近性能上限，但时间误差仍能揭示低采样率的代价。第三，强运动伪影下的主要限制逐渐转向检测器鲁棒性与输入污染，而不是ADC位数本身。</w:t>
       </w:r>
     </w:p>
     <w:p>
@@ -3882,90 +6896,7 @@
         <w:pStyle w:val="Heading2"/>
       </w:pPr>
       <w:r>
-        <w:t>5.2 局限性</w:t>
-      </w:r>
-    </w:p>
-    <w:p>
-      <w:pPr>
-        <w:pStyle w:val="ListBullet"/>
-        <w:spacing w:after="80" w:line="288" w:lineRule="auto"/>
-      </w:pPr>
-      <w:r>
-        <w:rPr>
-          <w:rFonts w:ascii="SimSun" w:hAnsi="SimSun" w:eastAsia="SimSun"/>
-          <w:b w:val="0"/>
-          <w:color w:val="183153"/>
-          <w:sz w:val="21"/>
-        </w:rPr>
-        <w:t>原始数据已经以360 Hz、11 bit数字化，只能可信研究降采样和降低有效位数。</w:t>
-      </w:r>
-    </w:p>
-    <w:p>
-      <w:pPr>
-        <w:pStyle w:val="ListBullet"/>
-        <w:spacing w:after="80" w:line="288" w:lineRule="auto"/>
-      </w:pPr>
-      <w:r>
-        <w:rPr>
-          <w:rFonts w:ascii="SimSun" w:hAnsi="SimSun" w:eastAsia="SimSun"/>
-          <w:b w:val="0"/>
-          <w:color w:val="183153"/>
-          <w:sz w:val="21"/>
-        </w:rPr>
-        <w:t>零相位离线滤波不等价于实时因果模拟前端，尚未验证群时延、元件误差与安全性。</w:t>
-      </w:r>
-    </w:p>
-    <w:p>
-      <w:pPr>
-        <w:pStyle w:val="ListBullet"/>
-        <w:spacing w:after="80" w:line="288" w:lineRule="auto"/>
-      </w:pPr>
-      <w:r>
-        <w:rPr>
-          <w:rFonts w:ascii="SimSun" w:hAnsi="SimSun" w:eastAsia="SimSun"/>
-          <w:b w:val="0"/>
-          <w:color w:val="183153"/>
-          <w:sz w:val="21"/>
-        </w:rPr>
-        <w:t>标准噪声压力测试不能完全代表长期真实佩戴中的全部干扰。</w:t>
-      </w:r>
-    </w:p>
-    <w:p>
-      <w:pPr>
-        <w:pStyle w:val="ListBullet"/>
-        <w:spacing w:after="80" w:line="288" w:lineRule="auto"/>
-      </w:pPr>
-      <w:r>
-        <w:rPr>
-          <w:rFonts w:ascii="SimSun" w:hAnsi="SimSun" w:eastAsia="SimSun"/>
-          <w:b w:val="0"/>
-          <w:color w:val="183153"/>
-          <w:sz w:val="21"/>
-        </w:rPr>
-        <w:t>结论仅适用于R峰监测，不能外推到ST段分析、形态诊断或临床决策。</w:t>
-      </w:r>
-    </w:p>
-    <w:p>
-      <w:pPr>
-        <w:pStyle w:val="ListBullet"/>
-        <w:spacing w:after="80" w:line="288" w:lineRule="auto"/>
-      </w:pPr>
-      <w:r>
-        <w:rPr>
-          <w:rFonts w:ascii="SimSun" w:hAnsi="SimSun" w:eastAsia="SimSun"/>
-          <w:b w:val="0"/>
-          <w:color w:val="183153"/>
-          <w:sz w:val="21"/>
-        </w:rPr>
-        <w:t>XQRS设置保持固定，结果包含特定检测器与采集参数之间的交互。</w:t>
-      </w:r>
-    </w:p>
-    <w:p>
-      <w:pPr>
-        <w:pStyle w:val="Heading2"/>
-      </w:pPr>
-      <w:r>
-        <w:t>5.3 后续改进</w:t>
+        <w:t>5.2 工程意义</w:t>
       </w:r>
     </w:p>
     <w:p>
@@ -3980,7 +6911,98 @@
           <w:color w:val="183153"/>
           <w:sz w:val="21"/>
         </w:rPr>
-        <w:t>后续应搭建真实模拟前端与ADC硬件，测量共模抑制、实时延迟和实际功耗；加入信号质量指数，在低质量片段拒绝输出；比较因果滤波与不同QRS检测算法，并使用真实可穿戴运动数据进行外部验证。</w:t>
+        <w:t>360 Hz / 6 bit适合以心率和RR间期为主的长时监测。数据率降低意味着存储与无线传输负担下降，也可能减少ADC和处理系统的工作量。但本项目没有真实硬件，不能将数据率下降直接写成实测功耗下降。</w:t>
+      </w:r>
+    </w:p>
+    <w:p>
+      <w:pPr>
+        <w:pStyle w:val="Heading2"/>
+      </w:pPr>
+      <w:r>
+        <w:t>5.3 局限性</w:t>
+      </w:r>
+    </w:p>
+    <w:p>
+      <w:pPr>
+        <w:spacing w:after="120" w:line="307" w:lineRule="auto"/>
+        <w:jc w:val="both"/>
+      </w:pPr>
+      <w:r>
+        <w:rPr>
+          <w:rFonts w:ascii="SimSun" w:hAnsi="SimSun" w:eastAsia="SimSun"/>
+          <w:b w:val="0"/>
+          <w:color w:val="183153"/>
+          <w:sz w:val="21"/>
+        </w:rPr>
+        <w:t>医学应用限制。 结论仅适用于R峰与RR间期监测，不能外推到ST段分析、形态诊断、心律失常分类或临床决策。真实应用还需要安全性、可靠性、伦理和临床验证。</w:t>
+      </w:r>
+    </w:p>
+    <w:p>
+      <w:pPr>
+        <w:spacing w:after="120" w:line="307" w:lineRule="auto"/>
+        <w:jc w:val="both"/>
+      </w:pPr>
+      <w:r>
+        <w:rPr>
+          <w:rFonts w:ascii="SimSun" w:hAnsi="SimSun" w:eastAsia="SimSun"/>
+          <w:b w:val="0"/>
+          <w:color w:val="183153"/>
+          <w:sz w:val="21"/>
+        </w:rPr>
+        <w:t>工程实现限制。 原始数据已经以360 Hz、11 bit数字化，只能可信研究降采样和降低有效位数；零相位离线滤波不等价于实时因果模拟前端，尚未验证群时延、元件误差、输入保护和真实功耗。</w:t>
+      </w:r>
+    </w:p>
+    <w:p>
+      <w:pPr>
+        <w:spacing w:after="120" w:line="307" w:lineRule="auto"/>
+        <w:jc w:val="both"/>
+      </w:pPr>
+      <w:r>
+        <w:rPr>
+          <w:rFonts w:ascii="SimSun" w:hAnsi="SimSun" w:eastAsia="SimSun"/>
+          <w:b w:val="0"/>
+          <w:color w:val="183153"/>
+          <w:sz w:val="21"/>
+        </w:rPr>
+        <w:t>算法限制。 XQRS参数保持固定，结果包含特定检测器与采集配置之间的交互；严重运动伪影下需要更鲁棒的检测器或信号质量控制。</w:t>
+      </w:r>
+    </w:p>
+    <w:p>
+      <w:pPr>
+        <w:spacing w:after="120" w:line="307" w:lineRule="auto"/>
+        <w:jc w:val="both"/>
+      </w:pPr>
+      <w:r>
+        <w:rPr>
+          <w:rFonts w:ascii="SimSun" w:hAnsi="SimSun" w:eastAsia="SimSun"/>
+          <w:b w:val="0"/>
+          <w:color w:val="183153"/>
+          <w:sz w:val="21"/>
+        </w:rPr>
+        <w:t>数据限制。 NSTDB是标准化噪声压力测试，不能完全代表长期真实佩戴中的所有干扰，也没有覆盖不同设备结构、皮肤接触状态和人群差异。</w:t>
+      </w:r>
+    </w:p>
+    <w:p>
+      <w:pPr>
+        <w:pStyle w:val="Heading2"/>
+      </w:pPr>
+      <w:r>
+        <w:t>5.4 后续改进</w:t>
+      </w:r>
+    </w:p>
+    <w:p>
+      <w:pPr>
+        <w:spacing w:after="120" w:line="307" w:lineRule="auto"/>
+        <w:jc w:val="both"/>
+      </w:pPr>
+      <w:r>
+        <w:rPr>
+          <w:rFonts w:ascii="SimSun" w:hAnsi="SimSun" w:eastAsia="SimSun"/>
+          <w:b w:val="0"/>
+          <w:color w:val="183153"/>
+          <w:sz w:val="21"/>
+        </w:rPr>
+        <w:t>后续应搭建真实模拟前端与ADC硬件，测量输入保护、共模抑制、实时延迟和实际功耗；加入信号质量指数，在低质量片段拒绝输出；比较因果滤波与不同QRS检测算法；并使用真实可穿戴运动数据进行外部验证。同时可以将交互展示网页扩展为参数设计教学工具，用于展示采样率、量化位数和抗噪性能之间的权衡。</w:t>
       </w:r>
     </w:p>
     <w:p>
@@ -4003,7 +7025,7 @@
           <w:color w:val="183153"/>
           <w:sz w:val="21"/>
         </w:rPr>
-        <w:t>本项目完成了ECG采样率、ADC有效位数与抗噪性能的全因子联合设计。基于48条动态ECG和12条标准运动伪影记录，推荐360 Hz / 6 bit作为R峰监测任务的工程折中方案。该配置保持与参考配置接近的R峰检测性能，同时将原始数据率降低45.5%。研究结果支持任务导向的低数据率采集设计，同时强调严重运动伪影、真实因果前端和临床用途仍需进一步验证。</w:t>
+        <w:t>本项目完成了ECG采样率、ADC有效位数与抗噪性能的全因子联合设计。基于48条动态ECG和12条标准运动伪影记录，推荐360 Hz / 6 bit作为R峰监测任务的工程折中方案。该配置在保持与参考配置接近的R峰检测性能时，将原始数据率降低45.5%。研究结果支持任务导向的低数据率采集设计，同时强调在严重运动伪影、真实因果前端和临床用途方面仍需进一步验证。</w:t>
       </w:r>
     </w:p>
     <w:p>
@@ -4091,10 +7113,1492 @@
     </w:p>
     <w:p>
       <w:pPr>
+        <w:spacing w:after="120" w:line="307" w:lineRule="auto"/>
+        <w:jc w:val="both"/>
+      </w:pPr>
+      <w:r>
+        <w:rPr>
+          <w:rFonts w:ascii="SimSun" w:hAnsi="SimSun" w:eastAsia="SimSun"/>
+          <w:b w:val="0"/>
+          <w:color w:val="183153"/>
+          <w:sz w:val="21"/>
+        </w:rPr>
+        <w:t>[6] Pan J, Tompkins WJ. A real-time QRS detection algorithm. IEEE Transactions on Biomedical Engineering, 1985, BME-32(3):230-236.</w:t>
+      </w:r>
+    </w:p>
+    <w:p>
+      <w:pPr>
         <w:pStyle w:val="Heading1"/>
       </w:pPr>
       <w:r>
-        <w:t>附录A　复现说明</w:t>
+        <w:t>附录A：核心参数表</w:t>
+      </w:r>
+    </w:p>
+    <w:tbl>
+      <w:tblPr>
+        <w:tblStyle w:val="TableGrid"/>
+        <w:tblW w:type="auto" w:w="0"/>
+        <w:jc w:val="center"/>
+        <w:tblLayout w:type="fixed"/>
+        <w:tblLook w:firstColumn="1" w:firstRow="1" w:lastColumn="0" w:lastRow="0" w:noHBand="0" w:noVBand="1" w:val="04A0"/>
+      </w:tblPr>
+      <w:tblGrid>
+        <w:gridCol w:w="4824"/>
+        <w:gridCol w:w="4824"/>
+      </w:tblGrid>
+      <w:tr>
+        <w:trPr>
+          <w:tblHeader w:val="true"/>
+        </w:trPr>
+        <w:tc>
+          <w:tcPr>
+            <w:tcW w:type="dxa" w:w="3168"/>
+            <w:vAlign w:val="center"/>
+            <w:shd w:fill="276FBF"/>
+            <w:tcMar>
+              <w:top w:w="90" w:type="dxa"/>
+              <w:start w:w="110" w:type="dxa"/>
+              <w:bottom w:w="90" w:type="dxa"/>
+              <w:end w:w="110" w:type="dxa"/>
+            </w:tcMar>
+          </w:tcPr>
+          <w:p>
+            <w:pPr>
+              <w:jc w:val="center"/>
+            </w:pPr>
+            <w:r>
+              <w:rPr>
+                <w:rFonts w:ascii="Microsoft YaHei" w:hAnsi="Microsoft YaHei" w:eastAsia="Microsoft YaHei"/>
+                <w:b/>
+                <w:color w:val="FFFFFF"/>
+                <w:sz w:val="18"/>
+              </w:rPr>
+              <w:t>参数</w:t>
+            </w:r>
+          </w:p>
+        </w:tc>
+        <w:tc>
+          <w:tcPr>
+            <w:tcW w:type="dxa" w:w="5904"/>
+            <w:vAlign w:val="center"/>
+            <w:shd w:fill="276FBF"/>
+            <w:tcMar>
+              <w:top w:w="90" w:type="dxa"/>
+              <w:start w:w="110" w:type="dxa"/>
+              <w:bottom w:w="90" w:type="dxa"/>
+              <w:end w:w="110" w:type="dxa"/>
+            </w:tcMar>
+          </w:tcPr>
+          <w:p>
+            <w:pPr>
+              <w:jc w:val="center"/>
+            </w:pPr>
+            <w:r>
+              <w:rPr>
+                <w:rFonts w:ascii="Microsoft YaHei" w:hAnsi="Microsoft YaHei" w:eastAsia="Microsoft YaHei"/>
+                <w:b/>
+                <w:color w:val="FFFFFF"/>
+                <w:sz w:val="18"/>
+              </w:rPr>
+              <w:t>取值</w:t>
+            </w:r>
+          </w:p>
+        </w:tc>
+      </w:tr>
+      <w:tr>
+        <w:tc>
+          <w:tcPr>
+            <w:tcW w:type="dxa" w:w="3168"/>
+            <w:vAlign w:val="center"/>
+            <w:tcMar>
+              <w:top w:w="90" w:type="dxa"/>
+              <w:start w:w="110" w:type="dxa"/>
+              <w:bottom w:w="90" w:type="dxa"/>
+              <w:end w:w="110" w:type="dxa"/>
+            </w:tcMar>
+            <w:shd w:fill="F4F8FC"/>
+          </w:tcPr>
+          <w:p>
+            <w:pPr>
+              <w:jc w:val="left"/>
+            </w:pPr>
+            <w:r>
+              <w:rPr>
+                <w:rFonts w:ascii="SimSun" w:hAnsi="SimSun" w:eastAsia="SimSun"/>
+                <w:b w:val="0"/>
+                <w:color w:val="183153"/>
+                <w:sz w:val="17"/>
+              </w:rPr>
+              <w:t>源采样率</w:t>
+            </w:r>
+          </w:p>
+        </w:tc>
+        <w:tc>
+          <w:tcPr>
+            <w:tcW w:type="dxa" w:w="5904"/>
+            <w:vAlign w:val="center"/>
+            <w:tcMar>
+              <w:top w:w="90" w:type="dxa"/>
+              <w:start w:w="110" w:type="dxa"/>
+              <w:bottom w:w="90" w:type="dxa"/>
+              <w:end w:w="110" w:type="dxa"/>
+            </w:tcMar>
+            <w:shd w:fill="F4F8FC"/>
+          </w:tcPr>
+          <w:p>
+            <w:pPr>
+              <w:jc w:val="center"/>
+            </w:pPr>
+            <w:r>
+              <w:rPr>
+                <w:rFonts w:ascii="SimSun" w:hAnsi="SimSun" w:eastAsia="SimSun"/>
+                <w:b w:val="0"/>
+                <w:color w:val="183153"/>
+                <w:sz w:val="17"/>
+              </w:rPr>
+              <w:t>360 Hz</w:t>
+            </w:r>
+          </w:p>
+        </w:tc>
+      </w:tr>
+      <w:tr>
+        <w:tc>
+          <w:tcPr>
+            <w:tcW w:type="dxa" w:w="3168"/>
+            <w:vAlign w:val="center"/>
+            <w:tcMar>
+              <w:top w:w="90" w:type="dxa"/>
+              <w:start w:w="110" w:type="dxa"/>
+              <w:bottom w:w="90" w:type="dxa"/>
+              <w:end w:w="110" w:type="dxa"/>
+            </w:tcMar>
+          </w:tcPr>
+          <w:p>
+            <w:pPr>
+              <w:jc w:val="left"/>
+            </w:pPr>
+            <w:r>
+              <w:rPr>
+                <w:rFonts w:ascii="SimSun" w:hAnsi="SimSun" w:eastAsia="SimSun"/>
+                <w:b w:val="0"/>
+                <w:color w:val="183153"/>
+                <w:sz w:val="17"/>
+              </w:rPr>
+              <w:t>目标采样率</w:t>
+            </w:r>
+          </w:p>
+        </w:tc>
+        <w:tc>
+          <w:tcPr>
+            <w:tcW w:type="dxa" w:w="5904"/>
+            <w:vAlign w:val="center"/>
+            <w:tcMar>
+              <w:top w:w="90" w:type="dxa"/>
+              <w:start w:w="110" w:type="dxa"/>
+              <w:bottom w:w="90" w:type="dxa"/>
+              <w:end w:w="110" w:type="dxa"/>
+            </w:tcMar>
+          </w:tcPr>
+          <w:p>
+            <w:pPr>
+              <w:jc w:val="center"/>
+            </w:pPr>
+            <w:r>
+              <w:rPr>
+                <w:rFonts w:ascii="SimSun" w:hAnsi="SimSun" w:eastAsia="SimSun"/>
+                <w:b w:val="0"/>
+                <w:color w:val="183153"/>
+                <w:sz w:val="17"/>
+              </w:rPr>
+              <w:t>360、250、180、125、100 Hz</w:t>
+            </w:r>
+          </w:p>
+        </w:tc>
+      </w:tr>
+      <w:tr>
+        <w:tc>
+          <w:tcPr>
+            <w:tcW w:type="dxa" w:w="3168"/>
+            <w:vAlign w:val="center"/>
+            <w:tcMar>
+              <w:top w:w="90" w:type="dxa"/>
+              <w:start w:w="110" w:type="dxa"/>
+              <w:bottom w:w="90" w:type="dxa"/>
+              <w:end w:w="110" w:type="dxa"/>
+            </w:tcMar>
+            <w:shd w:fill="F4F8FC"/>
+          </w:tcPr>
+          <w:p>
+            <w:pPr>
+              <w:jc w:val="left"/>
+            </w:pPr>
+            <w:r>
+              <w:rPr>
+                <w:rFonts w:ascii="SimSun" w:hAnsi="SimSun" w:eastAsia="SimSun"/>
+                <w:b w:val="0"/>
+                <w:color w:val="183153"/>
+                <w:sz w:val="17"/>
+              </w:rPr>
+              <w:t>ADC有效位数</w:t>
+            </w:r>
+          </w:p>
+        </w:tc>
+        <w:tc>
+          <w:tcPr>
+            <w:tcW w:type="dxa" w:w="5904"/>
+            <w:vAlign w:val="center"/>
+            <w:tcMar>
+              <w:top w:w="90" w:type="dxa"/>
+              <w:start w:w="110" w:type="dxa"/>
+              <w:bottom w:w="90" w:type="dxa"/>
+              <w:end w:w="110" w:type="dxa"/>
+            </w:tcMar>
+            <w:shd w:fill="F4F8FC"/>
+          </w:tcPr>
+          <w:p>
+            <w:pPr>
+              <w:jc w:val="center"/>
+            </w:pPr>
+            <w:r>
+              <w:rPr>
+                <w:rFonts w:ascii="SimSun" w:hAnsi="SimSun" w:eastAsia="SimSun"/>
+                <w:b w:val="0"/>
+                <w:color w:val="183153"/>
+                <w:sz w:val="17"/>
+              </w:rPr>
+              <w:t>11、10、9、8、7、6 bit</w:t>
+            </w:r>
+          </w:p>
+        </w:tc>
+      </w:tr>
+      <w:tr>
+        <w:tc>
+          <w:tcPr>
+            <w:tcW w:type="dxa" w:w="3168"/>
+            <w:vAlign w:val="center"/>
+            <w:tcMar>
+              <w:top w:w="90" w:type="dxa"/>
+              <w:start w:w="110" w:type="dxa"/>
+              <w:bottom w:w="90" w:type="dxa"/>
+              <w:end w:w="110" w:type="dxa"/>
+            </w:tcMar>
+          </w:tcPr>
+          <w:p>
+            <w:pPr>
+              <w:jc w:val="left"/>
+            </w:pPr>
+            <w:r>
+              <w:rPr>
+                <w:rFonts w:ascii="SimSun" w:hAnsi="SimSun" w:eastAsia="SimSun"/>
+                <w:b w:val="0"/>
+                <w:color w:val="183153"/>
+                <w:sz w:val="17"/>
+              </w:rPr>
+              <w:t>满量程</w:t>
+            </w:r>
+          </w:p>
+        </w:tc>
+        <w:tc>
+          <w:tcPr>
+            <w:tcW w:type="dxa" w:w="5904"/>
+            <w:vAlign w:val="center"/>
+            <w:tcMar>
+              <w:top w:w="90" w:type="dxa"/>
+              <w:start w:w="110" w:type="dxa"/>
+              <w:bottom w:w="90" w:type="dxa"/>
+              <w:end w:w="110" w:type="dxa"/>
+            </w:tcMar>
+          </w:tcPr>
+          <w:p>
+            <w:pPr>
+              <w:jc w:val="center"/>
+            </w:pPr>
+            <w:r>
+              <w:rPr>
+                <w:rFonts w:ascii="SimSun" w:hAnsi="SimSun" w:eastAsia="SimSun"/>
+                <w:b w:val="0"/>
+                <w:color w:val="183153"/>
+                <w:sz w:val="17"/>
+              </w:rPr>
+              <w:t>10 mV峰峰值</w:t>
+            </w:r>
+          </w:p>
+        </w:tc>
+      </w:tr>
+      <w:tr>
+        <w:tc>
+          <w:tcPr>
+            <w:tcW w:type="dxa" w:w="3168"/>
+            <w:vAlign w:val="center"/>
+            <w:tcMar>
+              <w:top w:w="90" w:type="dxa"/>
+              <w:start w:w="110" w:type="dxa"/>
+              <w:bottom w:w="90" w:type="dxa"/>
+              <w:end w:w="110" w:type="dxa"/>
+            </w:tcMar>
+            <w:shd w:fill="F4F8FC"/>
+          </w:tcPr>
+          <w:p>
+            <w:pPr>
+              <w:jc w:val="left"/>
+            </w:pPr>
+            <w:r>
+              <w:rPr>
+                <w:rFonts w:ascii="SimSun" w:hAnsi="SimSun" w:eastAsia="SimSun"/>
+                <w:b w:val="0"/>
+                <w:color w:val="183153"/>
+                <w:sz w:val="17"/>
+              </w:rPr>
+              <w:t>前端通带</w:t>
+            </w:r>
+          </w:p>
+        </w:tc>
+        <w:tc>
+          <w:tcPr>
+            <w:tcW w:type="dxa" w:w="5904"/>
+            <w:vAlign w:val="center"/>
+            <w:tcMar>
+              <w:top w:w="90" w:type="dxa"/>
+              <w:start w:w="110" w:type="dxa"/>
+              <w:bottom w:w="90" w:type="dxa"/>
+              <w:end w:w="110" w:type="dxa"/>
+            </w:tcMar>
+            <w:shd w:fill="F4F8FC"/>
+          </w:tcPr>
+          <w:p>
+            <w:pPr>
+              <w:jc w:val="center"/>
+            </w:pPr>
+            <w:r>
+              <w:rPr>
+                <w:rFonts w:ascii="SimSun" w:hAnsi="SimSun" w:eastAsia="SimSun"/>
+                <w:b w:val="0"/>
+                <w:color w:val="183153"/>
+                <w:sz w:val="17"/>
+              </w:rPr>
+              <w:t>0.5-40 Hz</w:t>
+            </w:r>
+          </w:p>
+        </w:tc>
+      </w:tr>
+      <w:tr>
+        <w:tc>
+          <w:tcPr>
+            <w:tcW w:type="dxa" w:w="3168"/>
+            <w:vAlign w:val="center"/>
+            <w:tcMar>
+              <w:top w:w="90" w:type="dxa"/>
+              <w:start w:w="110" w:type="dxa"/>
+              <w:bottom w:w="90" w:type="dxa"/>
+              <w:end w:w="110" w:type="dxa"/>
+            </w:tcMar>
+          </w:tcPr>
+          <w:p>
+            <w:pPr>
+              <w:jc w:val="left"/>
+            </w:pPr>
+            <w:r>
+              <w:rPr>
+                <w:rFonts w:ascii="SimSun" w:hAnsi="SimSun" w:eastAsia="SimSun"/>
+                <w:b w:val="0"/>
+                <w:color w:val="183153"/>
+                <w:sz w:val="17"/>
+              </w:rPr>
+              <w:t>匹配窗口</w:t>
+            </w:r>
+          </w:p>
+        </w:tc>
+        <w:tc>
+          <w:tcPr>
+            <w:tcW w:type="dxa" w:w="5904"/>
+            <w:vAlign w:val="center"/>
+            <w:tcMar>
+              <w:top w:w="90" w:type="dxa"/>
+              <w:start w:w="110" w:type="dxa"/>
+              <w:bottom w:w="90" w:type="dxa"/>
+              <w:end w:w="110" w:type="dxa"/>
+            </w:tcMar>
+          </w:tcPr>
+          <w:p>
+            <w:pPr>
+              <w:jc w:val="center"/>
+            </w:pPr>
+            <w:r>
+              <w:rPr>
+                <w:rFonts w:ascii="SimSun" w:hAnsi="SimSun" w:eastAsia="SimSun"/>
+                <w:b w:val="0"/>
+                <w:color w:val="183153"/>
+                <w:sz w:val="17"/>
+              </w:rPr>
+              <w:t>150 ms，敏感性分析75 ms</w:t>
+            </w:r>
+          </w:p>
+        </w:tc>
+      </w:tr>
+      <w:tr>
+        <w:tc>
+          <w:tcPr>
+            <w:tcW w:type="dxa" w:w="3168"/>
+            <w:vAlign w:val="center"/>
+            <w:tcMar>
+              <w:top w:w="90" w:type="dxa"/>
+              <w:start w:w="110" w:type="dxa"/>
+              <w:bottom w:w="90" w:type="dxa"/>
+              <w:end w:w="110" w:type="dxa"/>
+            </w:tcMar>
+            <w:shd w:fill="F4F8FC"/>
+          </w:tcPr>
+          <w:p>
+            <w:pPr>
+              <w:jc w:val="left"/>
+            </w:pPr>
+            <w:r>
+              <w:rPr>
+                <w:rFonts w:ascii="SimSun" w:hAnsi="SimSun" w:eastAsia="SimSun"/>
+                <w:b w:val="0"/>
+                <w:color w:val="183153"/>
+                <w:sz w:val="17"/>
+              </w:rPr>
+              <w:t>噪声区间边界余量</w:t>
+            </w:r>
+          </w:p>
+        </w:tc>
+        <w:tc>
+          <w:tcPr>
+            <w:tcW w:type="dxa" w:w="5904"/>
+            <w:vAlign w:val="center"/>
+            <w:tcMar>
+              <w:top w:w="90" w:type="dxa"/>
+              <w:start w:w="110" w:type="dxa"/>
+              <w:bottom w:w="90" w:type="dxa"/>
+              <w:end w:w="110" w:type="dxa"/>
+            </w:tcMar>
+            <w:shd w:fill="F4F8FC"/>
+          </w:tcPr>
+          <w:p>
+            <w:pPr>
+              <w:jc w:val="center"/>
+            </w:pPr>
+            <w:r>
+              <w:rPr>
+                <w:rFonts w:ascii="SimSun" w:hAnsi="SimSun" w:eastAsia="SimSun"/>
+                <w:b w:val="0"/>
+                <w:color w:val="183153"/>
+                <w:sz w:val="17"/>
+              </w:rPr>
+              <w:t>0.2 s</w:t>
+            </w:r>
+          </w:p>
+        </w:tc>
+      </w:tr>
+      <w:tr>
+        <w:tc>
+          <w:tcPr>
+            <w:tcW w:type="dxa" w:w="3168"/>
+            <w:vAlign w:val="center"/>
+            <w:tcMar>
+              <w:top w:w="90" w:type="dxa"/>
+              <w:start w:w="110" w:type="dxa"/>
+              <w:bottom w:w="90" w:type="dxa"/>
+              <w:end w:w="110" w:type="dxa"/>
+            </w:tcMar>
+          </w:tcPr>
+          <w:p>
+            <w:pPr>
+              <w:jc w:val="left"/>
+            </w:pPr>
+            <w:r>
+              <w:rPr>
+                <w:rFonts w:ascii="SimSun" w:hAnsi="SimSun" w:eastAsia="SimSun"/>
+                <w:b w:val="0"/>
+                <w:color w:val="183153"/>
+                <w:sz w:val="17"/>
+              </w:rPr>
+              <w:t>bootstrap次数</w:t>
+            </w:r>
+          </w:p>
+        </w:tc>
+        <w:tc>
+          <w:tcPr>
+            <w:tcW w:type="dxa" w:w="5904"/>
+            <w:vAlign w:val="center"/>
+            <w:tcMar>
+              <w:top w:w="90" w:type="dxa"/>
+              <w:start w:w="110" w:type="dxa"/>
+              <w:bottom w:w="90" w:type="dxa"/>
+              <w:end w:w="110" w:type="dxa"/>
+            </w:tcMar>
+          </w:tcPr>
+          <w:p>
+            <w:pPr>
+              <w:jc w:val="center"/>
+            </w:pPr>
+            <w:r>
+              <w:rPr>
+                <w:rFonts w:ascii="SimSun" w:hAnsi="SimSun" w:eastAsia="SimSun"/>
+                <w:b w:val="0"/>
+                <w:color w:val="183153"/>
+                <w:sz w:val="17"/>
+              </w:rPr>
+              <w:t>1000</w:t>
+            </w:r>
+          </w:p>
+        </w:tc>
+      </w:tr>
+    </w:tbl>
+    <w:p>
+      <w:pPr>
+        <w:spacing w:after="40"/>
+      </w:pPr>
+    </w:p>
+    <w:p>
+      <w:pPr>
+        <w:pStyle w:val="Heading1"/>
+      </w:pPr>
+      <w:r>
+        <w:t>附录B：关键脚本说明</w:t>
+      </w:r>
+    </w:p>
+    <w:tbl>
+      <w:tblPr>
+        <w:tblStyle w:val="TableGrid"/>
+        <w:tblW w:type="auto" w:w="0"/>
+        <w:jc w:val="center"/>
+        <w:tblLayout w:type="fixed"/>
+        <w:tblLook w:firstColumn="1" w:firstRow="1" w:lastColumn="0" w:lastRow="0" w:noHBand="0" w:noVBand="1" w:val="04A0"/>
+      </w:tblPr>
+      <w:tblGrid>
+        <w:gridCol w:w="4824"/>
+        <w:gridCol w:w="4824"/>
+      </w:tblGrid>
+      <w:tr>
+        <w:trPr>
+          <w:tblHeader w:val="true"/>
+        </w:trPr>
+        <w:tc>
+          <w:tcPr>
+            <w:tcW w:type="dxa" w:w="3168"/>
+            <w:vAlign w:val="center"/>
+            <w:shd w:fill="276FBF"/>
+            <w:tcMar>
+              <w:top w:w="90" w:type="dxa"/>
+              <w:start w:w="110" w:type="dxa"/>
+              <w:bottom w:w="90" w:type="dxa"/>
+              <w:end w:w="110" w:type="dxa"/>
+            </w:tcMar>
+          </w:tcPr>
+          <w:p>
+            <w:pPr>
+              <w:jc w:val="center"/>
+            </w:pPr>
+            <w:r>
+              <w:rPr>
+                <w:rFonts w:ascii="Microsoft YaHei" w:hAnsi="Microsoft YaHei" w:eastAsia="Microsoft YaHei"/>
+                <w:b/>
+                <w:color w:val="FFFFFF"/>
+                <w:sz w:val="18"/>
+              </w:rPr>
+              <w:t>脚本</w:t>
+            </w:r>
+          </w:p>
+        </w:tc>
+        <w:tc>
+          <w:tcPr>
+            <w:tcW w:type="dxa" w:w="5904"/>
+            <w:vAlign w:val="center"/>
+            <w:shd w:fill="276FBF"/>
+            <w:tcMar>
+              <w:top w:w="90" w:type="dxa"/>
+              <w:start w:w="110" w:type="dxa"/>
+              <w:bottom w:w="90" w:type="dxa"/>
+              <w:end w:w="110" w:type="dxa"/>
+            </w:tcMar>
+          </w:tcPr>
+          <w:p>
+            <w:pPr>
+              <w:jc w:val="center"/>
+            </w:pPr>
+            <w:r>
+              <w:rPr>
+                <w:rFonts w:ascii="Microsoft YaHei" w:hAnsi="Microsoft YaHei" w:eastAsia="Microsoft YaHei"/>
+                <w:b/>
+                <w:color w:val="FFFFFF"/>
+                <w:sz w:val="18"/>
+              </w:rPr>
+              <w:t>作用</w:t>
+            </w:r>
+          </w:p>
+        </w:tc>
+      </w:tr>
+      <w:tr>
+        <w:tc>
+          <w:tcPr>
+            <w:tcW w:type="dxa" w:w="3168"/>
+            <w:vAlign w:val="center"/>
+            <w:tcMar>
+              <w:top w:w="90" w:type="dxa"/>
+              <w:start w:w="110" w:type="dxa"/>
+              <w:bottom w:w="90" w:type="dxa"/>
+              <w:end w:w="110" w:type="dxa"/>
+            </w:tcMar>
+            <w:shd w:fill="F4F8FC"/>
+          </w:tcPr>
+          <w:p>
+            <w:pPr>
+              <w:jc w:val="left"/>
+            </w:pPr>
+            <w:r>
+              <w:rPr>
+                <w:rFonts w:ascii="SimSun" w:hAnsi="SimSun" w:eastAsia="SimSun"/>
+                <w:b w:val="0"/>
+                <w:color w:val="183153"/>
+                <w:sz w:val="17"/>
+              </w:rPr>
+              <w:t>src/download_data.py</w:t>
+            </w:r>
+          </w:p>
+        </w:tc>
+        <w:tc>
+          <w:tcPr>
+            <w:tcW w:type="dxa" w:w="5904"/>
+            <w:vAlign w:val="center"/>
+            <w:tcMar>
+              <w:top w:w="90" w:type="dxa"/>
+              <w:start w:w="110" w:type="dxa"/>
+              <w:bottom w:w="90" w:type="dxa"/>
+              <w:end w:w="110" w:type="dxa"/>
+            </w:tcMar>
+            <w:shd w:fill="F4F8FC"/>
+          </w:tcPr>
+          <w:p>
+            <w:pPr>
+              <w:jc w:val="center"/>
+            </w:pPr>
+            <w:r>
+              <w:rPr>
+                <w:rFonts w:ascii="SimSun" w:hAnsi="SimSun" w:eastAsia="SimSun"/>
+                <w:b w:val="0"/>
+                <w:color w:val="183153"/>
+                <w:sz w:val="17"/>
+              </w:rPr>
+              <w:t>下载MIT-BIH与NSTDB数据</w:t>
+            </w:r>
+          </w:p>
+        </w:tc>
+      </w:tr>
+      <w:tr>
+        <w:tc>
+          <w:tcPr>
+            <w:tcW w:type="dxa" w:w="3168"/>
+            <w:vAlign w:val="center"/>
+            <w:tcMar>
+              <w:top w:w="90" w:type="dxa"/>
+              <w:start w:w="110" w:type="dxa"/>
+              <w:bottom w:w="90" w:type="dxa"/>
+              <w:end w:w="110" w:type="dxa"/>
+            </w:tcMar>
+          </w:tcPr>
+          <w:p>
+            <w:pPr>
+              <w:jc w:val="left"/>
+            </w:pPr>
+            <w:r>
+              <w:rPr>
+                <w:rFonts w:ascii="SimSun" w:hAnsi="SimSun" w:eastAsia="SimSun"/>
+                <w:b w:val="0"/>
+                <w:color w:val="183153"/>
+                <w:sz w:val="17"/>
+              </w:rPr>
+              <w:t>src/validate_data.py</w:t>
+            </w:r>
+          </w:p>
+        </w:tc>
+        <w:tc>
+          <w:tcPr>
+            <w:tcW w:type="dxa" w:w="5904"/>
+            <w:vAlign w:val="center"/>
+            <w:tcMar>
+              <w:top w:w="90" w:type="dxa"/>
+              <w:start w:w="110" w:type="dxa"/>
+              <w:bottom w:w="90" w:type="dxa"/>
+              <w:end w:w="110" w:type="dxa"/>
+            </w:tcMar>
+          </w:tcPr>
+          <w:p>
+            <w:pPr>
+              <w:jc w:val="center"/>
+            </w:pPr>
+            <w:r>
+              <w:rPr>
+                <w:rFonts w:ascii="SimSun" w:hAnsi="SimSun" w:eastAsia="SimSun"/>
+                <w:b w:val="0"/>
+                <w:color w:val="183153"/>
+                <w:sz w:val="17"/>
+              </w:rPr>
+              <w:t>校验数据完整性、采样率和标注</w:t>
+            </w:r>
+          </w:p>
+        </w:tc>
+      </w:tr>
+      <w:tr>
+        <w:tc>
+          <w:tcPr>
+            <w:tcW w:type="dxa" w:w="3168"/>
+            <w:vAlign w:val="center"/>
+            <w:tcMar>
+              <w:top w:w="90" w:type="dxa"/>
+              <w:start w:w="110" w:type="dxa"/>
+              <w:bottom w:w="90" w:type="dxa"/>
+              <w:end w:w="110" w:type="dxa"/>
+            </w:tcMar>
+            <w:shd w:fill="F4F8FC"/>
+          </w:tcPr>
+          <w:p>
+            <w:pPr>
+              <w:jc w:val="left"/>
+            </w:pPr>
+            <w:r>
+              <w:rPr>
+                <w:rFonts w:ascii="SimSun" w:hAnsi="SimSun" w:eastAsia="SimSun"/>
+                <w:b w:val="0"/>
+                <w:color w:val="183153"/>
+                <w:sz w:val="17"/>
+              </w:rPr>
+              <w:t>src/run_experiments.py</w:t>
+            </w:r>
+          </w:p>
+        </w:tc>
+        <w:tc>
+          <w:tcPr>
+            <w:tcW w:type="dxa" w:w="5904"/>
+            <w:vAlign w:val="center"/>
+            <w:tcMar>
+              <w:top w:w="90" w:type="dxa"/>
+              <w:start w:w="110" w:type="dxa"/>
+              <w:bottom w:w="90" w:type="dxa"/>
+              <w:end w:w="110" w:type="dxa"/>
+            </w:tcMar>
+            <w:shd w:fill="F4F8FC"/>
+          </w:tcPr>
+          <w:p>
+            <w:pPr>
+              <w:jc w:val="center"/>
+            </w:pPr>
+            <w:r>
+              <w:rPr>
+                <w:rFonts w:ascii="SimSun" w:hAnsi="SimSun" w:eastAsia="SimSun"/>
+                <w:b w:val="0"/>
+                <w:color w:val="183153"/>
+                <w:sz w:val="17"/>
+              </w:rPr>
+              <w:t>运行全因子虚拟采集与R峰检测</w:t>
+            </w:r>
+          </w:p>
+        </w:tc>
+      </w:tr>
+      <w:tr>
+        <w:tc>
+          <w:tcPr>
+            <w:tcW w:type="dxa" w:w="3168"/>
+            <w:vAlign w:val="center"/>
+            <w:tcMar>
+              <w:top w:w="90" w:type="dxa"/>
+              <w:start w:w="110" w:type="dxa"/>
+              <w:bottom w:w="90" w:type="dxa"/>
+              <w:end w:w="110" w:type="dxa"/>
+            </w:tcMar>
+          </w:tcPr>
+          <w:p>
+            <w:pPr>
+              <w:jc w:val="left"/>
+            </w:pPr>
+            <w:r>
+              <w:rPr>
+                <w:rFonts w:ascii="SimSun" w:hAnsi="SimSun" w:eastAsia="SimSun"/>
+                <w:b w:val="0"/>
+                <w:color w:val="183153"/>
+                <w:sz w:val="17"/>
+              </w:rPr>
+              <w:t>src/analyze_results.py</w:t>
+            </w:r>
+          </w:p>
+        </w:tc>
+        <w:tc>
+          <w:tcPr>
+            <w:tcW w:type="dxa" w:w="5904"/>
+            <w:vAlign w:val="center"/>
+            <w:tcMar>
+              <w:top w:w="90" w:type="dxa"/>
+              <w:start w:w="110" w:type="dxa"/>
+              <w:bottom w:w="90" w:type="dxa"/>
+              <w:end w:w="110" w:type="dxa"/>
+            </w:tcMar>
+          </w:tcPr>
+          <w:p>
+            <w:pPr>
+              <w:jc w:val="center"/>
+            </w:pPr>
+            <w:r>
+              <w:rPr>
+                <w:rFonts w:ascii="SimSun" w:hAnsi="SimSun" w:eastAsia="SimSun"/>
+                <w:b w:val="0"/>
+                <w:color w:val="183153"/>
+                <w:sz w:val="17"/>
+              </w:rPr>
+              <w:t>聚合结果、统计检验、推荐配置、制图</w:t>
+            </w:r>
+          </w:p>
+        </w:tc>
+      </w:tr>
+      <w:tr>
+        <w:tc>
+          <w:tcPr>
+            <w:tcW w:type="dxa" w:w="3168"/>
+            <w:vAlign w:val="center"/>
+            <w:tcMar>
+              <w:top w:w="90" w:type="dxa"/>
+              <w:start w:w="110" w:type="dxa"/>
+              <w:bottom w:w="90" w:type="dxa"/>
+              <w:end w:w="110" w:type="dxa"/>
+            </w:tcMar>
+            <w:shd w:fill="F4F8FC"/>
+          </w:tcPr>
+          <w:p>
+            <w:pPr>
+              <w:jc w:val="left"/>
+            </w:pPr>
+            <w:r>
+              <w:rPr>
+                <w:rFonts w:ascii="SimSun" w:hAnsi="SimSun" w:eastAsia="SimSun"/>
+                <w:b w:val="0"/>
+                <w:color w:val="183153"/>
+                <w:sz w:val="17"/>
+              </w:rPr>
+              <w:t>src/build_report.py</w:t>
+            </w:r>
+          </w:p>
+        </w:tc>
+        <w:tc>
+          <w:tcPr>
+            <w:tcW w:type="dxa" w:w="5904"/>
+            <w:vAlign w:val="center"/>
+            <w:tcMar>
+              <w:top w:w="90" w:type="dxa"/>
+              <w:start w:w="110" w:type="dxa"/>
+              <w:bottom w:w="90" w:type="dxa"/>
+              <w:end w:w="110" w:type="dxa"/>
+            </w:tcMar>
+            <w:shd w:fill="F4F8FC"/>
+          </w:tcPr>
+          <w:p>
+            <w:pPr>
+              <w:jc w:val="center"/>
+            </w:pPr>
+            <w:r>
+              <w:rPr>
+                <w:rFonts w:ascii="SimSun" w:hAnsi="SimSun" w:eastAsia="SimSun"/>
+                <w:b w:val="0"/>
+                <w:color w:val="183153"/>
+                <w:sz w:val="17"/>
+              </w:rPr>
+              <w:t>生成Markdown和DOCX报告</w:t>
+            </w:r>
+          </w:p>
+        </w:tc>
+      </w:tr>
+      <w:tr>
+        <w:tc>
+          <w:tcPr>
+            <w:tcW w:type="dxa" w:w="3168"/>
+            <w:vAlign w:val="center"/>
+            <w:tcMar>
+              <w:top w:w="90" w:type="dxa"/>
+              <w:start w:w="110" w:type="dxa"/>
+              <w:bottom w:w="90" w:type="dxa"/>
+              <w:end w:w="110" w:type="dxa"/>
+            </w:tcMar>
+          </w:tcPr>
+          <w:p>
+            <w:pPr>
+              <w:jc w:val="left"/>
+            </w:pPr>
+            <w:r>
+              <w:rPr>
+                <w:rFonts w:ascii="SimSun" w:hAnsi="SimSun" w:eastAsia="SimSun"/>
+                <w:b w:val="0"/>
+                <w:color w:val="183153"/>
+                <w:sz w:val="17"/>
+              </w:rPr>
+              <w:t>src/build_pdf.py</w:t>
+            </w:r>
+          </w:p>
+        </w:tc>
+        <w:tc>
+          <w:tcPr>
+            <w:tcW w:type="dxa" w:w="5904"/>
+            <w:vAlign w:val="center"/>
+            <w:tcMar>
+              <w:top w:w="90" w:type="dxa"/>
+              <w:start w:w="110" w:type="dxa"/>
+              <w:bottom w:w="90" w:type="dxa"/>
+              <w:end w:w="110" w:type="dxa"/>
+            </w:tcMar>
+          </w:tcPr>
+          <w:p>
+            <w:pPr>
+              <w:jc w:val="center"/>
+            </w:pPr>
+            <w:r>
+              <w:rPr>
+                <w:rFonts w:ascii="SimSun" w:hAnsi="SimSun" w:eastAsia="SimSun"/>
+                <w:b w:val="0"/>
+                <w:color w:val="183153"/>
+                <w:sz w:val="17"/>
+              </w:rPr>
+              <w:t>生成最终PDF报告</w:t>
+            </w:r>
+          </w:p>
+        </w:tc>
+      </w:tr>
+      <w:tr>
+        <w:tc>
+          <w:tcPr>
+            <w:tcW w:type="dxa" w:w="3168"/>
+            <w:vAlign w:val="center"/>
+            <w:tcMar>
+              <w:top w:w="90" w:type="dxa"/>
+              <w:start w:w="110" w:type="dxa"/>
+              <w:bottom w:w="90" w:type="dxa"/>
+              <w:end w:w="110" w:type="dxa"/>
+            </w:tcMar>
+            <w:shd w:fill="F4F8FC"/>
+          </w:tcPr>
+          <w:p>
+            <w:pPr>
+              <w:jc w:val="left"/>
+            </w:pPr>
+            <w:r>
+              <w:rPr>
+                <w:rFonts w:ascii="SimSun" w:hAnsi="SimSun" w:eastAsia="SimSun"/>
+                <w:b w:val="0"/>
+                <w:color w:val="183153"/>
+                <w:sz w:val="17"/>
+              </w:rPr>
+              <w:t>src/audit_project.py</w:t>
+            </w:r>
+          </w:p>
+        </w:tc>
+        <w:tc>
+          <w:tcPr>
+            <w:tcW w:type="dxa" w:w="5904"/>
+            <w:vAlign w:val="center"/>
+            <w:tcMar>
+              <w:top w:w="90" w:type="dxa"/>
+              <w:start w:w="110" w:type="dxa"/>
+              <w:bottom w:w="90" w:type="dxa"/>
+              <w:end w:w="110" w:type="dxa"/>
+            </w:tcMar>
+            <w:shd w:fill="F4F8FC"/>
+          </w:tcPr>
+          <w:p>
+            <w:pPr>
+              <w:jc w:val="center"/>
+            </w:pPr>
+            <w:r>
+              <w:rPr>
+                <w:rFonts w:ascii="SimSun" w:hAnsi="SimSun" w:eastAsia="SimSun"/>
+                <w:b w:val="0"/>
+                <w:color w:val="183153"/>
+                <w:sz w:val="17"/>
+              </w:rPr>
+              <w:t>审核交付物完整性和课程要求覆盖</w:t>
+            </w:r>
+          </w:p>
+        </w:tc>
+      </w:tr>
+    </w:tbl>
+    <w:p>
+      <w:pPr>
+        <w:spacing w:after="40"/>
+      </w:pPr>
+    </w:p>
+    <w:p>
+      <w:pPr>
+        <w:pStyle w:val="Heading1"/>
+      </w:pPr>
+      <w:r>
+        <w:t>附录C：结果文件索引</w:t>
+      </w:r>
+    </w:p>
+    <w:tbl>
+      <w:tblPr>
+        <w:tblStyle w:val="TableGrid"/>
+        <w:tblW w:type="auto" w:w="0"/>
+        <w:jc w:val="center"/>
+        <w:tblLayout w:type="fixed"/>
+        <w:tblLook w:firstColumn="1" w:firstRow="1" w:lastColumn="0" w:lastRow="0" w:noHBand="0" w:noVBand="1" w:val="04A0"/>
+      </w:tblPr>
+      <w:tblGrid>
+        <w:gridCol w:w="4824"/>
+        <w:gridCol w:w="4824"/>
+      </w:tblGrid>
+      <w:tr>
+        <w:trPr>
+          <w:tblHeader w:val="true"/>
+        </w:trPr>
+        <w:tc>
+          <w:tcPr>
+            <w:tcW w:type="dxa" w:w="3168"/>
+            <w:vAlign w:val="center"/>
+            <w:shd w:fill="276FBF"/>
+            <w:tcMar>
+              <w:top w:w="90" w:type="dxa"/>
+              <w:start w:w="110" w:type="dxa"/>
+              <w:bottom w:w="90" w:type="dxa"/>
+              <w:end w:w="110" w:type="dxa"/>
+            </w:tcMar>
+          </w:tcPr>
+          <w:p>
+            <w:pPr>
+              <w:jc w:val="center"/>
+            </w:pPr>
+            <w:r>
+              <w:rPr>
+                <w:rFonts w:ascii="Microsoft YaHei" w:hAnsi="Microsoft YaHei" w:eastAsia="Microsoft YaHei"/>
+                <w:b/>
+                <w:color w:val="FFFFFF"/>
+                <w:sz w:val="18"/>
+              </w:rPr>
+              <w:t>路径</w:t>
+            </w:r>
+          </w:p>
+        </w:tc>
+        <w:tc>
+          <w:tcPr>
+            <w:tcW w:type="dxa" w:w="5904"/>
+            <w:vAlign w:val="center"/>
+            <w:shd w:fill="276FBF"/>
+            <w:tcMar>
+              <w:top w:w="90" w:type="dxa"/>
+              <w:start w:w="110" w:type="dxa"/>
+              <w:bottom w:w="90" w:type="dxa"/>
+              <w:end w:w="110" w:type="dxa"/>
+            </w:tcMar>
+          </w:tcPr>
+          <w:p>
+            <w:pPr>
+              <w:jc w:val="center"/>
+            </w:pPr>
+            <w:r>
+              <w:rPr>
+                <w:rFonts w:ascii="Microsoft YaHei" w:hAnsi="Microsoft YaHei" w:eastAsia="Microsoft YaHei"/>
+                <w:b/>
+                <w:color w:val="FFFFFF"/>
+                <w:sz w:val="18"/>
+              </w:rPr>
+              <w:t>内容</w:t>
+            </w:r>
+          </w:p>
+        </w:tc>
+      </w:tr>
+      <w:tr>
+        <w:tc>
+          <w:tcPr>
+            <w:tcW w:type="dxa" w:w="3168"/>
+            <w:vAlign w:val="center"/>
+            <w:tcMar>
+              <w:top w:w="90" w:type="dxa"/>
+              <w:start w:w="110" w:type="dxa"/>
+              <w:bottom w:w="90" w:type="dxa"/>
+              <w:end w:w="110" w:type="dxa"/>
+            </w:tcMar>
+            <w:shd w:fill="F4F8FC"/>
+          </w:tcPr>
+          <w:p>
+            <w:pPr>
+              <w:jc w:val="left"/>
+            </w:pPr>
+            <w:r>
+              <w:rPr>
+                <w:rFonts w:ascii="SimSun" w:hAnsi="SimSun" w:eastAsia="SimSun"/>
+                <w:b w:val="0"/>
+                <w:color w:val="183153"/>
+                <w:sz w:val="17"/>
+              </w:rPr>
+              <w:t>results/per_record_clean.csv</w:t>
+            </w:r>
+          </w:p>
+        </w:tc>
+        <w:tc>
+          <w:tcPr>
+            <w:tcW w:type="dxa" w:w="5904"/>
+            <w:vAlign w:val="center"/>
+            <w:tcMar>
+              <w:top w:w="90" w:type="dxa"/>
+              <w:start w:w="110" w:type="dxa"/>
+              <w:bottom w:w="90" w:type="dxa"/>
+              <w:end w:w="110" w:type="dxa"/>
+            </w:tcMar>
+            <w:shd w:fill="F4F8FC"/>
+          </w:tcPr>
+          <w:p>
+            <w:pPr>
+              <w:jc w:val="center"/>
+            </w:pPr>
+            <w:r>
+              <w:rPr>
+                <w:rFonts w:ascii="SimSun" w:hAnsi="SimSun" w:eastAsia="SimSun"/>
+                <w:b w:val="0"/>
+                <w:color w:val="183153"/>
+                <w:sz w:val="17"/>
+              </w:rPr>
+              <w:t>MIT-BIH逐记录干净条件结果</w:t>
+            </w:r>
+          </w:p>
+        </w:tc>
+      </w:tr>
+      <w:tr>
+        <w:tc>
+          <w:tcPr>
+            <w:tcW w:type="dxa" w:w="3168"/>
+            <w:vAlign w:val="center"/>
+            <w:tcMar>
+              <w:top w:w="90" w:type="dxa"/>
+              <w:start w:w="110" w:type="dxa"/>
+              <w:bottom w:w="90" w:type="dxa"/>
+              <w:end w:w="110" w:type="dxa"/>
+            </w:tcMar>
+          </w:tcPr>
+          <w:p>
+            <w:pPr>
+              <w:jc w:val="left"/>
+            </w:pPr>
+            <w:r>
+              <w:rPr>
+                <w:rFonts w:ascii="SimSun" w:hAnsi="SimSun" w:eastAsia="SimSun"/>
+                <w:b w:val="0"/>
+                <w:color w:val="183153"/>
+                <w:sz w:val="17"/>
+              </w:rPr>
+              <w:t>results/per_record_noise.csv</w:t>
+            </w:r>
+          </w:p>
+        </w:tc>
+        <w:tc>
+          <w:tcPr>
+            <w:tcW w:type="dxa" w:w="5904"/>
+            <w:vAlign w:val="center"/>
+            <w:tcMar>
+              <w:top w:w="90" w:type="dxa"/>
+              <w:start w:w="110" w:type="dxa"/>
+              <w:bottom w:w="90" w:type="dxa"/>
+              <w:end w:w="110" w:type="dxa"/>
+            </w:tcMar>
+          </w:tcPr>
+          <w:p>
+            <w:pPr>
+              <w:jc w:val="center"/>
+            </w:pPr>
+            <w:r>
+              <w:rPr>
+                <w:rFonts w:ascii="SimSun" w:hAnsi="SimSun" w:eastAsia="SimSun"/>
+                <w:b w:val="0"/>
+                <w:color w:val="183153"/>
+                <w:sz w:val="17"/>
+              </w:rPr>
+              <w:t>NSTDB逐记录噪声条件结果</w:t>
+            </w:r>
+          </w:p>
+        </w:tc>
+      </w:tr>
+      <w:tr>
+        <w:tc>
+          <w:tcPr>
+            <w:tcW w:type="dxa" w:w="3168"/>
+            <w:vAlign w:val="center"/>
+            <w:tcMar>
+              <w:top w:w="90" w:type="dxa"/>
+              <w:start w:w="110" w:type="dxa"/>
+              <w:bottom w:w="90" w:type="dxa"/>
+              <w:end w:w="110" w:type="dxa"/>
+            </w:tcMar>
+            <w:shd w:fill="F4F8FC"/>
+          </w:tcPr>
+          <w:p>
+            <w:pPr>
+              <w:jc w:val="left"/>
+            </w:pPr>
+            <w:r>
+              <w:rPr>
+                <w:rFonts w:ascii="SimSun" w:hAnsi="SimSun" w:eastAsia="SimSun"/>
+                <w:b w:val="0"/>
+                <w:color w:val="183153"/>
+                <w:sz w:val="17"/>
+              </w:rPr>
+              <w:t>results/candidate_summary.csv</w:t>
+            </w:r>
+          </w:p>
+        </w:tc>
+        <w:tc>
+          <w:tcPr>
+            <w:tcW w:type="dxa" w:w="5904"/>
+            <w:vAlign w:val="center"/>
+            <w:tcMar>
+              <w:top w:w="90" w:type="dxa"/>
+              <w:start w:w="110" w:type="dxa"/>
+              <w:bottom w:w="90" w:type="dxa"/>
+              <w:end w:w="110" w:type="dxa"/>
+            </w:tcMar>
+            <w:shd w:fill="F4F8FC"/>
+          </w:tcPr>
+          <w:p>
+            <w:pPr>
+              <w:jc w:val="center"/>
+            </w:pPr>
+            <w:r>
+              <w:rPr>
+                <w:rFonts w:ascii="SimSun" w:hAnsi="SimSun" w:eastAsia="SimSun"/>
+                <w:b w:val="0"/>
+                <w:color w:val="183153"/>
+                <w:sz w:val="17"/>
+              </w:rPr>
+              <w:t>30组配置汇总与约束判断</w:t>
+            </w:r>
+          </w:p>
+        </w:tc>
+      </w:tr>
+      <w:tr>
+        <w:tc>
+          <w:tcPr>
+            <w:tcW w:type="dxa" w:w="3168"/>
+            <w:vAlign w:val="center"/>
+            <w:tcMar>
+              <w:top w:w="90" w:type="dxa"/>
+              <w:start w:w="110" w:type="dxa"/>
+              <w:bottom w:w="90" w:type="dxa"/>
+              <w:end w:w="110" w:type="dxa"/>
+            </w:tcMar>
+          </w:tcPr>
+          <w:p>
+            <w:pPr>
+              <w:jc w:val="left"/>
+            </w:pPr>
+            <w:r>
+              <w:rPr>
+                <w:rFonts w:ascii="SimSun" w:hAnsi="SimSun" w:eastAsia="SimSun"/>
+                <w:b w:val="0"/>
+                <w:color w:val="183153"/>
+                <w:sz w:val="17"/>
+              </w:rPr>
+              <w:t>figures/figure_*.png</w:t>
+            </w:r>
+          </w:p>
+        </w:tc>
+        <w:tc>
+          <w:tcPr>
+            <w:tcW w:type="dxa" w:w="5904"/>
+            <w:vAlign w:val="center"/>
+            <w:tcMar>
+              <w:top w:w="90" w:type="dxa"/>
+              <w:start w:w="110" w:type="dxa"/>
+              <w:bottom w:w="90" w:type="dxa"/>
+              <w:end w:w="110" w:type="dxa"/>
+            </w:tcMar>
+          </w:tcPr>
+          <w:p>
+            <w:pPr>
+              <w:jc w:val="center"/>
+            </w:pPr>
+            <w:r>
+              <w:rPr>
+                <w:rFonts w:ascii="SimSun" w:hAnsi="SimSun" w:eastAsia="SimSun"/>
+                <w:b w:val="0"/>
+                <w:color w:val="183153"/>
+                <w:sz w:val="17"/>
+              </w:rPr>
+              <w:t>系统图、流程图、波形图、热力图、鲁棒性曲线和帕累托图</w:t>
+            </w:r>
+          </w:p>
+        </w:tc>
+      </w:tr>
+      <w:tr>
+        <w:tc>
+          <w:tcPr>
+            <w:tcW w:type="dxa" w:w="3168"/>
+            <w:vAlign w:val="center"/>
+            <w:tcMar>
+              <w:top w:w="90" w:type="dxa"/>
+              <w:start w:w="110" w:type="dxa"/>
+              <w:bottom w:w="90" w:type="dxa"/>
+              <w:end w:w="110" w:type="dxa"/>
+            </w:tcMar>
+            <w:shd w:fill="F4F8FC"/>
+          </w:tcPr>
+          <w:p>
+            <w:pPr>
+              <w:jc w:val="left"/>
+            </w:pPr>
+            <w:r>
+              <w:rPr>
+                <w:rFonts w:ascii="SimSun" w:hAnsi="SimSun" w:eastAsia="SimSun"/>
+                <w:b w:val="0"/>
+                <w:color w:val="183153"/>
+                <w:sz w:val="17"/>
+              </w:rPr>
+              <w:t>report/final_report.pdf</w:t>
+            </w:r>
+          </w:p>
+        </w:tc>
+        <w:tc>
+          <w:tcPr>
+            <w:tcW w:type="dxa" w:w="5904"/>
+            <w:vAlign w:val="center"/>
+            <w:tcMar>
+              <w:top w:w="90" w:type="dxa"/>
+              <w:start w:w="110" w:type="dxa"/>
+              <w:bottom w:w="90" w:type="dxa"/>
+              <w:end w:w="110" w:type="dxa"/>
+            </w:tcMar>
+            <w:shd w:fill="F4F8FC"/>
+          </w:tcPr>
+          <w:p>
+            <w:pPr>
+              <w:jc w:val="center"/>
+            </w:pPr>
+            <w:r>
+              <w:rPr>
+                <w:rFonts w:ascii="SimSun" w:hAnsi="SimSun" w:eastAsia="SimSun"/>
+                <w:b w:val="0"/>
+                <w:color w:val="183153"/>
+                <w:sz w:val="17"/>
+              </w:rPr>
+              <w:t>最终课程报告PDF</w:t>
+            </w:r>
+          </w:p>
+        </w:tc>
+      </w:tr>
+      <w:tr>
+        <w:tc>
+          <w:tcPr>
+            <w:tcW w:type="dxa" w:w="3168"/>
+            <w:vAlign w:val="center"/>
+            <w:tcMar>
+              <w:top w:w="90" w:type="dxa"/>
+              <w:start w:w="110" w:type="dxa"/>
+              <w:bottom w:w="90" w:type="dxa"/>
+              <w:end w:w="110" w:type="dxa"/>
+            </w:tcMar>
+          </w:tcPr>
+          <w:p>
+            <w:pPr>
+              <w:jc w:val="left"/>
+            </w:pPr>
+            <w:r>
+              <w:rPr>
+                <w:rFonts w:ascii="SimSun" w:hAnsi="SimSun" w:eastAsia="SimSun"/>
+                <w:b w:val="0"/>
+                <w:color w:val="183153"/>
+                <w:sz w:val="17"/>
+              </w:rPr>
+              <w:t>report/final_report.docx</w:t>
+            </w:r>
+          </w:p>
+        </w:tc>
+        <w:tc>
+          <w:tcPr>
+            <w:tcW w:type="dxa" w:w="5904"/>
+            <w:vAlign w:val="center"/>
+            <w:tcMar>
+              <w:top w:w="90" w:type="dxa"/>
+              <w:start w:w="110" w:type="dxa"/>
+              <w:bottom w:w="90" w:type="dxa"/>
+              <w:end w:w="110" w:type="dxa"/>
+            </w:tcMar>
+          </w:tcPr>
+          <w:p>
+            <w:pPr>
+              <w:jc w:val="center"/>
+            </w:pPr>
+            <w:r>
+              <w:rPr>
+                <w:rFonts w:ascii="SimSun" w:hAnsi="SimSun" w:eastAsia="SimSun"/>
+                <w:b w:val="0"/>
+                <w:color w:val="183153"/>
+                <w:sz w:val="17"/>
+              </w:rPr>
+              <w:t>可编辑课程报告DOCX</w:t>
+            </w:r>
+          </w:p>
+        </w:tc>
+      </w:tr>
+      <w:tr>
+        <w:tc>
+          <w:tcPr>
+            <w:tcW w:type="dxa" w:w="3168"/>
+            <w:vAlign w:val="center"/>
+            <w:tcMar>
+              <w:top w:w="90" w:type="dxa"/>
+              <w:start w:w="110" w:type="dxa"/>
+              <w:bottom w:w="90" w:type="dxa"/>
+              <w:end w:w="110" w:type="dxa"/>
+            </w:tcMar>
+            <w:shd w:fill="F4F8FC"/>
+          </w:tcPr>
+          <w:p>
+            <w:pPr>
+              <w:jc w:val="left"/>
+            </w:pPr>
+            <w:r>
+              <w:rPr>
+                <w:rFonts w:ascii="SimSun" w:hAnsi="SimSun" w:eastAsia="SimSun"/>
+                <w:b w:val="0"/>
+                <w:color w:val="183153"/>
+                <w:sz w:val="17"/>
+              </w:rPr>
+              <w:t>web/index.html</w:t>
+            </w:r>
+          </w:p>
+        </w:tc>
+        <w:tc>
+          <w:tcPr>
+            <w:tcW w:type="dxa" w:w="5904"/>
+            <w:vAlign w:val="center"/>
+            <w:tcMar>
+              <w:top w:w="90" w:type="dxa"/>
+              <w:start w:w="110" w:type="dxa"/>
+              <w:bottom w:w="90" w:type="dxa"/>
+              <w:end w:w="110" w:type="dxa"/>
+            </w:tcMar>
+            <w:shd w:fill="F4F8FC"/>
+          </w:tcPr>
+          <w:p>
+            <w:pPr>
+              <w:jc w:val="center"/>
+            </w:pPr>
+            <w:r>
+              <w:rPr>
+                <w:rFonts w:ascii="SimSun" w:hAnsi="SimSun" w:eastAsia="SimSun"/>
+                <w:b w:val="0"/>
+                <w:color w:val="183153"/>
+                <w:sz w:val="17"/>
+              </w:rPr>
+              <w:t>交互展示网页</w:t>
+            </w:r>
+          </w:p>
+        </w:tc>
+      </w:tr>
+    </w:tbl>
+    <w:p>
+      <w:pPr>
+        <w:spacing w:after="40"/>
+      </w:pPr>
+    </w:p>
+    <w:p>
+      <w:pPr>
+        <w:pStyle w:val="Heading1"/>
+      </w:pPr>
+      <w:r>
+        <w:t>附录D：复现与展示链接</w:t>
       </w:r>
     </w:p>
     <w:p>
@@ -4109,7 +8613,7 @@
           <w:color w:val="183153"/>
           <w:sz w:val="21"/>
         </w:rPr>
-        <w:t>最终项目提供完整源代码、固定参数配置、软件依赖、数据下载脚本、SHA-256数据清单、逐记录结果、聚合结果和自动制图脚本。</w:t>
+        <w:t>项目提供完整源代码、固定参数配置、软件依赖、数据下载脚本、SHA-256数据清单、逐记录结果、聚合结果与自动制图脚本。执行顺序：</w:t>
       </w:r>
     </w:p>
     <w:p>
@@ -4125,6 +8629,21 @@
           <w:sz w:val="21"/>
         </w:rPr>
         <w:t>python src/download_data.py</w:t>
+      </w:r>
+    </w:p>
+    <w:p>
+      <w:pPr>
+        <w:pStyle w:val="ListBullet"/>
+        <w:spacing w:after="80" w:line="288" w:lineRule="auto"/>
+      </w:pPr>
+      <w:r>
+        <w:rPr>
+          <w:rFonts w:ascii="SimSun" w:hAnsi="SimSun" w:eastAsia="SimSun"/>
+          <w:b w:val="0"/>
+          <w:color w:val="183153"/>
+          <w:sz w:val="21"/>
+        </w:rPr>
+        <w:t>python src/validate_data.py</w:t>
       </w:r>
     </w:p>
     <w:p>
@@ -4170,6 +8689,66 @@
           <w:sz w:val="21"/>
         </w:rPr>
         <w:t>python src/build_report.py</w:t>
+      </w:r>
+    </w:p>
+    <w:p>
+      <w:pPr>
+        <w:pStyle w:val="ListBullet"/>
+        <w:spacing w:after="80" w:line="288" w:lineRule="auto"/>
+      </w:pPr>
+      <w:r>
+        <w:rPr>
+          <w:rFonts w:ascii="SimSun" w:hAnsi="SimSun" w:eastAsia="SimSun"/>
+          <w:b w:val="0"/>
+          <w:color w:val="183153"/>
+          <w:sz w:val="21"/>
+        </w:rPr>
+        <w:t>python src/build_pdf.py</w:t>
+      </w:r>
+    </w:p>
+    <w:p>
+      <w:pPr>
+        <w:pStyle w:val="ListBullet"/>
+        <w:spacing w:after="80" w:line="288" w:lineRule="auto"/>
+      </w:pPr>
+      <w:r>
+        <w:rPr>
+          <w:rFonts w:ascii="SimSun" w:hAnsi="SimSun" w:eastAsia="SimSun"/>
+          <w:b w:val="0"/>
+          <w:color w:val="183153"/>
+          <w:sz w:val="21"/>
+        </w:rPr>
+        <w:t>python src/audit_project.py</w:t>
+      </w:r>
+    </w:p>
+    <w:p>
+      <w:pPr>
+        <w:spacing w:after="120" w:line="307" w:lineRule="auto"/>
+        <w:jc w:val="both"/>
+      </w:pPr>
+      <w:r>
+        <w:rPr>
+          <w:rFonts w:ascii="SimSun" w:hAnsi="SimSun" w:eastAsia="SimSun"/>
+          <w:b w:val="0"/>
+          <w:color w:val="183153"/>
+          <w:sz w:val="21"/>
+        </w:rPr>
+        <w:t>GitHub仓库：https://github.com/Lebron-shun/ecg-sampling-adc-noise-robustness</w:t>
+      </w:r>
+    </w:p>
+    <w:p>
+      <w:pPr>
+        <w:spacing w:after="120" w:line="307" w:lineRule="auto"/>
+        <w:jc w:val="both"/>
+      </w:pPr>
+      <w:r>
+        <w:rPr>
+          <w:rFonts w:ascii="SimSun" w:hAnsi="SimSun" w:eastAsia="SimSun"/>
+          <w:b w:val="0"/>
+          <w:color w:val="183153"/>
+          <w:sz w:val="21"/>
+        </w:rPr>
+        <w:t>交互展示页：https://lebron-shun.github.io/ecg-sampling-adc-noise-robustness/</w:t>
       </w:r>
     </w:p>
     <w:sectPr>

--- a/report/final_report.docx
+++ b/report/final_report.docx
@@ -1049,7 +1049,7 @@
       <w:r>
         <w:drawing>
           <wp:inline xmlns:a="http://schemas.openxmlformats.org/drawingml/2006/main" xmlns:pic="http://schemas.openxmlformats.org/drawingml/2006/picture">
-            <wp:extent cx="5715000" cy="1603155"/>
+            <wp:extent cx="5715000" cy="1909944"/>
             <wp:docPr id="1" name="Picture 1"/>
             <wp:cNvGraphicFramePr>
               <a:graphicFrameLocks noChangeAspect="1"/>
@@ -1070,7 +1070,7 @@
                   <pic:spPr>
                     <a:xfrm>
                       <a:off x="0" y="0"/>
-                      <a:ext cx="5715000" cy="1603155"/>
+                      <a:ext cx="5715000" cy="1909944"/>
                     </a:xfrm>
                     <a:prstGeom prst="rect"/>
                   </pic:spPr>
@@ -3295,7 +3295,7 @@
       <w:r>
         <w:drawing>
           <wp:inline xmlns:a="http://schemas.openxmlformats.org/drawingml/2006/main" xmlns:pic="http://schemas.openxmlformats.org/drawingml/2006/picture">
-            <wp:extent cx="5715000" cy="1739811"/>
+            <wp:extent cx="5715000" cy="2145358"/>
             <wp:docPr id="2" name="Picture 2"/>
             <wp:cNvGraphicFramePr>
               <a:graphicFrameLocks noChangeAspect="1"/>
@@ -3316,7 +3316,7 @@
                   <pic:spPr>
                     <a:xfrm>
                       <a:off x="0" y="0"/>
-                      <a:ext cx="5715000" cy="1739811"/>
+                      <a:ext cx="5715000" cy="2145358"/>
                     </a:xfrm>
                     <a:prstGeom prst="rect"/>
                   </pic:spPr>
@@ -3909,7 +3909,7 @@
       <w:r>
         <w:drawing>
           <wp:inline xmlns:a="http://schemas.openxmlformats.org/drawingml/2006/main" xmlns:pic="http://schemas.openxmlformats.org/drawingml/2006/picture">
-            <wp:extent cx="5715000" cy="3611861"/>
+            <wp:extent cx="5715000" cy="3706203"/>
             <wp:docPr id="3" name="Picture 3"/>
             <wp:cNvGraphicFramePr>
               <a:graphicFrameLocks noChangeAspect="1"/>
@@ -3930,7 +3930,7 @@
                   <pic:spPr>
                     <a:xfrm>
                       <a:off x="0" y="0"/>
-                      <a:ext cx="5715000" cy="3611861"/>
+                      <a:ext cx="5715000" cy="3706203"/>
                     </a:xfrm>
                     <a:prstGeom prst="rect"/>
                   </pic:spPr>
@@ -4048,7 +4048,7 @@
       <w:r>
         <w:drawing>
           <wp:inline xmlns:a="http://schemas.openxmlformats.org/drawingml/2006/main" xmlns:pic="http://schemas.openxmlformats.org/drawingml/2006/picture">
-            <wp:extent cx="5715000" cy="2350777"/>
+            <wp:extent cx="5715000" cy="3033078"/>
             <wp:docPr id="4" name="Picture 4"/>
             <wp:cNvGraphicFramePr>
               <a:graphicFrameLocks noChangeAspect="1"/>
@@ -4069,7 +4069,7 @@
                   <pic:spPr>
                     <a:xfrm>
                       <a:off x="0" y="0"/>
-                      <a:ext cx="5715000" cy="2350777"/>
+                      <a:ext cx="5715000" cy="3033078"/>
                     </a:xfrm>
                     <a:prstGeom prst="rect"/>
                   </pic:spPr>
@@ -5116,7 +5116,7 @@
       <w:r>
         <w:drawing>
           <wp:inline xmlns:a="http://schemas.openxmlformats.org/drawingml/2006/main" xmlns:pic="http://schemas.openxmlformats.org/drawingml/2006/picture">
-            <wp:extent cx="5715000" cy="3630389"/>
+            <wp:extent cx="5715000" cy="3816266"/>
             <wp:docPr id="5" name="Picture 5"/>
             <wp:cNvGraphicFramePr>
               <a:graphicFrameLocks noChangeAspect="1"/>
@@ -5137,7 +5137,7 @@
                   <pic:spPr>
                     <a:xfrm>
                       <a:off x="0" y="0"/>
-                      <a:ext cx="5715000" cy="3630389"/>
+                      <a:ext cx="5715000" cy="3816266"/>
                     </a:xfrm>
                     <a:prstGeom prst="rect"/>
                   </pic:spPr>
@@ -5179,7 +5179,7 @@
       <w:r>
         <w:drawing>
           <wp:inline xmlns:a="http://schemas.openxmlformats.org/drawingml/2006/main" xmlns:pic="http://schemas.openxmlformats.org/drawingml/2006/picture">
-            <wp:extent cx="5715000" cy="3588702"/>
+            <wp:extent cx="5715000" cy="3470313"/>
             <wp:docPr id="6" name="Picture 6"/>
             <wp:cNvGraphicFramePr>
               <a:graphicFrameLocks noChangeAspect="1"/>
@@ -5200,7 +5200,7 @@
                   <pic:spPr>
                     <a:xfrm>
                       <a:off x="0" y="0"/>
-                      <a:ext cx="5715000" cy="3588702"/>
+                      <a:ext cx="5715000" cy="3470313"/>
                     </a:xfrm>
                     <a:prstGeom prst="rect"/>
                   </pic:spPr>
@@ -6045,7 +6045,7 @@
       <w:r>
         <w:drawing>
           <wp:inline xmlns:a="http://schemas.openxmlformats.org/drawingml/2006/main" xmlns:pic="http://schemas.openxmlformats.org/drawingml/2006/picture">
-            <wp:extent cx="5715000" cy="4257282"/>
+            <wp:extent cx="5715000" cy="4164118"/>
             <wp:docPr id="7" name="Picture 7"/>
             <wp:cNvGraphicFramePr>
               <a:graphicFrameLocks noChangeAspect="1"/>
@@ -6066,7 +6066,7 @@
                   <pic:spPr>
                     <a:xfrm>
                       <a:off x="0" y="0"/>
-                      <a:ext cx="5715000" cy="4257282"/>
+                      <a:ext cx="5715000" cy="4164118"/>
                     </a:xfrm>
                     <a:prstGeom prst="rect"/>
                   </pic:spPr>
@@ -6108,7 +6108,7 @@
       <w:r>
         <w:drawing>
           <wp:inline xmlns:a="http://schemas.openxmlformats.org/drawingml/2006/main" xmlns:pic="http://schemas.openxmlformats.org/drawingml/2006/picture">
-            <wp:extent cx="5715000" cy="3956783"/>
+            <wp:extent cx="5715000" cy="3906211"/>
             <wp:docPr id="8" name="Picture 8"/>
             <wp:cNvGraphicFramePr>
               <a:graphicFrameLocks noChangeAspect="1"/>
@@ -6129,7 +6129,7 @@
                   <pic:spPr>
                     <a:xfrm>
                       <a:off x="0" y="0"/>
-                      <a:ext cx="5715000" cy="3956783"/>
+                      <a:ext cx="5715000" cy="3906211"/>
                     </a:xfrm>
                     <a:prstGeom prst="rect"/>
                   </pic:spPr>

--- a/report/final_report.docx
+++ b/report/final_report.docx
@@ -426,7 +426,7 @@
           <w:color w:val="183153"/>
           <w:sz w:val="21"/>
         </w:rPr>
-        <w:t>面向长时程可穿戴心电监护中的存储、传输与抗噪权衡，本项目构建了一个可复现的虚拟ECG采集系统，系统研究采样率与ADC有效位数对R峰检测的联合影响。实验使用MIT-BIH Arrhythmia Database的48条动态心电记录，以及MIT-BIH Noise Stress Test Database中12条标准电极运动伪影记录。虚拟采集链路包含0.5-40 Hz前端响应、抗混叠重采样、固定10 mV满量程量化和固定参数XQRS检测器。对5种采样率和6种有效位数组成的30种配置进行全因子评价，并使用灵敏度、阳性预测率、F1、R峰时间误差、削顶率和原始数据率进行综合比较。</w:t>
+        <w:t>面向长时程可穿戴心电监护中的存储、传输与抗噪权衡，本项目构建了一个可复现的虚拟ECG采集系统，系统研究采样率与ADC有效位数对R峰检测的联合影响，并进一步扩展到RR间期、瞬时心率和HRV技术可用性分析。实验使用MIT-BIH Arrhythmia Database的48条动态心电记录，以及MIT-BIH Noise Stress Test Database中12条标准电极运动伪影记录。虚拟采集链路包含0.5-40 Hz前端响应、抗混叠重采样、固定10 mV满量程量化和固定参数XQRS检测器。对5种采样率和6种有效位数组成的30种配置进行全因子评价，并使用灵敏度、阳性预测率、F1、R峰时间误差、RR误差、心率误差、HRV相对误差、削顶率和原始数据率进行综合比较。</w:t>
       </w:r>
     </w:p>
     <w:p>
@@ -441,7 +441,7 @@
           <w:color w:val="183153"/>
           <w:sz w:val="21"/>
         </w:rPr>
-        <w:t>结果表明，推荐配置为360 Hz / 6 bit。其干净条件合并F1为99.305%，参考配置360 Hz / 11 bit为99.391%，下降0.086个百分点；R峰时间误差中位数为0.00 ms。推荐配置将单通道原始数据率降至2160 bit/s，相对参考配置减少45.5%。在SNR不低于6 dB的标准运动伪影条件下，相对参考配置的最差F1下降为0.35个百分点。研究说明，在以R峰与RR间期监测为目标的条件下，可通过任务导向的采集参数联合设计显著降低数据量；但结论不能外推到ST段分析、临床诊断或真实硬件功耗。</w:t>
+        <w:t>结果表明，推荐配置为360 Hz / 6 bit。其干净条件合并F1为99.305%，参考配置360 Hz / 11 bit为99.391%，下降0.086个百分点；R峰时间误差中位数为0.00 ms，RR间期误差中位数为0.00 ms，瞬时心率误差中位数为0.000 bpm。推荐配置将单通道原始数据率降至2160 bit/s，相对参考配置减少45.5%。在SNR不低于6 dB的标准运动伪影条件下，相对参考配置的最差F1下降为0.35个百分点。研究说明，在以R峰、RR间期和心率趋势监测为目标的条件下，可通过任务导向的采集参数联合设计显著降低数据量；但HRV结果仅作为技术可用性分析，不能解释疾病风险，也不能外推到ST段分析、临床诊断或真实硬件功耗。</w:t>
       </w:r>
     </w:p>
     <w:p>
@@ -933,6 +933,169 @@
                 <w:sz w:val="17"/>
               </w:rPr>
               <w:t>时间误差中位数、P95时间误差</w:t>
+            </w:r>
+          </w:p>
+        </w:tc>
+      </w:tr>
+      <w:tr>
+        <w:tc>
+          <w:tcPr>
+            <w:tcW w:type="dxa" w:w="2376"/>
+            <w:vAlign w:val="center"/>
+            <w:tcMar>
+              <w:top w:w="90" w:type="dxa"/>
+              <w:start w:w="110" w:type="dxa"/>
+              <w:bottom w:w="90" w:type="dxa"/>
+              <w:end w:w="110" w:type="dxa"/>
+            </w:tcMar>
+            <w:shd w:fill="F4F8FC"/>
+          </w:tcPr>
+          <w:p>
+            <w:pPr>
+              <w:jc w:val="left"/>
+            </w:pPr>
+            <w:r>
+              <w:rPr>
+                <w:rFonts w:ascii="SimSun" w:hAnsi="SimSun" w:eastAsia="SimSun"/>
+                <w:b w:val="0"/>
+                <w:color w:val="183153"/>
+                <w:sz w:val="17"/>
+              </w:rPr>
+              <w:t>RR/心率趋势监护</w:t>
+            </w:r>
+          </w:p>
+        </w:tc>
+        <w:tc>
+          <w:tcPr>
+            <w:tcW w:type="dxa" w:w="3096"/>
+            <w:vAlign w:val="center"/>
+            <w:tcMar>
+              <w:top w:w="90" w:type="dxa"/>
+              <w:start w:w="110" w:type="dxa"/>
+              <w:bottom w:w="90" w:type="dxa"/>
+              <w:end w:w="110" w:type="dxa"/>
+            </w:tcMar>
+            <w:shd w:fill="F4F8FC"/>
+          </w:tcPr>
+          <w:p>
+            <w:pPr>
+              <w:jc w:val="center"/>
+            </w:pPr>
+            <w:r>
+              <w:rPr>
+                <w:rFonts w:ascii="SimSun" w:hAnsi="SimSun" w:eastAsia="SimSun"/>
+                <w:b w:val="0"/>
+                <w:color w:val="183153"/>
+                <w:sz w:val="17"/>
+              </w:rPr>
+              <w:t>连续R峰配对、检测漏检和误检</w:t>
+            </w:r>
+          </w:p>
+        </w:tc>
+        <w:tc>
+          <w:tcPr>
+            <w:tcW w:type="dxa" w:w="3672"/>
+            <w:vAlign w:val="center"/>
+            <w:tcMar>
+              <w:top w:w="90" w:type="dxa"/>
+              <w:start w:w="110" w:type="dxa"/>
+              <w:bottom w:w="90" w:type="dxa"/>
+              <w:end w:w="110" w:type="dxa"/>
+            </w:tcMar>
+            <w:shd w:fill="F4F8FC"/>
+          </w:tcPr>
+          <w:p>
+            <w:pPr>
+              <w:jc w:val="center"/>
+            </w:pPr>
+            <w:r>
+              <w:rPr>
+                <w:rFonts w:ascii="SimSun" w:hAnsi="SimSun" w:eastAsia="SimSun"/>
+                <w:b w:val="0"/>
+                <w:color w:val="183153"/>
+                <w:sz w:val="17"/>
+              </w:rPr>
+              <w:t>RR误差、瞬时心率误差、连续RR对比例</w:t>
+            </w:r>
+          </w:p>
+        </w:tc>
+      </w:tr>
+      <w:tr>
+        <w:tc>
+          <w:tcPr>
+            <w:tcW w:type="dxa" w:w="2376"/>
+            <w:vAlign w:val="center"/>
+            <w:tcMar>
+              <w:top w:w="90" w:type="dxa"/>
+              <w:start w:w="110" w:type="dxa"/>
+              <w:bottom w:w="90" w:type="dxa"/>
+              <w:end w:w="110" w:type="dxa"/>
+            </w:tcMar>
+          </w:tcPr>
+          <w:p>
+            <w:pPr>
+              <w:jc w:val="left"/>
+            </w:pPr>
+            <w:r>
+              <w:rPr>
+                <w:rFonts w:ascii="SimSun" w:hAnsi="SimSun" w:eastAsia="SimSun"/>
+                <w:b w:val="0"/>
+                <w:color w:val="183153"/>
+                <w:sz w:val="17"/>
+              </w:rPr>
+              <w:t>HRV技术可用性</w:t>
+            </w:r>
+          </w:p>
+        </w:tc>
+        <w:tc>
+          <w:tcPr>
+            <w:tcW w:type="dxa" w:w="3096"/>
+            <w:vAlign w:val="center"/>
+            <w:tcMar>
+              <w:top w:w="90" w:type="dxa"/>
+              <w:start w:w="110" w:type="dxa"/>
+              <w:bottom w:w="90" w:type="dxa"/>
+              <w:end w:w="110" w:type="dxa"/>
+            </w:tcMar>
+          </w:tcPr>
+          <w:p>
+            <w:pPr>
+              <w:jc w:val="center"/>
+            </w:pPr>
+            <w:r>
+              <w:rPr>
+                <w:rFonts w:ascii="SimSun" w:hAnsi="SimSun" w:eastAsia="SimSun"/>
+                <w:b w:val="0"/>
+                <w:color w:val="183153"/>
+                <w:sz w:val="17"/>
+              </w:rPr>
+              <w:t>RR序列完整性、短时变异性误差</w:t>
+            </w:r>
+          </w:p>
+        </w:tc>
+        <w:tc>
+          <w:tcPr>
+            <w:tcW w:type="dxa" w:w="3672"/>
+            <w:vAlign w:val="center"/>
+            <w:tcMar>
+              <w:top w:w="90" w:type="dxa"/>
+              <w:start w:w="110" w:type="dxa"/>
+              <w:bottom w:w="90" w:type="dxa"/>
+              <w:end w:w="110" w:type="dxa"/>
+            </w:tcMar>
+          </w:tcPr>
+          <w:p>
+            <w:pPr>
+              <w:jc w:val="center"/>
+            </w:pPr>
+            <w:r>
+              <w:rPr>
+                <w:rFonts w:ascii="SimSun" w:hAnsi="SimSun" w:eastAsia="SimSun"/>
+                <w:b w:val="0"/>
+                <w:color w:val="183153"/>
+                <w:sz w:val="17"/>
+              </w:rPr>
+              <w:t>SDNN相对误差、RMSSD相对误差、可用记录比例</w:t>
             </w:r>
           </w:p>
         </w:tc>
@@ -4026,6 +4189,29 @@
     </w:p>
     <w:p>
       <w:pPr>
+        <w:pStyle w:val="Heading2"/>
+      </w:pPr>
+      <w:r>
+        <w:t>3.4 监护指标扩展方法</w:t>
+      </w:r>
+    </w:p>
+    <w:p>
+      <w:pPr>
+        <w:spacing w:after="120" w:line="307" w:lineRule="auto"/>
+        <w:jc w:val="both"/>
+      </w:pPr>
+      <w:r>
+        <w:rPr>
+          <w:rFonts w:ascii="SimSun" w:hAnsi="SimSun" w:eastAsia="SimSun"/>
+          <w:b w:val="0"/>
+          <w:color w:val="183153"/>
+          <w:sz w:val="21"/>
+        </w:rPr>
+        <w:t>为避免医学场景只停留在“R峰检出率”，本项目对代表性配置进一步计算RR间期、瞬时心率和HRV技术可用性指标。首先在±150 ms窗口内对人工标注R峰与检测R峰进行一对一匹配；只有相邻两个参考R峰和对应的相邻两个检测R峰均连续匹配时，才计入有效RR对。RR间期误差定义为检测RR与参考RR的绝对差；瞬时心率误差定义为60/RR_detected - 60/RR_reference的绝对值。HRV指标采用常见的SDNN和RMSSD，但本项目只比较采集配置造成的相对误差，不解释自主神经功能、疾病风险或临床分层。</w:t>
+      </w:r>
+    </w:p>
+    <w:p>
+      <w:pPr>
         <w:pStyle w:val="Heading1"/>
       </w:pPr>
       <w:r>
@@ -6862,6 +7048,2483 @@
     </w:p>
     <w:p>
       <w:pPr>
+        <w:pStyle w:val="Heading2"/>
+      </w:pPr>
+      <w:r>
+        <w:t>4.4 医学监护指标扩展：RR、心率与HRV</w:t>
+      </w:r>
+    </w:p>
+    <w:p>
+      <w:pPr>
+        <w:spacing w:before="100" w:after="60"/>
+        <w:jc w:val="center"/>
+      </w:pPr>
+      <w:r>
+        <w:drawing>
+          <wp:inline xmlns:a="http://schemas.openxmlformats.org/drawingml/2006/main" xmlns:pic="http://schemas.openxmlformats.org/drawingml/2006/picture">
+            <wp:extent cx="5715000" cy="2342126"/>
+            <wp:docPr id="9" name="Picture 9"/>
+            <wp:cNvGraphicFramePr>
+              <a:graphicFrameLocks noChangeAspect="1"/>
+            </wp:cNvGraphicFramePr>
+            <a:graphic>
+              <a:graphicData uri="http://schemas.openxmlformats.org/drawingml/2006/picture">
+                <pic:pic>
+                  <pic:nvPicPr>
+                    <pic:cNvPr id="0" name="figure_09_monitoring_metrics.png"/>
+                    <pic:cNvPicPr/>
+                  </pic:nvPicPr>
+                  <pic:blipFill>
+                    <a:blip r:embed="rId19"/>
+                    <a:stretch>
+                      <a:fillRect/>
+                    </a:stretch>
+                  </pic:blipFill>
+                  <pic:spPr>
+                    <a:xfrm>
+                      <a:off x="0" y="0"/>
+                      <a:ext cx="5715000" cy="2342126"/>
+                    </a:xfrm>
+                    <a:prstGeom prst="rect"/>
+                  </pic:spPr>
+                </pic:pic>
+              </a:graphicData>
+            </a:graphic>
+          </wp:inline>
+        </w:drawing>
+      </w:r>
+    </w:p>
+    <w:p>
+      <w:pPr>
+        <w:spacing w:after="160"/>
+        <w:jc w:val="center"/>
+      </w:pPr>
+      <w:r>
+        <w:rPr>
+          <w:rFonts w:ascii="SimSun" w:hAnsi="SimSun" w:eastAsia="SimSun"/>
+          <w:b w:val="0"/>
+          <w:color w:val="657786"/>
+          <w:sz w:val="18"/>
+        </w:rPr>
+        <w:t>图9　代表配置下RR、心率与HRV监护指标。</w:t>
+      </w:r>
+    </w:p>
+    <w:p>
+      <w:pPr>
+        <w:spacing w:after="120" w:line="307" w:lineRule="auto"/>
+        <w:jc w:val="both"/>
+      </w:pPr>
+      <w:r>
+        <w:rPr>
+          <w:rFonts w:ascii="SimSun" w:hAnsi="SimSun" w:eastAsia="SimSun"/>
+          <w:b w:val="0"/>
+          <w:color w:val="183153"/>
+          <w:sz w:val="21"/>
+        </w:rPr>
+        <w:t>图9和表9显示，推荐配置360 Hz / 6 bit在R峰检出性能之外，也保持了较稳定的RR间期和瞬时心率趋势：RR误差中位数为0.00 ms，心率误差中位数为0.000 bpm，连续有效RR对比例为99.73%。SDNN和RMSSD相对误差分别为0.32%和0.82%，HRV可用记录比例为60.4%。这些指标说明推荐配置适合R峰、RR和心率趋势监护；若用于HRV趋势观察，需要同时检查RR连续性和SDNN/RMSSD误差，不应将HRV结果解释为临床诊断结论。</w:t>
+      </w:r>
+    </w:p>
+    <w:p>
+      <w:pPr>
+        <w:spacing w:after="120" w:line="307" w:lineRule="auto"/>
+        <w:jc w:val="both"/>
+      </w:pPr>
+      <w:r>
+        <w:rPr>
+          <w:rFonts w:ascii="SimSun" w:hAnsi="SimSun" w:eastAsia="SimSun"/>
+          <w:b w:val="0"/>
+          <w:color w:val="183153"/>
+          <w:sz w:val="21"/>
+        </w:rPr>
+        <w:t>表9　代表性配置的RR、心率与HRV技术指标</w:t>
+      </w:r>
+    </w:p>
+    <w:tbl>
+      <w:tblPr>
+        <w:tblStyle w:val="TableGrid"/>
+        <w:tblW w:type="auto" w:w="0"/>
+        <w:jc w:val="center"/>
+        <w:tblLayout w:type="fixed"/>
+        <w:tblLook w:firstColumn="1" w:firstRow="1" w:lastColumn="0" w:lastRow="0" w:noHBand="0" w:noVBand="1" w:val="04A0"/>
+      </w:tblPr>
+      <w:tblGrid>
+        <w:gridCol w:w="1378"/>
+        <w:gridCol w:w="1378"/>
+        <w:gridCol w:w="1378"/>
+        <w:gridCol w:w="1378"/>
+        <w:gridCol w:w="1378"/>
+        <w:gridCol w:w="1378"/>
+        <w:gridCol w:w="1378"/>
+      </w:tblGrid>
+      <w:tr>
+        <w:trPr>
+          <w:tblHeader w:val="true"/>
+        </w:trPr>
+        <w:tc>
+          <w:tcPr>
+            <w:tcW w:type="dxa" w:w="1296"/>
+            <w:vAlign w:val="center"/>
+            <w:shd w:fill="276FBF"/>
+            <w:tcMar>
+              <w:top w:w="90" w:type="dxa"/>
+              <w:start w:w="110" w:type="dxa"/>
+              <w:bottom w:w="90" w:type="dxa"/>
+              <w:end w:w="110" w:type="dxa"/>
+            </w:tcMar>
+          </w:tcPr>
+          <w:p>
+            <w:pPr>
+              <w:jc w:val="center"/>
+            </w:pPr>
+            <w:r>
+              <w:rPr>
+                <w:rFonts w:ascii="Microsoft YaHei" w:hAnsi="Microsoft YaHei" w:eastAsia="Microsoft YaHei"/>
+                <w:b/>
+                <w:color w:val="FFFFFF"/>
+                <w:sz w:val="18"/>
+              </w:rPr>
+              <w:t>配置</w:t>
+            </w:r>
+          </w:p>
+        </w:tc>
+        <w:tc>
+          <w:tcPr>
+            <w:tcW w:type="dxa" w:w="1296"/>
+            <w:vAlign w:val="center"/>
+            <w:shd w:fill="276FBF"/>
+            <w:tcMar>
+              <w:top w:w="90" w:type="dxa"/>
+              <w:start w:w="110" w:type="dxa"/>
+              <w:bottom w:w="90" w:type="dxa"/>
+              <w:end w:w="110" w:type="dxa"/>
+            </w:tcMar>
+          </w:tcPr>
+          <w:p>
+            <w:pPr>
+              <w:jc w:val="center"/>
+            </w:pPr>
+            <w:r>
+              <w:rPr>
+                <w:rFonts w:ascii="Microsoft YaHei" w:hAnsi="Microsoft YaHei" w:eastAsia="Microsoft YaHei"/>
+                <w:b/>
+                <w:color w:val="FFFFFF"/>
+                <w:sz w:val="18"/>
+              </w:rPr>
+              <w:t>RR误差中位数 (ms)</w:t>
+            </w:r>
+          </w:p>
+        </w:tc>
+        <w:tc>
+          <w:tcPr>
+            <w:tcW w:type="dxa" w:w="1296"/>
+            <w:vAlign w:val="center"/>
+            <w:shd w:fill="276FBF"/>
+            <w:tcMar>
+              <w:top w:w="90" w:type="dxa"/>
+              <w:start w:w="110" w:type="dxa"/>
+              <w:bottom w:w="90" w:type="dxa"/>
+              <w:end w:w="110" w:type="dxa"/>
+            </w:tcMar>
+          </w:tcPr>
+          <w:p>
+            <w:pPr>
+              <w:jc w:val="center"/>
+            </w:pPr>
+            <w:r>
+              <w:rPr>
+                <w:rFonts w:ascii="Microsoft YaHei" w:hAnsi="Microsoft YaHei" w:eastAsia="Microsoft YaHei"/>
+                <w:b/>
+                <w:color w:val="FFFFFF"/>
+                <w:sz w:val="18"/>
+              </w:rPr>
+              <w:t>心率误差中位数 (bpm)</w:t>
+            </w:r>
+          </w:p>
+        </w:tc>
+        <w:tc>
+          <w:tcPr>
+            <w:tcW w:type="dxa" w:w="1296"/>
+            <w:vAlign w:val="center"/>
+            <w:shd w:fill="276FBF"/>
+            <w:tcMar>
+              <w:top w:w="90" w:type="dxa"/>
+              <w:start w:w="110" w:type="dxa"/>
+              <w:bottom w:w="90" w:type="dxa"/>
+              <w:end w:w="110" w:type="dxa"/>
+            </w:tcMar>
+          </w:tcPr>
+          <w:p>
+            <w:pPr>
+              <w:jc w:val="center"/>
+            </w:pPr>
+            <w:r>
+              <w:rPr>
+                <w:rFonts w:ascii="Microsoft YaHei" w:hAnsi="Microsoft YaHei" w:eastAsia="Microsoft YaHei"/>
+                <w:b/>
+                <w:color w:val="FFFFFF"/>
+                <w:sz w:val="18"/>
+              </w:rPr>
+              <w:t>连续RR对比例 (%)</w:t>
+            </w:r>
+          </w:p>
+        </w:tc>
+        <w:tc>
+          <w:tcPr>
+            <w:tcW w:type="dxa" w:w="1296"/>
+            <w:vAlign w:val="center"/>
+            <w:shd w:fill="276FBF"/>
+            <w:tcMar>
+              <w:top w:w="90" w:type="dxa"/>
+              <w:start w:w="110" w:type="dxa"/>
+              <w:bottom w:w="90" w:type="dxa"/>
+              <w:end w:w="110" w:type="dxa"/>
+            </w:tcMar>
+          </w:tcPr>
+          <w:p>
+            <w:pPr>
+              <w:jc w:val="center"/>
+            </w:pPr>
+            <w:r>
+              <w:rPr>
+                <w:rFonts w:ascii="Microsoft YaHei" w:hAnsi="Microsoft YaHei" w:eastAsia="Microsoft YaHei"/>
+                <w:b/>
+                <w:color w:val="FFFFFF"/>
+                <w:sz w:val="18"/>
+              </w:rPr>
+              <w:t>SDNN相对误差 (%)</w:t>
+            </w:r>
+          </w:p>
+        </w:tc>
+        <w:tc>
+          <w:tcPr>
+            <w:tcW w:type="dxa" w:w="1296"/>
+            <w:vAlign w:val="center"/>
+            <w:shd w:fill="276FBF"/>
+            <w:tcMar>
+              <w:top w:w="90" w:type="dxa"/>
+              <w:start w:w="110" w:type="dxa"/>
+              <w:bottom w:w="90" w:type="dxa"/>
+              <w:end w:w="110" w:type="dxa"/>
+            </w:tcMar>
+          </w:tcPr>
+          <w:p>
+            <w:pPr>
+              <w:jc w:val="center"/>
+            </w:pPr>
+            <w:r>
+              <w:rPr>
+                <w:rFonts w:ascii="Microsoft YaHei" w:hAnsi="Microsoft YaHei" w:eastAsia="Microsoft YaHei"/>
+                <w:b/>
+                <w:color w:val="FFFFFF"/>
+                <w:sz w:val="18"/>
+              </w:rPr>
+              <w:t>RMSSD相对误差 (%)</w:t>
+            </w:r>
+          </w:p>
+        </w:tc>
+        <w:tc>
+          <w:tcPr>
+            <w:tcW w:type="dxa" w:w="1296"/>
+            <w:vAlign w:val="center"/>
+            <w:shd w:fill="276FBF"/>
+            <w:tcMar>
+              <w:top w:w="90" w:type="dxa"/>
+              <w:start w:w="110" w:type="dxa"/>
+              <w:bottom w:w="90" w:type="dxa"/>
+              <w:end w:w="110" w:type="dxa"/>
+            </w:tcMar>
+          </w:tcPr>
+          <w:p>
+            <w:pPr>
+              <w:jc w:val="center"/>
+            </w:pPr>
+            <w:r>
+              <w:rPr>
+                <w:rFonts w:ascii="Microsoft YaHei" w:hAnsi="Microsoft YaHei" w:eastAsia="Microsoft YaHei"/>
+                <w:b/>
+                <w:color w:val="FFFFFF"/>
+                <w:sz w:val="18"/>
+              </w:rPr>
+              <w:t>HRV可用记录比例</w:t>
+            </w:r>
+          </w:p>
+        </w:tc>
+      </w:tr>
+      <w:tr>
+        <w:tc>
+          <w:tcPr>
+            <w:tcW w:type="dxa" w:w="1296"/>
+            <w:vAlign w:val="center"/>
+            <w:tcMar>
+              <w:top w:w="90" w:type="dxa"/>
+              <w:start w:w="110" w:type="dxa"/>
+              <w:bottom w:w="90" w:type="dxa"/>
+              <w:end w:w="110" w:type="dxa"/>
+            </w:tcMar>
+            <w:shd w:fill="F4F8FC"/>
+          </w:tcPr>
+          <w:p>
+            <w:pPr>
+              <w:jc w:val="left"/>
+            </w:pPr>
+            <w:r>
+              <w:rPr>
+                <w:rFonts w:ascii="SimSun" w:hAnsi="SimSun" w:eastAsia="SimSun"/>
+                <w:b w:val="0"/>
+                <w:color w:val="183153"/>
+                <w:sz w:val="17"/>
+              </w:rPr>
+              <w:t>360 Hz / 11 bit</w:t>
+            </w:r>
+          </w:p>
+        </w:tc>
+        <w:tc>
+          <w:tcPr>
+            <w:tcW w:type="dxa" w:w="1296"/>
+            <w:vAlign w:val="center"/>
+            <w:tcMar>
+              <w:top w:w="90" w:type="dxa"/>
+              <w:start w:w="110" w:type="dxa"/>
+              <w:bottom w:w="90" w:type="dxa"/>
+              <w:end w:w="110" w:type="dxa"/>
+            </w:tcMar>
+            <w:shd w:fill="F4F8FC"/>
+          </w:tcPr>
+          <w:p>
+            <w:pPr>
+              <w:jc w:val="center"/>
+            </w:pPr>
+            <w:r>
+              <w:rPr>
+                <w:rFonts w:ascii="SimSun" w:hAnsi="SimSun" w:eastAsia="SimSun"/>
+                <w:b w:val="0"/>
+                <w:color w:val="183153"/>
+                <w:sz w:val="17"/>
+              </w:rPr>
+              <w:t>0.00</w:t>
+            </w:r>
+          </w:p>
+        </w:tc>
+        <w:tc>
+          <w:tcPr>
+            <w:tcW w:type="dxa" w:w="1296"/>
+            <w:vAlign w:val="center"/>
+            <w:tcMar>
+              <w:top w:w="90" w:type="dxa"/>
+              <w:start w:w="110" w:type="dxa"/>
+              <w:bottom w:w="90" w:type="dxa"/>
+              <w:end w:w="110" w:type="dxa"/>
+            </w:tcMar>
+            <w:shd w:fill="F4F8FC"/>
+          </w:tcPr>
+          <w:p>
+            <w:pPr>
+              <w:jc w:val="center"/>
+            </w:pPr>
+            <w:r>
+              <w:rPr>
+                <w:rFonts w:ascii="SimSun" w:hAnsi="SimSun" w:eastAsia="SimSun"/>
+                <w:b w:val="0"/>
+                <w:color w:val="183153"/>
+                <w:sz w:val="17"/>
+              </w:rPr>
+              <w:t>0.000</w:t>
+            </w:r>
+          </w:p>
+        </w:tc>
+        <w:tc>
+          <w:tcPr>
+            <w:tcW w:type="dxa" w:w="1296"/>
+            <w:vAlign w:val="center"/>
+            <w:tcMar>
+              <w:top w:w="90" w:type="dxa"/>
+              <w:start w:w="110" w:type="dxa"/>
+              <w:bottom w:w="90" w:type="dxa"/>
+              <w:end w:w="110" w:type="dxa"/>
+            </w:tcMar>
+            <w:shd w:fill="F4F8FC"/>
+          </w:tcPr>
+          <w:p>
+            <w:pPr>
+              <w:jc w:val="center"/>
+            </w:pPr>
+            <w:r>
+              <w:rPr>
+                <w:rFonts w:ascii="SimSun" w:hAnsi="SimSun" w:eastAsia="SimSun"/>
+                <w:b w:val="0"/>
+                <w:color w:val="183153"/>
+                <w:sz w:val="17"/>
+              </w:rPr>
+              <w:t>99.73</w:t>
+            </w:r>
+          </w:p>
+        </w:tc>
+        <w:tc>
+          <w:tcPr>
+            <w:tcW w:type="dxa" w:w="1296"/>
+            <w:vAlign w:val="center"/>
+            <w:tcMar>
+              <w:top w:w="90" w:type="dxa"/>
+              <w:start w:w="110" w:type="dxa"/>
+              <w:bottom w:w="90" w:type="dxa"/>
+              <w:end w:w="110" w:type="dxa"/>
+            </w:tcMar>
+            <w:shd w:fill="F4F8FC"/>
+          </w:tcPr>
+          <w:p>
+            <w:pPr>
+              <w:jc w:val="center"/>
+            </w:pPr>
+            <w:r>
+              <w:rPr>
+                <w:rFonts w:ascii="SimSun" w:hAnsi="SimSun" w:eastAsia="SimSun"/>
+                <w:b w:val="0"/>
+                <w:color w:val="183153"/>
+                <w:sz w:val="17"/>
+              </w:rPr>
+              <w:t>0.30</w:t>
+            </w:r>
+          </w:p>
+        </w:tc>
+        <w:tc>
+          <w:tcPr>
+            <w:tcW w:type="dxa" w:w="1296"/>
+            <w:vAlign w:val="center"/>
+            <w:tcMar>
+              <w:top w:w="90" w:type="dxa"/>
+              <w:start w:w="110" w:type="dxa"/>
+              <w:bottom w:w="90" w:type="dxa"/>
+              <w:end w:w="110" w:type="dxa"/>
+            </w:tcMar>
+            <w:shd w:fill="F4F8FC"/>
+          </w:tcPr>
+          <w:p>
+            <w:pPr>
+              <w:jc w:val="center"/>
+            </w:pPr>
+            <w:r>
+              <w:rPr>
+                <w:rFonts w:ascii="SimSun" w:hAnsi="SimSun" w:eastAsia="SimSun"/>
+                <w:b w:val="0"/>
+                <w:color w:val="183153"/>
+                <w:sz w:val="17"/>
+              </w:rPr>
+              <w:t>0.61</w:t>
+            </w:r>
+          </w:p>
+        </w:tc>
+        <w:tc>
+          <w:tcPr>
+            <w:tcW w:type="dxa" w:w="1296"/>
+            <w:vAlign w:val="center"/>
+            <w:tcMar>
+              <w:top w:w="90" w:type="dxa"/>
+              <w:start w:w="110" w:type="dxa"/>
+              <w:bottom w:w="90" w:type="dxa"/>
+              <w:end w:w="110" w:type="dxa"/>
+            </w:tcMar>
+            <w:shd w:fill="F4F8FC"/>
+          </w:tcPr>
+          <w:p>
+            <w:pPr>
+              <w:jc w:val="center"/>
+            </w:pPr>
+            <w:r>
+              <w:rPr>
+                <w:rFonts w:ascii="SimSun" w:hAnsi="SimSun" w:eastAsia="SimSun"/>
+                <w:b w:val="0"/>
+                <w:color w:val="183153"/>
+                <w:sz w:val="17"/>
+              </w:rPr>
+              <w:t>64.6%</w:t>
+            </w:r>
+          </w:p>
+        </w:tc>
+      </w:tr>
+      <w:tr>
+        <w:tc>
+          <w:tcPr>
+            <w:tcW w:type="dxa" w:w="1296"/>
+            <w:vAlign w:val="center"/>
+            <w:tcMar>
+              <w:top w:w="90" w:type="dxa"/>
+              <w:start w:w="110" w:type="dxa"/>
+              <w:bottom w:w="90" w:type="dxa"/>
+              <w:end w:w="110" w:type="dxa"/>
+            </w:tcMar>
+          </w:tcPr>
+          <w:p>
+            <w:pPr>
+              <w:jc w:val="left"/>
+            </w:pPr>
+            <w:r>
+              <w:rPr>
+                <w:rFonts w:ascii="SimSun" w:hAnsi="SimSun" w:eastAsia="SimSun"/>
+                <w:b w:val="0"/>
+                <w:color w:val="183153"/>
+                <w:sz w:val="17"/>
+              </w:rPr>
+              <w:t>360 Hz / 8 bit</w:t>
+            </w:r>
+          </w:p>
+        </w:tc>
+        <w:tc>
+          <w:tcPr>
+            <w:tcW w:type="dxa" w:w="1296"/>
+            <w:vAlign w:val="center"/>
+            <w:tcMar>
+              <w:top w:w="90" w:type="dxa"/>
+              <w:start w:w="110" w:type="dxa"/>
+              <w:bottom w:w="90" w:type="dxa"/>
+              <w:end w:w="110" w:type="dxa"/>
+            </w:tcMar>
+          </w:tcPr>
+          <w:p>
+            <w:pPr>
+              <w:jc w:val="center"/>
+            </w:pPr>
+            <w:r>
+              <w:rPr>
+                <w:rFonts w:ascii="SimSun" w:hAnsi="SimSun" w:eastAsia="SimSun"/>
+                <w:b w:val="0"/>
+                <w:color w:val="183153"/>
+                <w:sz w:val="17"/>
+              </w:rPr>
+              <w:t>0.00</w:t>
+            </w:r>
+          </w:p>
+        </w:tc>
+        <w:tc>
+          <w:tcPr>
+            <w:tcW w:type="dxa" w:w="1296"/>
+            <w:vAlign w:val="center"/>
+            <w:tcMar>
+              <w:top w:w="90" w:type="dxa"/>
+              <w:start w:w="110" w:type="dxa"/>
+              <w:bottom w:w="90" w:type="dxa"/>
+              <w:end w:w="110" w:type="dxa"/>
+            </w:tcMar>
+          </w:tcPr>
+          <w:p>
+            <w:pPr>
+              <w:jc w:val="center"/>
+            </w:pPr>
+            <w:r>
+              <w:rPr>
+                <w:rFonts w:ascii="SimSun" w:hAnsi="SimSun" w:eastAsia="SimSun"/>
+                <w:b w:val="0"/>
+                <w:color w:val="183153"/>
+                <w:sz w:val="17"/>
+              </w:rPr>
+              <w:t>0.000</w:t>
+            </w:r>
+          </w:p>
+        </w:tc>
+        <w:tc>
+          <w:tcPr>
+            <w:tcW w:type="dxa" w:w="1296"/>
+            <w:vAlign w:val="center"/>
+            <w:tcMar>
+              <w:top w:w="90" w:type="dxa"/>
+              <w:start w:w="110" w:type="dxa"/>
+              <w:bottom w:w="90" w:type="dxa"/>
+              <w:end w:w="110" w:type="dxa"/>
+            </w:tcMar>
+          </w:tcPr>
+          <w:p>
+            <w:pPr>
+              <w:jc w:val="center"/>
+            </w:pPr>
+            <w:r>
+              <w:rPr>
+                <w:rFonts w:ascii="SimSun" w:hAnsi="SimSun" w:eastAsia="SimSun"/>
+                <w:b w:val="0"/>
+                <w:color w:val="183153"/>
+                <w:sz w:val="17"/>
+              </w:rPr>
+              <w:t>99.73</w:t>
+            </w:r>
+          </w:p>
+        </w:tc>
+        <w:tc>
+          <w:tcPr>
+            <w:tcW w:type="dxa" w:w="1296"/>
+            <w:vAlign w:val="center"/>
+            <w:tcMar>
+              <w:top w:w="90" w:type="dxa"/>
+              <w:start w:w="110" w:type="dxa"/>
+              <w:bottom w:w="90" w:type="dxa"/>
+              <w:end w:w="110" w:type="dxa"/>
+            </w:tcMar>
+          </w:tcPr>
+          <w:p>
+            <w:pPr>
+              <w:jc w:val="center"/>
+            </w:pPr>
+            <w:r>
+              <w:rPr>
+                <w:rFonts w:ascii="SimSun" w:hAnsi="SimSun" w:eastAsia="SimSun"/>
+                <w:b w:val="0"/>
+                <w:color w:val="183153"/>
+                <w:sz w:val="17"/>
+              </w:rPr>
+              <w:t>0.32</w:t>
+            </w:r>
+          </w:p>
+        </w:tc>
+        <w:tc>
+          <w:tcPr>
+            <w:tcW w:type="dxa" w:w="1296"/>
+            <w:vAlign w:val="center"/>
+            <w:tcMar>
+              <w:top w:w="90" w:type="dxa"/>
+              <w:start w:w="110" w:type="dxa"/>
+              <w:bottom w:w="90" w:type="dxa"/>
+              <w:end w:w="110" w:type="dxa"/>
+            </w:tcMar>
+          </w:tcPr>
+          <w:p>
+            <w:pPr>
+              <w:jc w:val="center"/>
+            </w:pPr>
+            <w:r>
+              <w:rPr>
+                <w:rFonts w:ascii="SimSun" w:hAnsi="SimSun" w:eastAsia="SimSun"/>
+                <w:b w:val="0"/>
+                <w:color w:val="183153"/>
+                <w:sz w:val="17"/>
+              </w:rPr>
+              <w:t>0.62</w:t>
+            </w:r>
+          </w:p>
+        </w:tc>
+        <w:tc>
+          <w:tcPr>
+            <w:tcW w:type="dxa" w:w="1296"/>
+            <w:vAlign w:val="center"/>
+            <w:tcMar>
+              <w:top w:w="90" w:type="dxa"/>
+              <w:start w:w="110" w:type="dxa"/>
+              <w:bottom w:w="90" w:type="dxa"/>
+              <w:end w:w="110" w:type="dxa"/>
+            </w:tcMar>
+          </w:tcPr>
+          <w:p>
+            <w:pPr>
+              <w:jc w:val="center"/>
+            </w:pPr>
+            <w:r>
+              <w:rPr>
+                <w:rFonts w:ascii="SimSun" w:hAnsi="SimSun" w:eastAsia="SimSun"/>
+                <w:b w:val="0"/>
+                <w:color w:val="183153"/>
+                <w:sz w:val="17"/>
+              </w:rPr>
+              <w:t>64.6%</w:t>
+            </w:r>
+          </w:p>
+        </w:tc>
+      </w:tr>
+      <w:tr>
+        <w:tc>
+          <w:tcPr>
+            <w:tcW w:type="dxa" w:w="1296"/>
+            <w:vAlign w:val="center"/>
+            <w:tcMar>
+              <w:top w:w="90" w:type="dxa"/>
+              <w:start w:w="110" w:type="dxa"/>
+              <w:bottom w:w="90" w:type="dxa"/>
+              <w:end w:w="110" w:type="dxa"/>
+            </w:tcMar>
+            <w:shd w:fill="F4F8FC"/>
+          </w:tcPr>
+          <w:p>
+            <w:pPr>
+              <w:jc w:val="left"/>
+            </w:pPr>
+            <w:r>
+              <w:rPr>
+                <w:rFonts w:ascii="SimSun" w:hAnsi="SimSun" w:eastAsia="SimSun"/>
+                <w:b w:val="0"/>
+                <w:color w:val="183153"/>
+                <w:sz w:val="17"/>
+              </w:rPr>
+              <w:t>360 Hz / 7 bit</w:t>
+            </w:r>
+          </w:p>
+        </w:tc>
+        <w:tc>
+          <w:tcPr>
+            <w:tcW w:type="dxa" w:w="1296"/>
+            <w:vAlign w:val="center"/>
+            <w:tcMar>
+              <w:top w:w="90" w:type="dxa"/>
+              <w:start w:w="110" w:type="dxa"/>
+              <w:bottom w:w="90" w:type="dxa"/>
+              <w:end w:w="110" w:type="dxa"/>
+            </w:tcMar>
+            <w:shd w:fill="F4F8FC"/>
+          </w:tcPr>
+          <w:p>
+            <w:pPr>
+              <w:jc w:val="center"/>
+            </w:pPr>
+            <w:r>
+              <w:rPr>
+                <w:rFonts w:ascii="SimSun" w:hAnsi="SimSun" w:eastAsia="SimSun"/>
+                <w:b w:val="0"/>
+                <w:color w:val="183153"/>
+                <w:sz w:val="17"/>
+              </w:rPr>
+              <w:t>0.00</w:t>
+            </w:r>
+          </w:p>
+        </w:tc>
+        <w:tc>
+          <w:tcPr>
+            <w:tcW w:type="dxa" w:w="1296"/>
+            <w:vAlign w:val="center"/>
+            <w:tcMar>
+              <w:top w:w="90" w:type="dxa"/>
+              <w:start w:w="110" w:type="dxa"/>
+              <w:bottom w:w="90" w:type="dxa"/>
+              <w:end w:w="110" w:type="dxa"/>
+            </w:tcMar>
+            <w:shd w:fill="F4F8FC"/>
+          </w:tcPr>
+          <w:p>
+            <w:pPr>
+              <w:jc w:val="center"/>
+            </w:pPr>
+            <w:r>
+              <w:rPr>
+                <w:rFonts w:ascii="SimSun" w:hAnsi="SimSun" w:eastAsia="SimSun"/>
+                <w:b w:val="0"/>
+                <w:color w:val="183153"/>
+                <w:sz w:val="17"/>
+              </w:rPr>
+              <w:t>0.000</w:t>
+            </w:r>
+          </w:p>
+        </w:tc>
+        <w:tc>
+          <w:tcPr>
+            <w:tcW w:type="dxa" w:w="1296"/>
+            <w:vAlign w:val="center"/>
+            <w:tcMar>
+              <w:top w:w="90" w:type="dxa"/>
+              <w:start w:w="110" w:type="dxa"/>
+              <w:bottom w:w="90" w:type="dxa"/>
+              <w:end w:w="110" w:type="dxa"/>
+            </w:tcMar>
+            <w:shd w:fill="F4F8FC"/>
+          </w:tcPr>
+          <w:p>
+            <w:pPr>
+              <w:jc w:val="center"/>
+            </w:pPr>
+            <w:r>
+              <w:rPr>
+                <w:rFonts w:ascii="SimSun" w:hAnsi="SimSun" w:eastAsia="SimSun"/>
+                <w:b w:val="0"/>
+                <w:color w:val="183153"/>
+                <w:sz w:val="17"/>
+              </w:rPr>
+              <w:t>99.70</w:t>
+            </w:r>
+          </w:p>
+        </w:tc>
+        <w:tc>
+          <w:tcPr>
+            <w:tcW w:type="dxa" w:w="1296"/>
+            <w:vAlign w:val="center"/>
+            <w:tcMar>
+              <w:top w:w="90" w:type="dxa"/>
+              <w:start w:w="110" w:type="dxa"/>
+              <w:bottom w:w="90" w:type="dxa"/>
+              <w:end w:w="110" w:type="dxa"/>
+            </w:tcMar>
+            <w:shd w:fill="F4F8FC"/>
+          </w:tcPr>
+          <w:p>
+            <w:pPr>
+              <w:jc w:val="center"/>
+            </w:pPr>
+            <w:r>
+              <w:rPr>
+                <w:rFonts w:ascii="SimSun" w:hAnsi="SimSun" w:eastAsia="SimSun"/>
+                <w:b w:val="0"/>
+                <w:color w:val="183153"/>
+                <w:sz w:val="17"/>
+              </w:rPr>
+              <w:t>0.31</w:t>
+            </w:r>
+          </w:p>
+        </w:tc>
+        <w:tc>
+          <w:tcPr>
+            <w:tcW w:type="dxa" w:w="1296"/>
+            <w:vAlign w:val="center"/>
+            <w:tcMar>
+              <w:top w:w="90" w:type="dxa"/>
+              <w:start w:w="110" w:type="dxa"/>
+              <w:bottom w:w="90" w:type="dxa"/>
+              <w:end w:w="110" w:type="dxa"/>
+            </w:tcMar>
+            <w:shd w:fill="F4F8FC"/>
+          </w:tcPr>
+          <w:p>
+            <w:pPr>
+              <w:jc w:val="center"/>
+            </w:pPr>
+            <w:r>
+              <w:rPr>
+                <w:rFonts w:ascii="SimSun" w:hAnsi="SimSun" w:eastAsia="SimSun"/>
+                <w:b w:val="0"/>
+                <w:color w:val="183153"/>
+                <w:sz w:val="17"/>
+              </w:rPr>
+              <w:t>0.63</w:t>
+            </w:r>
+          </w:p>
+        </w:tc>
+        <w:tc>
+          <w:tcPr>
+            <w:tcW w:type="dxa" w:w="1296"/>
+            <w:vAlign w:val="center"/>
+            <w:tcMar>
+              <w:top w:w="90" w:type="dxa"/>
+              <w:start w:w="110" w:type="dxa"/>
+              <w:bottom w:w="90" w:type="dxa"/>
+              <w:end w:w="110" w:type="dxa"/>
+            </w:tcMar>
+            <w:shd w:fill="F4F8FC"/>
+          </w:tcPr>
+          <w:p>
+            <w:pPr>
+              <w:jc w:val="center"/>
+            </w:pPr>
+            <w:r>
+              <w:rPr>
+                <w:rFonts w:ascii="SimSun" w:hAnsi="SimSun" w:eastAsia="SimSun"/>
+                <w:b w:val="0"/>
+                <w:color w:val="183153"/>
+                <w:sz w:val="17"/>
+              </w:rPr>
+              <w:t>64.6%</w:t>
+            </w:r>
+          </w:p>
+        </w:tc>
+      </w:tr>
+      <w:tr>
+        <w:tc>
+          <w:tcPr>
+            <w:tcW w:type="dxa" w:w="1296"/>
+            <w:vAlign w:val="center"/>
+            <w:tcMar>
+              <w:top w:w="90" w:type="dxa"/>
+              <w:start w:w="110" w:type="dxa"/>
+              <w:bottom w:w="90" w:type="dxa"/>
+              <w:end w:w="110" w:type="dxa"/>
+            </w:tcMar>
+          </w:tcPr>
+          <w:p>
+            <w:pPr>
+              <w:jc w:val="left"/>
+            </w:pPr>
+            <w:r>
+              <w:rPr>
+                <w:rFonts w:ascii="SimSun" w:hAnsi="SimSun" w:eastAsia="SimSun"/>
+                <w:b w:val="0"/>
+                <w:color w:val="183153"/>
+                <w:sz w:val="17"/>
+              </w:rPr>
+              <w:t>360 Hz / 6 bit</w:t>
+            </w:r>
+          </w:p>
+        </w:tc>
+        <w:tc>
+          <w:tcPr>
+            <w:tcW w:type="dxa" w:w="1296"/>
+            <w:vAlign w:val="center"/>
+            <w:tcMar>
+              <w:top w:w="90" w:type="dxa"/>
+              <w:start w:w="110" w:type="dxa"/>
+              <w:bottom w:w="90" w:type="dxa"/>
+              <w:end w:w="110" w:type="dxa"/>
+            </w:tcMar>
+          </w:tcPr>
+          <w:p>
+            <w:pPr>
+              <w:jc w:val="center"/>
+            </w:pPr>
+            <w:r>
+              <w:rPr>
+                <w:rFonts w:ascii="SimSun" w:hAnsi="SimSun" w:eastAsia="SimSun"/>
+                <w:b w:val="0"/>
+                <w:color w:val="183153"/>
+                <w:sz w:val="17"/>
+              </w:rPr>
+              <w:t>0.00</w:t>
+            </w:r>
+          </w:p>
+        </w:tc>
+        <w:tc>
+          <w:tcPr>
+            <w:tcW w:type="dxa" w:w="1296"/>
+            <w:vAlign w:val="center"/>
+            <w:tcMar>
+              <w:top w:w="90" w:type="dxa"/>
+              <w:start w:w="110" w:type="dxa"/>
+              <w:bottom w:w="90" w:type="dxa"/>
+              <w:end w:w="110" w:type="dxa"/>
+            </w:tcMar>
+          </w:tcPr>
+          <w:p>
+            <w:pPr>
+              <w:jc w:val="center"/>
+            </w:pPr>
+            <w:r>
+              <w:rPr>
+                <w:rFonts w:ascii="SimSun" w:hAnsi="SimSun" w:eastAsia="SimSun"/>
+                <w:b w:val="0"/>
+                <w:color w:val="183153"/>
+                <w:sz w:val="17"/>
+              </w:rPr>
+              <w:t>0.000</w:t>
+            </w:r>
+          </w:p>
+        </w:tc>
+        <w:tc>
+          <w:tcPr>
+            <w:tcW w:type="dxa" w:w="1296"/>
+            <w:vAlign w:val="center"/>
+            <w:tcMar>
+              <w:top w:w="90" w:type="dxa"/>
+              <w:start w:w="110" w:type="dxa"/>
+              <w:bottom w:w="90" w:type="dxa"/>
+              <w:end w:w="110" w:type="dxa"/>
+            </w:tcMar>
+          </w:tcPr>
+          <w:p>
+            <w:pPr>
+              <w:jc w:val="center"/>
+            </w:pPr>
+            <w:r>
+              <w:rPr>
+                <w:rFonts w:ascii="SimSun" w:hAnsi="SimSun" w:eastAsia="SimSun"/>
+                <w:b w:val="0"/>
+                <w:color w:val="183153"/>
+                <w:sz w:val="17"/>
+              </w:rPr>
+              <w:t>99.73</w:t>
+            </w:r>
+          </w:p>
+        </w:tc>
+        <w:tc>
+          <w:tcPr>
+            <w:tcW w:type="dxa" w:w="1296"/>
+            <w:vAlign w:val="center"/>
+            <w:tcMar>
+              <w:top w:w="90" w:type="dxa"/>
+              <w:start w:w="110" w:type="dxa"/>
+              <w:bottom w:w="90" w:type="dxa"/>
+              <w:end w:w="110" w:type="dxa"/>
+            </w:tcMar>
+          </w:tcPr>
+          <w:p>
+            <w:pPr>
+              <w:jc w:val="center"/>
+            </w:pPr>
+            <w:r>
+              <w:rPr>
+                <w:rFonts w:ascii="SimSun" w:hAnsi="SimSun" w:eastAsia="SimSun"/>
+                <w:b w:val="0"/>
+                <w:color w:val="183153"/>
+                <w:sz w:val="17"/>
+              </w:rPr>
+              <w:t>0.32</w:t>
+            </w:r>
+          </w:p>
+        </w:tc>
+        <w:tc>
+          <w:tcPr>
+            <w:tcW w:type="dxa" w:w="1296"/>
+            <w:vAlign w:val="center"/>
+            <w:tcMar>
+              <w:top w:w="90" w:type="dxa"/>
+              <w:start w:w="110" w:type="dxa"/>
+              <w:bottom w:w="90" w:type="dxa"/>
+              <w:end w:w="110" w:type="dxa"/>
+            </w:tcMar>
+          </w:tcPr>
+          <w:p>
+            <w:pPr>
+              <w:jc w:val="center"/>
+            </w:pPr>
+            <w:r>
+              <w:rPr>
+                <w:rFonts w:ascii="SimSun" w:hAnsi="SimSun" w:eastAsia="SimSun"/>
+                <w:b w:val="0"/>
+                <w:color w:val="183153"/>
+                <w:sz w:val="17"/>
+              </w:rPr>
+              <w:t>0.82</w:t>
+            </w:r>
+          </w:p>
+        </w:tc>
+        <w:tc>
+          <w:tcPr>
+            <w:tcW w:type="dxa" w:w="1296"/>
+            <w:vAlign w:val="center"/>
+            <w:tcMar>
+              <w:top w:w="90" w:type="dxa"/>
+              <w:start w:w="110" w:type="dxa"/>
+              <w:bottom w:w="90" w:type="dxa"/>
+              <w:end w:w="110" w:type="dxa"/>
+            </w:tcMar>
+          </w:tcPr>
+          <w:p>
+            <w:pPr>
+              <w:jc w:val="center"/>
+            </w:pPr>
+            <w:r>
+              <w:rPr>
+                <w:rFonts w:ascii="SimSun" w:hAnsi="SimSun" w:eastAsia="SimSun"/>
+                <w:b w:val="0"/>
+                <w:color w:val="183153"/>
+                <w:sz w:val="17"/>
+              </w:rPr>
+              <w:t>60.4%</w:t>
+            </w:r>
+          </w:p>
+        </w:tc>
+      </w:tr>
+      <w:tr>
+        <w:tc>
+          <w:tcPr>
+            <w:tcW w:type="dxa" w:w="1296"/>
+            <w:vAlign w:val="center"/>
+            <w:tcMar>
+              <w:top w:w="90" w:type="dxa"/>
+              <w:start w:w="110" w:type="dxa"/>
+              <w:bottom w:w="90" w:type="dxa"/>
+              <w:end w:w="110" w:type="dxa"/>
+            </w:tcMar>
+            <w:shd w:fill="F4F8FC"/>
+          </w:tcPr>
+          <w:p>
+            <w:pPr>
+              <w:jc w:val="left"/>
+            </w:pPr>
+            <w:r>
+              <w:rPr>
+                <w:rFonts w:ascii="SimSun" w:hAnsi="SimSun" w:eastAsia="SimSun"/>
+                <w:b w:val="0"/>
+                <w:color w:val="183153"/>
+                <w:sz w:val="17"/>
+              </w:rPr>
+              <w:t>180 Hz / 8 bit</w:t>
+            </w:r>
+          </w:p>
+        </w:tc>
+        <w:tc>
+          <w:tcPr>
+            <w:tcW w:type="dxa" w:w="1296"/>
+            <w:vAlign w:val="center"/>
+            <w:tcMar>
+              <w:top w:w="90" w:type="dxa"/>
+              <w:start w:w="110" w:type="dxa"/>
+              <w:bottom w:w="90" w:type="dxa"/>
+              <w:end w:w="110" w:type="dxa"/>
+            </w:tcMar>
+            <w:shd w:fill="F4F8FC"/>
+          </w:tcPr>
+          <w:p>
+            <w:pPr>
+              <w:jc w:val="center"/>
+            </w:pPr>
+            <w:r>
+              <w:rPr>
+                <w:rFonts w:ascii="SimSun" w:hAnsi="SimSun" w:eastAsia="SimSun"/>
+                <w:b w:val="0"/>
+                <w:color w:val="183153"/>
+                <w:sz w:val="17"/>
+              </w:rPr>
+              <w:t>2.78</w:t>
+            </w:r>
+          </w:p>
+        </w:tc>
+        <w:tc>
+          <w:tcPr>
+            <w:tcW w:type="dxa" w:w="1296"/>
+            <w:vAlign w:val="center"/>
+            <w:tcMar>
+              <w:top w:w="90" w:type="dxa"/>
+              <w:start w:w="110" w:type="dxa"/>
+              <w:bottom w:w="90" w:type="dxa"/>
+              <w:end w:w="110" w:type="dxa"/>
+            </w:tcMar>
+            <w:shd w:fill="F4F8FC"/>
+          </w:tcPr>
+          <w:p>
+            <w:pPr>
+              <w:jc w:val="center"/>
+            </w:pPr>
+            <w:r>
+              <w:rPr>
+                <w:rFonts w:ascii="SimSun" w:hAnsi="SimSun" w:eastAsia="SimSun"/>
+                <w:b w:val="0"/>
+                <w:color w:val="183153"/>
+                <w:sz w:val="17"/>
+              </w:rPr>
+              <w:t>0.244</w:t>
+            </w:r>
+          </w:p>
+        </w:tc>
+        <w:tc>
+          <w:tcPr>
+            <w:tcW w:type="dxa" w:w="1296"/>
+            <w:vAlign w:val="center"/>
+            <w:tcMar>
+              <w:top w:w="90" w:type="dxa"/>
+              <w:start w:w="110" w:type="dxa"/>
+              <w:bottom w:w="90" w:type="dxa"/>
+              <w:end w:w="110" w:type="dxa"/>
+            </w:tcMar>
+            <w:shd w:fill="F4F8FC"/>
+          </w:tcPr>
+          <w:p>
+            <w:pPr>
+              <w:jc w:val="center"/>
+            </w:pPr>
+            <w:r>
+              <w:rPr>
+                <w:rFonts w:ascii="SimSun" w:hAnsi="SimSun" w:eastAsia="SimSun"/>
+                <w:b w:val="0"/>
+                <w:color w:val="183153"/>
+                <w:sz w:val="17"/>
+              </w:rPr>
+              <w:t>99.75</w:t>
+            </w:r>
+          </w:p>
+        </w:tc>
+        <w:tc>
+          <w:tcPr>
+            <w:tcW w:type="dxa" w:w="1296"/>
+            <w:vAlign w:val="center"/>
+            <w:tcMar>
+              <w:top w:w="90" w:type="dxa"/>
+              <w:start w:w="110" w:type="dxa"/>
+              <w:bottom w:w="90" w:type="dxa"/>
+              <w:end w:w="110" w:type="dxa"/>
+            </w:tcMar>
+            <w:shd w:fill="F4F8FC"/>
+          </w:tcPr>
+          <w:p>
+            <w:pPr>
+              <w:jc w:val="center"/>
+            </w:pPr>
+            <w:r>
+              <w:rPr>
+                <w:rFonts w:ascii="SimSun" w:hAnsi="SimSun" w:eastAsia="SimSun"/>
+                <w:b w:val="0"/>
+                <w:color w:val="183153"/>
+                <w:sz w:val="17"/>
+              </w:rPr>
+              <w:t>0.33</w:t>
+            </w:r>
+          </w:p>
+        </w:tc>
+        <w:tc>
+          <w:tcPr>
+            <w:tcW w:type="dxa" w:w="1296"/>
+            <w:vAlign w:val="center"/>
+            <w:tcMar>
+              <w:top w:w="90" w:type="dxa"/>
+              <w:start w:w="110" w:type="dxa"/>
+              <w:bottom w:w="90" w:type="dxa"/>
+              <w:end w:w="110" w:type="dxa"/>
+            </w:tcMar>
+            <w:shd w:fill="F4F8FC"/>
+          </w:tcPr>
+          <w:p>
+            <w:pPr>
+              <w:jc w:val="center"/>
+            </w:pPr>
+            <w:r>
+              <w:rPr>
+                <w:rFonts w:ascii="SimSun" w:hAnsi="SimSun" w:eastAsia="SimSun"/>
+                <w:b w:val="0"/>
+                <w:color w:val="183153"/>
+                <w:sz w:val="17"/>
+              </w:rPr>
+              <w:t>0.79</w:t>
+            </w:r>
+          </w:p>
+        </w:tc>
+        <w:tc>
+          <w:tcPr>
+            <w:tcW w:type="dxa" w:w="1296"/>
+            <w:vAlign w:val="center"/>
+            <w:tcMar>
+              <w:top w:w="90" w:type="dxa"/>
+              <w:start w:w="110" w:type="dxa"/>
+              <w:bottom w:w="90" w:type="dxa"/>
+              <w:end w:w="110" w:type="dxa"/>
+            </w:tcMar>
+            <w:shd w:fill="F4F8FC"/>
+          </w:tcPr>
+          <w:p>
+            <w:pPr>
+              <w:jc w:val="center"/>
+            </w:pPr>
+            <w:r>
+              <w:rPr>
+                <w:rFonts w:ascii="SimSun" w:hAnsi="SimSun" w:eastAsia="SimSun"/>
+                <w:b w:val="0"/>
+                <w:color w:val="183153"/>
+                <w:sz w:val="17"/>
+              </w:rPr>
+              <w:t>66.7%</w:t>
+            </w:r>
+          </w:p>
+        </w:tc>
+      </w:tr>
+      <w:tr>
+        <w:tc>
+          <w:tcPr>
+            <w:tcW w:type="dxa" w:w="1296"/>
+            <w:vAlign w:val="center"/>
+            <w:tcMar>
+              <w:top w:w="90" w:type="dxa"/>
+              <w:start w:w="110" w:type="dxa"/>
+              <w:bottom w:w="90" w:type="dxa"/>
+              <w:end w:w="110" w:type="dxa"/>
+            </w:tcMar>
+          </w:tcPr>
+          <w:p>
+            <w:pPr>
+              <w:jc w:val="left"/>
+            </w:pPr>
+            <w:r>
+              <w:rPr>
+                <w:rFonts w:ascii="SimSun" w:hAnsi="SimSun" w:eastAsia="SimSun"/>
+                <w:b w:val="0"/>
+                <w:color w:val="183153"/>
+                <w:sz w:val="17"/>
+              </w:rPr>
+              <w:t>125 Hz / 8 bit</w:t>
+            </w:r>
+          </w:p>
+        </w:tc>
+        <w:tc>
+          <w:tcPr>
+            <w:tcW w:type="dxa" w:w="1296"/>
+            <w:vAlign w:val="center"/>
+            <w:tcMar>
+              <w:top w:w="90" w:type="dxa"/>
+              <w:start w:w="110" w:type="dxa"/>
+              <w:bottom w:w="90" w:type="dxa"/>
+              <w:end w:w="110" w:type="dxa"/>
+            </w:tcMar>
+          </w:tcPr>
+          <w:p>
+            <w:pPr>
+              <w:jc w:val="center"/>
+            </w:pPr>
+            <w:r>
+              <w:rPr>
+                <w:rFonts w:ascii="SimSun" w:hAnsi="SimSun" w:eastAsia="SimSun"/>
+                <w:b w:val="0"/>
+                <w:color w:val="183153"/>
+                <w:sz w:val="17"/>
+              </w:rPr>
+              <w:t>2.72</w:t>
+            </w:r>
+          </w:p>
+        </w:tc>
+        <w:tc>
+          <w:tcPr>
+            <w:tcW w:type="dxa" w:w="1296"/>
+            <w:vAlign w:val="center"/>
+            <w:tcMar>
+              <w:top w:w="90" w:type="dxa"/>
+              <w:start w:w="110" w:type="dxa"/>
+              <w:bottom w:w="90" w:type="dxa"/>
+              <w:end w:w="110" w:type="dxa"/>
+            </w:tcMar>
+          </w:tcPr>
+          <w:p>
+            <w:pPr>
+              <w:jc w:val="center"/>
+            </w:pPr>
+            <w:r>
+              <w:rPr>
+                <w:rFonts w:ascii="SimSun" w:hAnsi="SimSun" w:eastAsia="SimSun"/>
+                <w:b w:val="0"/>
+                <w:color w:val="183153"/>
+                <w:sz w:val="17"/>
+              </w:rPr>
+              <w:t>0.314</w:t>
+            </w:r>
+          </w:p>
+        </w:tc>
+        <w:tc>
+          <w:tcPr>
+            <w:tcW w:type="dxa" w:w="1296"/>
+            <w:vAlign w:val="center"/>
+            <w:tcMar>
+              <w:top w:w="90" w:type="dxa"/>
+              <w:start w:w="110" w:type="dxa"/>
+              <w:bottom w:w="90" w:type="dxa"/>
+              <w:end w:w="110" w:type="dxa"/>
+            </w:tcMar>
+          </w:tcPr>
+          <w:p>
+            <w:pPr>
+              <w:jc w:val="center"/>
+            </w:pPr>
+            <w:r>
+              <w:rPr>
+                <w:rFonts w:ascii="SimSun" w:hAnsi="SimSun" w:eastAsia="SimSun"/>
+                <w:b w:val="0"/>
+                <w:color w:val="183153"/>
+                <w:sz w:val="17"/>
+              </w:rPr>
+              <w:t>99.77</w:t>
+            </w:r>
+          </w:p>
+        </w:tc>
+        <w:tc>
+          <w:tcPr>
+            <w:tcW w:type="dxa" w:w="1296"/>
+            <w:vAlign w:val="center"/>
+            <w:tcMar>
+              <w:top w:w="90" w:type="dxa"/>
+              <w:start w:w="110" w:type="dxa"/>
+              <w:bottom w:w="90" w:type="dxa"/>
+              <w:end w:w="110" w:type="dxa"/>
+            </w:tcMar>
+          </w:tcPr>
+          <w:p>
+            <w:pPr>
+              <w:jc w:val="center"/>
+            </w:pPr>
+            <w:r>
+              <w:rPr>
+                <w:rFonts w:ascii="SimSun" w:hAnsi="SimSun" w:eastAsia="SimSun"/>
+                <w:b w:val="0"/>
+                <w:color w:val="183153"/>
+                <w:sz w:val="17"/>
+              </w:rPr>
+              <w:t>1.43</w:t>
+            </w:r>
+          </w:p>
+        </w:tc>
+        <w:tc>
+          <w:tcPr>
+            <w:tcW w:type="dxa" w:w="1296"/>
+            <w:vAlign w:val="center"/>
+            <w:tcMar>
+              <w:top w:w="90" w:type="dxa"/>
+              <w:start w:w="110" w:type="dxa"/>
+              <w:bottom w:w="90" w:type="dxa"/>
+              <w:end w:w="110" w:type="dxa"/>
+            </w:tcMar>
+          </w:tcPr>
+          <w:p>
+            <w:pPr>
+              <w:jc w:val="center"/>
+            </w:pPr>
+            <w:r>
+              <w:rPr>
+                <w:rFonts w:ascii="SimSun" w:hAnsi="SimSun" w:eastAsia="SimSun"/>
+                <w:b w:val="0"/>
+                <w:color w:val="183153"/>
+                <w:sz w:val="17"/>
+              </w:rPr>
+              <w:t>3.37</w:t>
+            </w:r>
+          </w:p>
+        </w:tc>
+        <w:tc>
+          <w:tcPr>
+            <w:tcW w:type="dxa" w:w="1296"/>
+            <w:vAlign w:val="center"/>
+            <w:tcMar>
+              <w:top w:w="90" w:type="dxa"/>
+              <w:start w:w="110" w:type="dxa"/>
+              <w:bottom w:w="90" w:type="dxa"/>
+              <w:end w:w="110" w:type="dxa"/>
+            </w:tcMar>
+          </w:tcPr>
+          <w:p>
+            <w:pPr>
+              <w:jc w:val="center"/>
+            </w:pPr>
+            <w:r>
+              <w:rPr>
+                <w:rFonts w:ascii="SimSun" w:hAnsi="SimSun" w:eastAsia="SimSun"/>
+                <w:b w:val="0"/>
+                <w:color w:val="183153"/>
+                <w:sz w:val="17"/>
+              </w:rPr>
+              <w:t>43.8%</w:t>
+            </w:r>
+          </w:p>
+        </w:tc>
+      </w:tr>
+      <w:tr>
+        <w:tc>
+          <w:tcPr>
+            <w:tcW w:type="dxa" w:w="1296"/>
+            <w:vAlign w:val="center"/>
+            <w:tcMar>
+              <w:top w:w="90" w:type="dxa"/>
+              <w:start w:w="110" w:type="dxa"/>
+              <w:bottom w:w="90" w:type="dxa"/>
+              <w:end w:w="110" w:type="dxa"/>
+            </w:tcMar>
+            <w:shd w:fill="F4F8FC"/>
+          </w:tcPr>
+          <w:p>
+            <w:pPr>
+              <w:jc w:val="left"/>
+            </w:pPr>
+            <w:r>
+              <w:rPr>
+                <w:rFonts w:ascii="SimSun" w:hAnsi="SimSun" w:eastAsia="SimSun"/>
+                <w:b w:val="0"/>
+                <w:color w:val="183153"/>
+                <w:sz w:val="17"/>
+              </w:rPr>
+              <w:t>100 Hz / 6 bit</w:t>
+            </w:r>
+          </w:p>
+        </w:tc>
+        <w:tc>
+          <w:tcPr>
+            <w:tcW w:type="dxa" w:w="1296"/>
+            <w:vAlign w:val="center"/>
+            <w:tcMar>
+              <w:top w:w="90" w:type="dxa"/>
+              <w:start w:w="110" w:type="dxa"/>
+              <w:bottom w:w="90" w:type="dxa"/>
+              <w:end w:w="110" w:type="dxa"/>
+            </w:tcMar>
+            <w:shd w:fill="F4F8FC"/>
+          </w:tcPr>
+          <w:p>
+            <w:pPr>
+              <w:jc w:val="center"/>
+            </w:pPr>
+            <w:r>
+              <w:rPr>
+                <w:rFonts w:ascii="SimSun" w:hAnsi="SimSun" w:eastAsia="SimSun"/>
+                <w:b w:val="0"/>
+                <w:color w:val="183153"/>
+                <w:sz w:val="17"/>
+              </w:rPr>
+              <w:t>6.67</w:t>
+            </w:r>
+          </w:p>
+        </w:tc>
+        <w:tc>
+          <w:tcPr>
+            <w:tcW w:type="dxa" w:w="1296"/>
+            <w:vAlign w:val="center"/>
+            <w:tcMar>
+              <w:top w:w="90" w:type="dxa"/>
+              <w:start w:w="110" w:type="dxa"/>
+              <w:bottom w:w="90" w:type="dxa"/>
+              <w:end w:w="110" w:type="dxa"/>
+            </w:tcMar>
+            <w:shd w:fill="F4F8FC"/>
+          </w:tcPr>
+          <w:p>
+            <w:pPr>
+              <w:jc w:val="center"/>
+            </w:pPr>
+            <w:r>
+              <w:rPr>
+                <w:rFonts w:ascii="SimSun" w:hAnsi="SimSun" w:eastAsia="SimSun"/>
+                <w:b w:val="0"/>
+                <w:color w:val="183153"/>
+                <w:sz w:val="17"/>
+              </w:rPr>
+              <w:t>0.635</w:t>
+            </w:r>
+          </w:p>
+        </w:tc>
+        <w:tc>
+          <w:tcPr>
+            <w:tcW w:type="dxa" w:w="1296"/>
+            <w:vAlign w:val="center"/>
+            <w:tcMar>
+              <w:top w:w="90" w:type="dxa"/>
+              <w:start w:w="110" w:type="dxa"/>
+              <w:bottom w:w="90" w:type="dxa"/>
+              <w:end w:w="110" w:type="dxa"/>
+            </w:tcMar>
+            <w:shd w:fill="F4F8FC"/>
+          </w:tcPr>
+          <w:p>
+            <w:pPr>
+              <w:jc w:val="center"/>
+            </w:pPr>
+            <w:r>
+              <w:rPr>
+                <w:rFonts w:ascii="SimSun" w:hAnsi="SimSun" w:eastAsia="SimSun"/>
+                <w:b w:val="0"/>
+                <w:color w:val="183153"/>
+                <w:sz w:val="17"/>
+              </w:rPr>
+              <w:t>99.56</w:t>
+            </w:r>
+          </w:p>
+        </w:tc>
+        <w:tc>
+          <w:tcPr>
+            <w:tcW w:type="dxa" w:w="1296"/>
+            <w:vAlign w:val="center"/>
+            <w:tcMar>
+              <w:top w:w="90" w:type="dxa"/>
+              <w:start w:w="110" w:type="dxa"/>
+              <w:bottom w:w="90" w:type="dxa"/>
+              <w:end w:w="110" w:type="dxa"/>
+            </w:tcMar>
+            <w:shd w:fill="F4F8FC"/>
+          </w:tcPr>
+          <w:p>
+            <w:pPr>
+              <w:jc w:val="center"/>
+            </w:pPr>
+            <w:r>
+              <w:rPr>
+                <w:rFonts w:ascii="SimSun" w:hAnsi="SimSun" w:eastAsia="SimSun"/>
+                <w:b w:val="0"/>
+                <w:color w:val="183153"/>
+                <w:sz w:val="17"/>
+              </w:rPr>
+              <w:t>9.18</w:t>
+            </w:r>
+          </w:p>
+        </w:tc>
+        <w:tc>
+          <w:tcPr>
+            <w:tcW w:type="dxa" w:w="1296"/>
+            <w:vAlign w:val="center"/>
+            <w:tcMar>
+              <w:top w:w="90" w:type="dxa"/>
+              <w:start w:w="110" w:type="dxa"/>
+              <w:bottom w:w="90" w:type="dxa"/>
+              <w:end w:w="110" w:type="dxa"/>
+            </w:tcMar>
+            <w:shd w:fill="F4F8FC"/>
+          </w:tcPr>
+          <w:p>
+            <w:pPr>
+              <w:jc w:val="center"/>
+            </w:pPr>
+            <w:r>
+              <w:rPr>
+                <w:rFonts w:ascii="SimSun" w:hAnsi="SimSun" w:eastAsia="SimSun"/>
+                <w:b w:val="0"/>
+                <w:color w:val="183153"/>
+                <w:sz w:val="17"/>
+              </w:rPr>
+              <w:t>18.36</w:t>
+            </w:r>
+          </w:p>
+        </w:tc>
+        <w:tc>
+          <w:tcPr>
+            <w:tcW w:type="dxa" w:w="1296"/>
+            <w:vAlign w:val="center"/>
+            <w:tcMar>
+              <w:top w:w="90" w:type="dxa"/>
+              <w:start w:w="110" w:type="dxa"/>
+              <w:bottom w:w="90" w:type="dxa"/>
+              <w:end w:w="110" w:type="dxa"/>
+            </w:tcMar>
+            <w:shd w:fill="F4F8FC"/>
+          </w:tcPr>
+          <w:p>
+            <w:pPr>
+              <w:jc w:val="center"/>
+            </w:pPr>
+            <w:r>
+              <w:rPr>
+                <w:rFonts w:ascii="SimSun" w:hAnsi="SimSun" w:eastAsia="SimSun"/>
+                <w:b w:val="0"/>
+                <w:color w:val="183153"/>
+                <w:sz w:val="17"/>
+              </w:rPr>
+              <w:t>10.4%</w:t>
+            </w:r>
+          </w:p>
+        </w:tc>
+      </w:tr>
+    </w:tbl>
+    <w:p>
+      <w:pPr>
+        <w:spacing w:after="40"/>
+      </w:pPr>
+    </w:p>
+    <w:p>
+      <w:pPr>
+        <w:spacing w:after="120" w:line="307" w:lineRule="auto"/>
+        <w:jc w:val="both"/>
+      </w:pPr>
+      <w:r>
+        <w:rPr>
+          <w:rFonts w:ascii="SimSun" w:hAnsi="SimSun" w:eastAsia="SimSun"/>
+          <w:b w:val="0"/>
+          <w:color w:val="183153"/>
+          <w:sz w:val="21"/>
+        </w:rPr>
+        <w:t>表10　面向不同医学监护场景的配置建议</w:t>
+      </w:r>
+    </w:p>
+    <w:tbl>
+      <w:tblPr>
+        <w:tblStyle w:val="TableGrid"/>
+        <w:tblW w:type="auto" w:w="0"/>
+        <w:jc w:val="center"/>
+        <w:tblLayout w:type="fixed"/>
+        <w:tblLook w:firstColumn="1" w:firstRow="1" w:lastColumn="0" w:lastRow="0" w:noHBand="0" w:noVBand="1" w:val="04A0"/>
+      </w:tblPr>
+      <w:tblGrid>
+        <w:gridCol w:w="1930"/>
+        <w:gridCol w:w="1930"/>
+        <w:gridCol w:w="1930"/>
+        <w:gridCol w:w="1930"/>
+        <w:gridCol w:w="1930"/>
+      </w:tblGrid>
+      <w:tr>
+        <w:trPr>
+          <w:tblHeader w:val="true"/>
+        </w:trPr>
+        <w:tc>
+          <w:tcPr>
+            <w:tcW w:type="dxa" w:w="1843"/>
+            <w:vAlign w:val="center"/>
+            <w:shd w:fill="276FBF"/>
+            <w:tcMar>
+              <w:top w:w="90" w:type="dxa"/>
+              <w:start w:w="110" w:type="dxa"/>
+              <w:bottom w:w="90" w:type="dxa"/>
+              <w:end w:w="110" w:type="dxa"/>
+            </w:tcMar>
+          </w:tcPr>
+          <w:p>
+            <w:pPr>
+              <w:jc w:val="center"/>
+            </w:pPr>
+            <w:r>
+              <w:rPr>
+                <w:rFonts w:ascii="Microsoft YaHei" w:hAnsi="Microsoft YaHei" w:eastAsia="Microsoft YaHei"/>
+                <w:b/>
+                <w:color w:val="FFFFFF"/>
+                <w:sz w:val="18"/>
+              </w:rPr>
+              <w:t>监护场景</w:t>
+            </w:r>
+          </w:p>
+        </w:tc>
+        <w:tc>
+          <w:tcPr>
+            <w:tcW w:type="dxa" w:w="1512"/>
+            <w:vAlign w:val="center"/>
+            <w:shd w:fill="276FBF"/>
+            <w:tcMar>
+              <w:top w:w="90" w:type="dxa"/>
+              <w:start w:w="110" w:type="dxa"/>
+              <w:bottom w:w="90" w:type="dxa"/>
+              <w:end w:w="110" w:type="dxa"/>
+            </w:tcMar>
+          </w:tcPr>
+          <w:p>
+            <w:pPr>
+              <w:jc w:val="center"/>
+            </w:pPr>
+            <w:r>
+              <w:rPr>
+                <w:rFonts w:ascii="Microsoft YaHei" w:hAnsi="Microsoft YaHei" w:eastAsia="Microsoft YaHei"/>
+                <w:b/>
+                <w:color w:val="FFFFFF"/>
+                <w:sz w:val="18"/>
+              </w:rPr>
+              <w:t>推荐等级</w:t>
+            </w:r>
+          </w:p>
+        </w:tc>
+        <w:tc>
+          <w:tcPr>
+            <w:tcW w:type="dxa" w:w="1757"/>
+            <w:vAlign w:val="center"/>
+            <w:shd w:fill="276FBF"/>
+            <w:tcMar>
+              <w:top w:w="90" w:type="dxa"/>
+              <w:start w:w="110" w:type="dxa"/>
+              <w:bottom w:w="90" w:type="dxa"/>
+              <w:end w:w="110" w:type="dxa"/>
+            </w:tcMar>
+          </w:tcPr>
+          <w:p>
+            <w:pPr>
+              <w:jc w:val="center"/>
+            </w:pPr>
+            <w:r>
+              <w:rPr>
+                <w:rFonts w:ascii="Microsoft YaHei" w:hAnsi="Microsoft YaHei" w:eastAsia="Microsoft YaHei"/>
+                <w:b/>
+                <w:color w:val="FFFFFF"/>
+                <w:sz w:val="18"/>
+              </w:rPr>
+              <w:t>配置</w:t>
+            </w:r>
+          </w:p>
+        </w:tc>
+        <w:tc>
+          <w:tcPr>
+            <w:tcW w:type="dxa" w:w="1800"/>
+            <w:vAlign w:val="center"/>
+            <w:shd w:fill="276FBF"/>
+            <w:tcMar>
+              <w:top w:w="90" w:type="dxa"/>
+              <w:start w:w="110" w:type="dxa"/>
+              <w:bottom w:w="90" w:type="dxa"/>
+              <w:end w:w="110" w:type="dxa"/>
+            </w:tcMar>
+          </w:tcPr>
+          <w:p>
+            <w:pPr>
+              <w:jc w:val="center"/>
+            </w:pPr>
+            <w:r>
+              <w:rPr>
+                <w:rFonts w:ascii="Microsoft YaHei" w:hAnsi="Microsoft YaHei" w:eastAsia="Microsoft YaHei"/>
+                <w:b/>
+                <w:color w:val="FFFFFF"/>
+                <w:sz w:val="18"/>
+              </w:rPr>
+              <w:t>关键证据</w:t>
+            </w:r>
+          </w:p>
+        </w:tc>
+        <w:tc>
+          <w:tcPr>
+            <w:tcW w:type="dxa" w:w="2088"/>
+            <w:vAlign w:val="center"/>
+            <w:shd w:fill="276FBF"/>
+            <w:tcMar>
+              <w:top w:w="90" w:type="dxa"/>
+              <w:start w:w="110" w:type="dxa"/>
+              <w:bottom w:w="90" w:type="dxa"/>
+              <w:end w:w="110" w:type="dxa"/>
+            </w:tcMar>
+          </w:tcPr>
+          <w:p>
+            <w:pPr>
+              <w:jc w:val="center"/>
+            </w:pPr>
+            <w:r>
+              <w:rPr>
+                <w:rFonts w:ascii="Microsoft YaHei" w:hAnsi="Microsoft YaHei" w:eastAsia="Microsoft YaHei"/>
+                <w:b/>
+                <w:color w:val="FFFFFF"/>
+                <w:sz w:val="18"/>
+              </w:rPr>
+              <w:t>边界说明</w:t>
+            </w:r>
+          </w:p>
+        </w:tc>
+      </w:tr>
+      <w:tr>
+        <w:tc>
+          <w:tcPr>
+            <w:tcW w:type="dxa" w:w="1843"/>
+            <w:vAlign w:val="center"/>
+            <w:tcMar>
+              <w:top w:w="90" w:type="dxa"/>
+              <w:start w:w="110" w:type="dxa"/>
+              <w:bottom w:w="90" w:type="dxa"/>
+              <w:end w:w="110" w:type="dxa"/>
+            </w:tcMar>
+            <w:shd w:fill="F4F8FC"/>
+          </w:tcPr>
+          <w:p>
+            <w:pPr>
+              <w:jc w:val="left"/>
+            </w:pPr>
+            <w:r>
+              <w:rPr>
+                <w:rFonts w:ascii="SimSun" w:hAnsi="SimSun" w:eastAsia="SimSun"/>
+                <w:b w:val="0"/>
+                <w:color w:val="183153"/>
+                <w:sz w:val="17"/>
+              </w:rPr>
+              <w:t>HR/RR 长时监护</w:t>
+            </w:r>
+          </w:p>
+        </w:tc>
+        <w:tc>
+          <w:tcPr>
+            <w:tcW w:type="dxa" w:w="1512"/>
+            <w:vAlign w:val="center"/>
+            <w:tcMar>
+              <w:top w:w="90" w:type="dxa"/>
+              <w:start w:w="110" w:type="dxa"/>
+              <w:bottom w:w="90" w:type="dxa"/>
+              <w:end w:w="110" w:type="dxa"/>
+            </w:tcMar>
+            <w:shd w:fill="F4F8FC"/>
+          </w:tcPr>
+          <w:p>
+            <w:pPr>
+              <w:jc w:val="center"/>
+            </w:pPr>
+            <w:r>
+              <w:rPr>
+                <w:rFonts w:ascii="SimSun" w:hAnsi="SimSun" w:eastAsia="SimSun"/>
+                <w:b w:val="0"/>
+                <w:color w:val="183153"/>
+                <w:sz w:val="17"/>
+              </w:rPr>
+              <w:t>推荐</w:t>
+            </w:r>
+          </w:p>
+        </w:tc>
+        <w:tc>
+          <w:tcPr>
+            <w:tcW w:type="dxa" w:w="1757"/>
+            <w:vAlign w:val="center"/>
+            <w:tcMar>
+              <w:top w:w="90" w:type="dxa"/>
+              <w:start w:w="110" w:type="dxa"/>
+              <w:bottom w:w="90" w:type="dxa"/>
+              <w:end w:w="110" w:type="dxa"/>
+            </w:tcMar>
+            <w:shd w:fill="F4F8FC"/>
+          </w:tcPr>
+          <w:p>
+            <w:pPr>
+              <w:jc w:val="center"/>
+            </w:pPr>
+            <w:r>
+              <w:rPr>
+                <w:rFonts w:ascii="SimSun" w:hAnsi="SimSun" w:eastAsia="SimSun"/>
+                <w:b w:val="0"/>
+                <w:color w:val="183153"/>
+                <w:sz w:val="17"/>
+              </w:rPr>
+              <w:t>360 Hz / 6 bit</w:t>
+            </w:r>
+          </w:p>
+        </w:tc>
+        <w:tc>
+          <w:tcPr>
+            <w:tcW w:type="dxa" w:w="1800"/>
+            <w:vAlign w:val="center"/>
+            <w:tcMar>
+              <w:top w:w="90" w:type="dxa"/>
+              <w:start w:w="110" w:type="dxa"/>
+              <w:bottom w:w="90" w:type="dxa"/>
+              <w:end w:w="110" w:type="dxa"/>
+            </w:tcMar>
+            <w:shd w:fill="F4F8FC"/>
+          </w:tcPr>
+          <w:p>
+            <w:pPr>
+              <w:jc w:val="center"/>
+            </w:pPr>
+            <w:r>
+              <w:rPr>
+                <w:rFonts w:ascii="SimSun" w:hAnsi="SimSun" w:eastAsia="SimSun"/>
+                <w:b w:val="0"/>
+                <w:color w:val="183153"/>
+                <w:sz w:val="17"/>
+              </w:rPr>
+              <w:t>Clean F1 99.305%; 原始码率 2160 bit/s; RR误差中位数 0.00 ms</w:t>
+            </w:r>
+          </w:p>
+        </w:tc>
+        <w:tc>
+          <w:tcPr>
+            <w:tcW w:type="dxa" w:w="2088"/>
+            <w:vAlign w:val="center"/>
+            <w:tcMar>
+              <w:top w:w="90" w:type="dxa"/>
+              <w:start w:w="110" w:type="dxa"/>
+              <w:bottom w:w="90" w:type="dxa"/>
+              <w:end w:w="110" w:type="dxa"/>
+            </w:tcMar>
+            <w:shd w:fill="F4F8FC"/>
+          </w:tcPr>
+          <w:p>
+            <w:pPr>
+              <w:jc w:val="center"/>
+            </w:pPr>
+            <w:r>
+              <w:rPr>
+                <w:rFonts w:ascii="SimSun" w:hAnsi="SimSun" w:eastAsia="SimSun"/>
+                <w:b w:val="0"/>
+                <w:color w:val="183153"/>
+                <w:sz w:val="17"/>
+              </w:rPr>
+              <w:t>适合心率与RR间期趋势监护，不作为诊断系统。</w:t>
+            </w:r>
+          </w:p>
+        </w:tc>
+      </w:tr>
+      <w:tr>
+        <w:tc>
+          <w:tcPr>
+            <w:tcW w:type="dxa" w:w="1843"/>
+            <w:vAlign w:val="center"/>
+            <w:tcMar>
+              <w:top w:w="90" w:type="dxa"/>
+              <w:start w:w="110" w:type="dxa"/>
+              <w:bottom w:w="90" w:type="dxa"/>
+              <w:end w:w="110" w:type="dxa"/>
+            </w:tcMar>
+          </w:tcPr>
+          <w:p>
+            <w:pPr>
+              <w:jc w:val="left"/>
+            </w:pPr>
+            <w:r>
+              <w:rPr>
+                <w:rFonts w:ascii="SimSun" w:hAnsi="SimSun" w:eastAsia="SimSun"/>
+                <w:b w:val="0"/>
+                <w:color w:val="183153"/>
+                <w:sz w:val="17"/>
+              </w:rPr>
+              <w:t>HRV 趋势观察</w:t>
+            </w:r>
+          </w:p>
+        </w:tc>
+        <w:tc>
+          <w:tcPr>
+            <w:tcW w:type="dxa" w:w="1512"/>
+            <w:vAlign w:val="center"/>
+            <w:tcMar>
+              <w:top w:w="90" w:type="dxa"/>
+              <w:start w:w="110" w:type="dxa"/>
+              <w:bottom w:w="90" w:type="dxa"/>
+              <w:end w:w="110" w:type="dxa"/>
+            </w:tcMar>
+          </w:tcPr>
+          <w:p>
+            <w:pPr>
+              <w:jc w:val="center"/>
+            </w:pPr>
+            <w:r>
+              <w:rPr>
+                <w:rFonts w:ascii="SimSun" w:hAnsi="SimSun" w:eastAsia="SimSun"/>
+                <w:b w:val="0"/>
+                <w:color w:val="183153"/>
+                <w:sz w:val="17"/>
+              </w:rPr>
+              <w:t>谨慎</w:t>
+            </w:r>
+          </w:p>
+        </w:tc>
+        <w:tc>
+          <w:tcPr>
+            <w:tcW w:type="dxa" w:w="1757"/>
+            <w:vAlign w:val="center"/>
+            <w:tcMar>
+              <w:top w:w="90" w:type="dxa"/>
+              <w:start w:w="110" w:type="dxa"/>
+              <w:bottom w:w="90" w:type="dxa"/>
+              <w:end w:w="110" w:type="dxa"/>
+            </w:tcMar>
+          </w:tcPr>
+          <w:p>
+            <w:pPr>
+              <w:jc w:val="center"/>
+            </w:pPr>
+            <w:r>
+              <w:rPr>
+                <w:rFonts w:ascii="SimSun" w:hAnsi="SimSun" w:eastAsia="SimSun"/>
+                <w:b w:val="0"/>
+                <w:color w:val="183153"/>
+                <w:sz w:val="17"/>
+              </w:rPr>
+              <w:t>不适用</w:t>
+            </w:r>
+          </w:p>
+        </w:tc>
+        <w:tc>
+          <w:tcPr>
+            <w:tcW w:type="dxa" w:w="1800"/>
+            <w:vAlign w:val="center"/>
+            <w:tcMar>
+              <w:top w:w="90" w:type="dxa"/>
+              <w:start w:w="110" w:type="dxa"/>
+              <w:bottom w:w="90" w:type="dxa"/>
+              <w:end w:w="110" w:type="dxa"/>
+            </w:tcMar>
+          </w:tcPr>
+          <w:p>
+            <w:pPr>
+              <w:jc w:val="center"/>
+            </w:pPr>
+            <w:r>
+              <w:rPr>
+                <w:rFonts w:ascii="SimSun" w:hAnsi="SimSun" w:eastAsia="SimSun"/>
+                <w:b w:val="0"/>
+                <w:color w:val="183153"/>
+                <w:sz w:val="17"/>
+              </w:rPr>
+              <w:t>没有低数据率配置同时满足全部HRV趋势阈值。</w:t>
+            </w:r>
+          </w:p>
+        </w:tc>
+        <w:tc>
+          <w:tcPr>
+            <w:tcW w:type="dxa" w:w="2088"/>
+            <w:vAlign w:val="center"/>
+            <w:tcMar>
+              <w:top w:w="90" w:type="dxa"/>
+              <w:start w:w="110" w:type="dxa"/>
+              <w:bottom w:w="90" w:type="dxa"/>
+              <w:end w:w="110" w:type="dxa"/>
+            </w:tcMar>
+          </w:tcPr>
+          <w:p>
+            <w:pPr>
+              <w:jc w:val="center"/>
+            </w:pPr>
+            <w:r>
+              <w:rPr>
+                <w:rFonts w:ascii="SimSun" w:hAnsi="SimSun" w:eastAsia="SimSun"/>
+                <w:b w:val="0"/>
+                <w:color w:val="183153"/>
+                <w:sz w:val="17"/>
+              </w:rPr>
+              <w:t>HRV仅作为技术信号质量指标，不解释疾病风险。</w:t>
+            </w:r>
+          </w:p>
+        </w:tc>
+      </w:tr>
+      <w:tr>
+        <w:tc>
+          <w:tcPr>
+            <w:tcW w:type="dxa" w:w="1843"/>
+            <w:vAlign w:val="center"/>
+            <w:tcMar>
+              <w:top w:w="90" w:type="dxa"/>
+              <w:start w:w="110" w:type="dxa"/>
+              <w:bottom w:w="90" w:type="dxa"/>
+              <w:end w:w="110" w:type="dxa"/>
+            </w:tcMar>
+            <w:shd w:fill="F4F8FC"/>
+          </w:tcPr>
+          <w:p>
+            <w:pPr>
+              <w:jc w:val="left"/>
+            </w:pPr>
+            <w:r>
+              <w:rPr>
+                <w:rFonts w:ascii="SimSun" w:hAnsi="SimSun" w:eastAsia="SimSun"/>
+                <w:b w:val="0"/>
+                <w:color w:val="183153"/>
+                <w:sz w:val="17"/>
+              </w:rPr>
+              <w:t>运动/噪声优先监护</w:t>
+            </w:r>
+          </w:p>
+        </w:tc>
+        <w:tc>
+          <w:tcPr>
+            <w:tcW w:type="dxa" w:w="1512"/>
+            <w:vAlign w:val="center"/>
+            <w:tcMar>
+              <w:top w:w="90" w:type="dxa"/>
+              <w:start w:w="110" w:type="dxa"/>
+              <w:bottom w:w="90" w:type="dxa"/>
+              <w:end w:w="110" w:type="dxa"/>
+            </w:tcMar>
+            <w:shd w:fill="F4F8FC"/>
+          </w:tcPr>
+          <w:p>
+            <w:pPr>
+              <w:jc w:val="center"/>
+            </w:pPr>
+            <w:r>
+              <w:rPr>
+                <w:rFonts w:ascii="SimSun" w:hAnsi="SimSun" w:eastAsia="SimSun"/>
+                <w:b w:val="0"/>
+                <w:color w:val="183153"/>
+                <w:sz w:val="17"/>
+              </w:rPr>
+              <w:t>推荐</w:t>
+            </w:r>
+          </w:p>
+        </w:tc>
+        <w:tc>
+          <w:tcPr>
+            <w:tcW w:type="dxa" w:w="1757"/>
+            <w:vAlign w:val="center"/>
+            <w:tcMar>
+              <w:top w:w="90" w:type="dxa"/>
+              <w:start w:w="110" w:type="dxa"/>
+              <w:bottom w:w="90" w:type="dxa"/>
+              <w:end w:w="110" w:type="dxa"/>
+            </w:tcMar>
+            <w:shd w:fill="F4F8FC"/>
+          </w:tcPr>
+          <w:p>
+            <w:pPr>
+              <w:jc w:val="center"/>
+            </w:pPr>
+            <w:r>
+              <w:rPr>
+                <w:rFonts w:ascii="SimSun" w:hAnsi="SimSun" w:eastAsia="SimSun"/>
+                <w:b w:val="0"/>
+                <w:color w:val="183153"/>
+                <w:sz w:val="17"/>
+              </w:rPr>
+              <w:t>360 Hz / 7 bit</w:t>
+            </w:r>
+          </w:p>
+        </w:tc>
+        <w:tc>
+          <w:tcPr>
+            <w:tcW w:type="dxa" w:w="1800"/>
+            <w:vAlign w:val="center"/>
+            <w:tcMar>
+              <w:top w:w="90" w:type="dxa"/>
+              <w:start w:w="110" w:type="dxa"/>
+              <w:bottom w:w="90" w:type="dxa"/>
+              <w:end w:w="110" w:type="dxa"/>
+            </w:tcMar>
+            <w:shd w:fill="F4F8FC"/>
+          </w:tcPr>
+          <w:p>
+            <w:pPr>
+              <w:jc w:val="center"/>
+            </w:pPr>
+            <w:r>
+              <w:rPr>
+                <w:rFonts w:ascii="SimSun" w:hAnsi="SimSun" w:eastAsia="SimSun"/>
+                <w:b w:val="0"/>
+                <w:color w:val="183153"/>
+                <w:sz w:val="17"/>
+              </w:rPr>
+              <w:t>Clean F1 99.378%; 原始码率 2520 bit/s; SNR&gt;=6 dB最坏F1下降 0.065 pp</w:t>
+            </w:r>
+          </w:p>
+        </w:tc>
+        <w:tc>
+          <w:tcPr>
+            <w:tcW w:type="dxa" w:w="2088"/>
+            <w:vAlign w:val="center"/>
+            <w:tcMar>
+              <w:top w:w="90" w:type="dxa"/>
+              <w:start w:w="110" w:type="dxa"/>
+              <w:bottom w:w="90" w:type="dxa"/>
+              <w:end w:w="110" w:type="dxa"/>
+            </w:tcMar>
+            <w:shd w:fill="F4F8FC"/>
+          </w:tcPr>
+          <w:p>
+            <w:pPr>
+              <w:jc w:val="center"/>
+            </w:pPr>
+            <w:r>
+              <w:rPr>
+                <w:rFonts w:ascii="SimSun" w:hAnsi="SimSun" w:eastAsia="SimSun"/>
+                <w:b w:val="0"/>
+                <w:color w:val="183153"/>
+                <w:sz w:val="17"/>
+              </w:rPr>
+              <w:t>适合把标准运动伪影鲁棒性放在最低码率之前的场景。</w:t>
+            </w:r>
+          </w:p>
+        </w:tc>
+      </w:tr>
+      <w:tr>
+        <w:tc>
+          <w:tcPr>
+            <w:tcW w:type="dxa" w:w="1843"/>
+            <w:vAlign w:val="center"/>
+            <w:tcMar>
+              <w:top w:w="90" w:type="dxa"/>
+              <w:start w:w="110" w:type="dxa"/>
+              <w:bottom w:w="90" w:type="dxa"/>
+              <w:end w:w="110" w:type="dxa"/>
+            </w:tcMar>
+          </w:tcPr>
+          <w:p>
+            <w:pPr>
+              <w:jc w:val="left"/>
+            </w:pPr>
+            <w:r>
+              <w:rPr>
+                <w:rFonts w:ascii="SimSun" w:hAnsi="SimSun" w:eastAsia="SimSun"/>
+                <w:b w:val="0"/>
+                <w:color w:val="183153"/>
+                <w:sz w:val="17"/>
+              </w:rPr>
+              <w:t>极低数据率教学/静息探索</w:t>
+            </w:r>
+          </w:p>
+        </w:tc>
+        <w:tc>
+          <w:tcPr>
+            <w:tcW w:type="dxa" w:w="1512"/>
+            <w:vAlign w:val="center"/>
+            <w:tcMar>
+              <w:top w:w="90" w:type="dxa"/>
+              <w:start w:w="110" w:type="dxa"/>
+              <w:bottom w:w="90" w:type="dxa"/>
+              <w:end w:w="110" w:type="dxa"/>
+            </w:tcMar>
+          </w:tcPr>
+          <w:p>
+            <w:pPr>
+              <w:jc w:val="center"/>
+            </w:pPr>
+            <w:r>
+              <w:rPr>
+                <w:rFonts w:ascii="SimSun" w:hAnsi="SimSun" w:eastAsia="SimSun"/>
+                <w:b w:val="0"/>
+                <w:color w:val="183153"/>
+                <w:sz w:val="17"/>
+              </w:rPr>
+              <w:t>限定</w:t>
+            </w:r>
+          </w:p>
+        </w:tc>
+        <w:tc>
+          <w:tcPr>
+            <w:tcW w:type="dxa" w:w="1757"/>
+            <w:vAlign w:val="center"/>
+            <w:tcMar>
+              <w:top w:w="90" w:type="dxa"/>
+              <w:start w:w="110" w:type="dxa"/>
+              <w:bottom w:w="90" w:type="dxa"/>
+              <w:end w:w="110" w:type="dxa"/>
+            </w:tcMar>
+          </w:tcPr>
+          <w:p>
+            <w:pPr>
+              <w:jc w:val="center"/>
+            </w:pPr>
+            <w:r>
+              <w:rPr>
+                <w:rFonts w:ascii="SimSun" w:hAnsi="SimSun" w:eastAsia="SimSun"/>
+                <w:b w:val="0"/>
+                <w:color w:val="183153"/>
+                <w:sz w:val="17"/>
+              </w:rPr>
+              <w:t>125 Hz / 6 bit</w:t>
+            </w:r>
+          </w:p>
+        </w:tc>
+        <w:tc>
+          <w:tcPr>
+            <w:tcW w:type="dxa" w:w="1800"/>
+            <w:vAlign w:val="center"/>
+            <w:tcMar>
+              <w:top w:w="90" w:type="dxa"/>
+              <w:start w:w="110" w:type="dxa"/>
+              <w:bottom w:w="90" w:type="dxa"/>
+              <w:end w:w="110" w:type="dxa"/>
+            </w:tcMar>
+          </w:tcPr>
+          <w:p>
+            <w:pPr>
+              <w:jc w:val="center"/>
+            </w:pPr>
+            <w:r>
+              <w:rPr>
+                <w:rFonts w:ascii="SimSun" w:hAnsi="SimSun" w:eastAsia="SimSun"/>
+                <w:b w:val="0"/>
+                <w:color w:val="183153"/>
+                <w:sz w:val="17"/>
+              </w:rPr>
+              <w:t>Clean F1 98.743%; 原始码率 750 bit/s; SNR&gt;=6 dB最坏F1下降 7.835 pp</w:t>
+            </w:r>
+          </w:p>
+        </w:tc>
+        <w:tc>
+          <w:tcPr>
+            <w:tcW w:type="dxa" w:w="2088"/>
+            <w:vAlign w:val="center"/>
+            <w:tcMar>
+              <w:top w:w="90" w:type="dxa"/>
+              <w:start w:w="110" w:type="dxa"/>
+              <w:bottom w:w="90" w:type="dxa"/>
+              <w:end w:w="110" w:type="dxa"/>
+            </w:tcMar>
+          </w:tcPr>
+          <w:p>
+            <w:pPr>
+              <w:jc w:val="center"/>
+            </w:pPr>
+            <w:r>
+              <w:rPr>
+                <w:rFonts w:ascii="SimSun" w:hAnsi="SimSun" w:eastAsia="SimSun"/>
+                <w:b w:val="0"/>
+                <w:color w:val="183153"/>
+                <w:sz w:val="17"/>
+              </w:rPr>
+              <w:t>可用于展示参数权衡，不适合运动场景或鲁棒监护。</w:t>
+            </w:r>
+          </w:p>
+        </w:tc>
+      </w:tr>
+      <w:tr>
+        <w:tc>
+          <w:tcPr>
+            <w:tcW w:type="dxa" w:w="1843"/>
+            <w:vAlign w:val="center"/>
+            <w:tcMar>
+              <w:top w:w="90" w:type="dxa"/>
+              <w:start w:w="110" w:type="dxa"/>
+              <w:bottom w:w="90" w:type="dxa"/>
+              <w:end w:w="110" w:type="dxa"/>
+            </w:tcMar>
+            <w:shd w:fill="F4F8FC"/>
+          </w:tcPr>
+          <w:p>
+            <w:pPr>
+              <w:jc w:val="left"/>
+            </w:pPr>
+            <w:r>
+              <w:rPr>
+                <w:rFonts w:ascii="SimSun" w:hAnsi="SimSun" w:eastAsia="SimSun"/>
+                <w:b w:val="0"/>
+                <w:color w:val="183153"/>
+                <w:sz w:val="17"/>
+              </w:rPr>
+              <w:t>ST/形态/临床诊断</w:t>
+            </w:r>
+          </w:p>
+        </w:tc>
+        <w:tc>
+          <w:tcPr>
+            <w:tcW w:type="dxa" w:w="1512"/>
+            <w:vAlign w:val="center"/>
+            <w:tcMar>
+              <w:top w:w="90" w:type="dxa"/>
+              <w:start w:w="110" w:type="dxa"/>
+              <w:bottom w:w="90" w:type="dxa"/>
+              <w:end w:w="110" w:type="dxa"/>
+            </w:tcMar>
+            <w:shd w:fill="F4F8FC"/>
+          </w:tcPr>
+          <w:p>
+            <w:pPr>
+              <w:jc w:val="center"/>
+            </w:pPr>
+            <w:r>
+              <w:rPr>
+                <w:rFonts w:ascii="SimSun" w:hAnsi="SimSun" w:eastAsia="SimSun"/>
+                <w:b w:val="0"/>
+                <w:color w:val="183153"/>
+                <w:sz w:val="17"/>
+              </w:rPr>
+              <w:t>范围外</w:t>
+            </w:r>
+          </w:p>
+        </w:tc>
+        <w:tc>
+          <w:tcPr>
+            <w:tcW w:type="dxa" w:w="1757"/>
+            <w:vAlign w:val="center"/>
+            <w:tcMar>
+              <w:top w:w="90" w:type="dxa"/>
+              <w:start w:w="110" w:type="dxa"/>
+              <w:bottom w:w="90" w:type="dxa"/>
+              <w:end w:w="110" w:type="dxa"/>
+            </w:tcMar>
+            <w:shd w:fill="F4F8FC"/>
+          </w:tcPr>
+          <w:p>
+            <w:pPr>
+              <w:jc w:val="center"/>
+            </w:pPr>
+            <w:r>
+              <w:rPr>
+                <w:rFonts w:ascii="SimSun" w:hAnsi="SimSun" w:eastAsia="SimSun"/>
+                <w:b w:val="0"/>
+                <w:color w:val="183153"/>
+                <w:sz w:val="17"/>
+              </w:rPr>
+              <w:t>不适用</w:t>
+            </w:r>
+          </w:p>
+        </w:tc>
+        <w:tc>
+          <w:tcPr>
+            <w:tcW w:type="dxa" w:w="1800"/>
+            <w:vAlign w:val="center"/>
+            <w:tcMar>
+              <w:top w:w="90" w:type="dxa"/>
+              <w:start w:w="110" w:type="dxa"/>
+              <w:bottom w:w="90" w:type="dxa"/>
+              <w:end w:w="110" w:type="dxa"/>
+            </w:tcMar>
+            <w:shd w:fill="F4F8FC"/>
+          </w:tcPr>
+          <w:p>
+            <w:pPr>
+              <w:jc w:val="center"/>
+            </w:pPr>
+            <w:r>
+              <w:rPr>
+                <w:rFonts w:ascii="SimSun" w:hAnsi="SimSun" w:eastAsia="SimSun"/>
+                <w:b w:val="0"/>
+                <w:color w:val="183153"/>
+                <w:sz w:val="17"/>
+              </w:rPr>
+              <w:t>本项目不评价ST段、形态诊断、心律失常分类或临床决策。</w:t>
+            </w:r>
+          </w:p>
+        </w:tc>
+        <w:tc>
+          <w:tcPr>
+            <w:tcW w:type="dxa" w:w="2088"/>
+            <w:vAlign w:val="center"/>
+            <w:tcMar>
+              <w:top w:w="90" w:type="dxa"/>
+              <w:start w:w="110" w:type="dxa"/>
+              <w:bottom w:w="90" w:type="dxa"/>
+              <w:end w:w="110" w:type="dxa"/>
+            </w:tcMar>
+            <w:shd w:fill="F4F8FC"/>
+          </w:tcPr>
+          <w:p>
+            <w:pPr>
+              <w:jc w:val="center"/>
+            </w:pPr>
+            <w:r>
+              <w:rPr>
+                <w:rFonts w:ascii="SimSun" w:hAnsi="SimSun" w:eastAsia="SimSun"/>
+                <w:b w:val="0"/>
+                <w:color w:val="183153"/>
+                <w:sz w:val="17"/>
+              </w:rPr>
+              <w:t>设计范围外。</w:t>
+            </w:r>
+          </w:p>
+        </w:tc>
+      </w:tr>
+    </w:tbl>
+    <w:p>
+      <w:pPr>
+        <w:spacing w:after="40"/>
+      </w:pPr>
+    </w:p>
+    <w:p>
+      <w:pPr>
         <w:pStyle w:val="Heading1"/>
       </w:pPr>
       <w:r>
@@ -6888,7 +9551,7 @@
           <w:color w:val="183153"/>
           <w:sz w:val="21"/>
         </w:rPr>
-        <w:t>第一，采样率和位数不应只根据波形视觉效果选择，而应根据具体任务进行联合优化。第二，R峰检出率在干净条件下可能接近性能上限，但时间误差仍能揭示低采样率的代价。第三，强运动伪影下的主要限制逐渐转向检测器鲁棒性与输入污染，而不是ADC位数本身。</w:t>
+        <w:t>第一，采样率和位数不应只根据波形视觉效果选择，而应根据具体监护任务进行联合优化。第二，R峰检出率在干净条件下可能接近性能上限，但时间误差、RR误差和心率误差仍能揭示低采样率的代价。第三，强运动伪影下的主要限制逐渐转向检测器鲁棒性与输入污染，而不是ADC位数本身。第四，HRV类指标比单个R峰检出率更依赖连续RR序列完整性，因此只能作为采集参数对节律监护影响的技术分析。</w:t>
       </w:r>
     </w:p>
     <w:p>
@@ -6911,7 +9574,7 @@
           <w:color w:val="183153"/>
           <w:sz w:val="21"/>
         </w:rPr>
-        <w:t>360 Hz / 6 bit适合以心率和RR间期为主的长时监测。数据率降低意味着存储与无线传输负担下降，也可能减少ADC和处理系统的工作量。但本项目没有真实硬件，不能将数据率下降直接写成实测功耗下降。</w:t>
+        <w:t>360 Hz / 6 bit适合以心率和RR间期为主的长时监测。数据率降低意味着存储与无线传输负担下降，也可能减少ADC和处理系统的工作量。但本项目没有真实硬件，不能将数据率下降直接写成实测功耗下降。对于HRV趋势观察，应优先报告RR连续性、SDNN相对误差和RMSSD相对误差，而不是只报告F1。</w:t>
       </w:r>
     </w:p>
     <w:p>
@@ -6934,7 +9597,7 @@
           <w:color w:val="183153"/>
           <w:sz w:val="21"/>
         </w:rPr>
-        <w:t>医学应用限制。 结论仅适用于R峰与RR间期监测，不能外推到ST段分析、形态诊断、心律失常分类或临床决策。真实应用还需要安全性、可靠性、伦理和临床验证。</w:t>
+        <w:t>医学应用限制。 结论仅适用于R峰、RR间期、心率趋势和HRV技术可用性分析，不能外推到ST段分析、形态诊断、心律失常分类或临床决策。真实应用还需要安全性、可靠性、伦理和临床验证。</w:t>
       </w:r>
     </w:p>
     <w:p>
@@ -7002,7 +9665,7 @@
           <w:color w:val="183153"/>
           <w:sz w:val="21"/>
         </w:rPr>
-        <w:t>后续应搭建真实模拟前端与ADC硬件，测量输入保护、共模抑制、实时延迟和实际功耗；加入信号质量指数，在低质量片段拒绝输出；比较因果滤波与不同QRS检测算法；并使用真实可穿戴运动数据进行外部验证。同时可以将交互展示网页扩展为参数设计教学工具，用于展示采样率、量化位数和抗噪性能之间的权衡。</w:t>
+        <w:t>后续应搭建真实模拟前端与ADC硬件，测量输入保护、共模抑制、实时延迟和实际功耗；加入信号质量指数，在低质量片段拒绝输出；比较因果滤波与不同QRS检测算法；并使用真实可穿戴运动数据进行外部验证。同时可以将交互展示网页扩展为参数设计教学工具，用于展示采样率、量化位数、抗噪性能、RR连续性和HRV技术误差之间的权衡。</w:t>
       </w:r>
     </w:p>
     <w:p>
@@ -7025,7 +9688,7 @@
           <w:color w:val="183153"/>
           <w:sz w:val="21"/>
         </w:rPr>
-        <w:t>本项目完成了ECG采样率、ADC有效位数与抗噪性能的全因子联合设计。基于48条动态ECG和12条标准运动伪影记录，推荐360 Hz / 6 bit作为R峰监测任务的工程折中方案。该配置在保持与参考配置接近的R峰检测性能时，将原始数据率降低45.5%。研究结果支持任务导向的低数据率采集设计，同时强调在严重运动伪影、真实因果前端和临床用途方面仍需进一步验证。</w:t>
+        <w:t>本项目完成了ECG采样率、ADC有效位数与抗噪性能的全因子联合设计，并将医学场景从R峰检测扩展到RR间期、心率趋势和HRV技术可用性。基于48条动态ECG和12条标准运动伪影记录，推荐360 Hz / 6 bit作为R峰/RR/心率趋势监测任务的工程折中方案。该配置在保持与参考配置接近的R峰检测性能时，将原始数据率降低45.5%。研究结果支持任务导向的低数据率采集设计，同时强调HRV解释、严重运动伪影、真实因果前端和临床用途仍需进一步验证。</w:t>
       </w:r>
     </w:p>
     <w:p>
@@ -7974,6 +10637,116 @@
                 <w:color w:val="183153"/>
                 <w:sz w:val="17"/>
               </w:rPr>
+              <w:t>src/monitoring_analysis.py</w:t>
+            </w:r>
+          </w:p>
+        </w:tc>
+        <w:tc>
+          <w:tcPr>
+            <w:tcW w:type="dxa" w:w="5904"/>
+            <w:vAlign w:val="center"/>
+            <w:tcMar>
+              <w:top w:w="90" w:type="dxa"/>
+              <w:start w:w="110" w:type="dxa"/>
+              <w:bottom w:w="90" w:type="dxa"/>
+              <w:end w:w="110" w:type="dxa"/>
+            </w:tcMar>
+            <w:shd w:fill="F4F8FC"/>
+          </w:tcPr>
+          <w:p>
+            <w:pPr>
+              <w:jc w:val="center"/>
+            </w:pPr>
+            <w:r>
+              <w:rPr>
+                <w:rFonts w:ascii="SimSun" w:hAnsi="SimSun" w:eastAsia="SimSun"/>
+                <w:b w:val="0"/>
+                <w:color w:val="183153"/>
+                <w:sz w:val="17"/>
+              </w:rPr>
+              <w:t>计算RR、心率和HRV监护指标并生成场景建议</w:t>
+            </w:r>
+          </w:p>
+        </w:tc>
+      </w:tr>
+      <w:tr>
+        <w:tc>
+          <w:tcPr>
+            <w:tcW w:type="dxa" w:w="3168"/>
+            <w:vAlign w:val="center"/>
+            <w:tcMar>
+              <w:top w:w="90" w:type="dxa"/>
+              <w:start w:w="110" w:type="dxa"/>
+              <w:bottom w:w="90" w:type="dxa"/>
+              <w:end w:w="110" w:type="dxa"/>
+            </w:tcMar>
+          </w:tcPr>
+          <w:p>
+            <w:pPr>
+              <w:jc w:val="left"/>
+            </w:pPr>
+            <w:r>
+              <w:rPr>
+                <w:rFonts w:ascii="SimSun" w:hAnsi="SimSun" w:eastAsia="SimSun"/>
+                <w:b w:val="0"/>
+                <w:color w:val="183153"/>
+                <w:sz w:val="17"/>
+              </w:rPr>
+              <w:t>src/build_web_data.py</w:t>
+            </w:r>
+          </w:p>
+        </w:tc>
+        <w:tc>
+          <w:tcPr>
+            <w:tcW w:type="dxa" w:w="5904"/>
+            <w:vAlign w:val="center"/>
+            <w:tcMar>
+              <w:top w:w="90" w:type="dxa"/>
+              <w:start w:w="110" w:type="dxa"/>
+              <w:bottom w:w="90" w:type="dxa"/>
+              <w:end w:w="110" w:type="dxa"/>
+            </w:tcMar>
+          </w:tcPr>
+          <w:p>
+            <w:pPr>
+              <w:jc w:val="center"/>
+            </w:pPr>
+            <w:r>
+              <w:rPr>
+                <w:rFonts w:ascii="SimSun" w:hAnsi="SimSun" w:eastAsia="SimSun"/>
+                <w:b w:val="0"/>
+                <w:color w:val="183153"/>
+                <w:sz w:val="17"/>
+              </w:rPr>
+              <w:t>生成交互网页使用的数据载荷</w:t>
+            </w:r>
+          </w:p>
+        </w:tc>
+      </w:tr>
+      <w:tr>
+        <w:tc>
+          <w:tcPr>
+            <w:tcW w:type="dxa" w:w="3168"/>
+            <w:vAlign w:val="center"/>
+            <w:tcMar>
+              <w:top w:w="90" w:type="dxa"/>
+              <w:start w:w="110" w:type="dxa"/>
+              <w:bottom w:w="90" w:type="dxa"/>
+              <w:end w:w="110" w:type="dxa"/>
+            </w:tcMar>
+            <w:shd w:fill="F4F8FC"/>
+          </w:tcPr>
+          <w:p>
+            <w:pPr>
+              <w:jc w:val="left"/>
+            </w:pPr>
+            <w:r>
+              <w:rPr>
+                <w:rFonts w:ascii="SimSun" w:hAnsi="SimSun" w:eastAsia="SimSun"/>
+                <w:b w:val="0"/>
+                <w:color w:val="183153"/>
+                <w:sz w:val="17"/>
+              </w:rPr>
               <w:t>src/build_report.py</w:t>
             </w:r>
           </w:p>
@@ -8390,6 +11163,116 @@
                 <w:color w:val="183153"/>
                 <w:sz w:val="17"/>
               </w:rPr>
+              <w:t>results/monitoring_summary.csv</w:t>
+            </w:r>
+          </w:p>
+        </w:tc>
+        <w:tc>
+          <w:tcPr>
+            <w:tcW w:type="dxa" w:w="5904"/>
+            <w:vAlign w:val="center"/>
+            <w:tcMar>
+              <w:top w:w="90" w:type="dxa"/>
+              <w:start w:w="110" w:type="dxa"/>
+              <w:bottom w:w="90" w:type="dxa"/>
+              <w:end w:w="110" w:type="dxa"/>
+            </w:tcMar>
+          </w:tcPr>
+          <w:p>
+            <w:pPr>
+              <w:jc w:val="center"/>
+            </w:pPr>
+            <w:r>
+              <w:rPr>
+                <w:rFonts w:ascii="SimSun" w:hAnsi="SimSun" w:eastAsia="SimSun"/>
+                <w:b w:val="0"/>
+                <w:color w:val="183153"/>
+                <w:sz w:val="17"/>
+              </w:rPr>
+              <w:t>RR、心率和HRV配置级监护指标</w:t>
+            </w:r>
+          </w:p>
+        </w:tc>
+      </w:tr>
+      <w:tr>
+        <w:tc>
+          <w:tcPr>
+            <w:tcW w:type="dxa" w:w="3168"/>
+            <w:vAlign w:val="center"/>
+            <w:tcMar>
+              <w:top w:w="90" w:type="dxa"/>
+              <w:start w:w="110" w:type="dxa"/>
+              <w:bottom w:w="90" w:type="dxa"/>
+              <w:end w:w="110" w:type="dxa"/>
+            </w:tcMar>
+            <w:shd w:fill="F4F8FC"/>
+          </w:tcPr>
+          <w:p>
+            <w:pPr>
+              <w:jc w:val="left"/>
+            </w:pPr>
+            <w:r>
+              <w:rPr>
+                <w:rFonts w:ascii="SimSun" w:hAnsi="SimSun" w:eastAsia="SimSun"/>
+                <w:b w:val="0"/>
+                <w:color w:val="183153"/>
+                <w:sz w:val="17"/>
+              </w:rPr>
+              <w:t>results/scenario_recommendations.json</w:t>
+            </w:r>
+          </w:p>
+        </w:tc>
+        <w:tc>
+          <w:tcPr>
+            <w:tcW w:type="dxa" w:w="5904"/>
+            <w:vAlign w:val="center"/>
+            <w:tcMar>
+              <w:top w:w="90" w:type="dxa"/>
+              <w:start w:w="110" w:type="dxa"/>
+              <w:bottom w:w="90" w:type="dxa"/>
+              <w:end w:w="110" w:type="dxa"/>
+            </w:tcMar>
+            <w:shd w:fill="F4F8FC"/>
+          </w:tcPr>
+          <w:p>
+            <w:pPr>
+              <w:jc w:val="center"/>
+            </w:pPr>
+            <w:r>
+              <w:rPr>
+                <w:rFonts w:ascii="SimSun" w:hAnsi="SimSun" w:eastAsia="SimSun"/>
+                <w:b w:val="0"/>
+                <w:color w:val="183153"/>
+                <w:sz w:val="17"/>
+              </w:rPr>
+              <w:t>医学监护场景推荐矩阵</w:t>
+            </w:r>
+          </w:p>
+        </w:tc>
+      </w:tr>
+      <w:tr>
+        <w:tc>
+          <w:tcPr>
+            <w:tcW w:type="dxa" w:w="3168"/>
+            <w:vAlign w:val="center"/>
+            <w:tcMar>
+              <w:top w:w="90" w:type="dxa"/>
+              <w:start w:w="110" w:type="dxa"/>
+              <w:bottom w:w="90" w:type="dxa"/>
+              <w:end w:w="110" w:type="dxa"/>
+            </w:tcMar>
+          </w:tcPr>
+          <w:p>
+            <w:pPr>
+              <w:jc w:val="left"/>
+            </w:pPr>
+            <w:r>
+              <w:rPr>
+                <w:rFonts w:ascii="SimSun" w:hAnsi="SimSun" w:eastAsia="SimSun"/>
+                <w:b w:val="0"/>
+                <w:color w:val="183153"/>
+                <w:sz w:val="17"/>
+              </w:rPr>
               <w:t>figures/figure_*.png</w:t>
             </w:r>
           </w:p>
@@ -8416,7 +11299,7 @@
                 <w:color w:val="183153"/>
                 <w:sz w:val="17"/>
               </w:rPr>
-              <w:t>系统图、流程图、波形图、热力图、鲁棒性曲线和帕累托图</w:t>
+              <w:t>系统图、流程图、波形图、热力图、鲁棒性曲线、帕累托图和监护指标图</w:t>
             </w:r>
           </w:p>
         </w:tc>
@@ -8674,6 +11557,36 @@
           <w:sz w:val="21"/>
         </w:rPr>
         <w:t>python src/analyze_results.py</w:t>
+      </w:r>
+    </w:p>
+    <w:p>
+      <w:pPr>
+        <w:pStyle w:val="ListBullet"/>
+        <w:spacing w:after="80" w:line="288" w:lineRule="auto"/>
+      </w:pPr>
+      <w:r>
+        <w:rPr>
+          <w:rFonts w:ascii="SimSun" w:hAnsi="SimSun" w:eastAsia="SimSun"/>
+          <w:b w:val="0"/>
+          <w:color w:val="183153"/>
+          <w:sz w:val="21"/>
+        </w:rPr>
+        <w:t>python src/monitoring_analysis.py</w:t>
+      </w:r>
+    </w:p>
+    <w:p>
+      <w:pPr>
+        <w:pStyle w:val="ListBullet"/>
+        <w:spacing w:after="80" w:line="288" w:lineRule="auto"/>
+      </w:pPr>
+      <w:r>
+        <w:rPr>
+          <w:rFonts w:ascii="SimSun" w:hAnsi="SimSun" w:eastAsia="SimSun"/>
+          <w:b w:val="0"/>
+          <w:color w:val="183153"/>
+          <w:sz w:val="21"/>
+        </w:rPr>
+        <w:t>python src/build_web_data.py</w:t>
       </w:r>
     </w:p>
     <w:p>
